--- a/fuentes/CF_03_13450093.docx
+++ b/fuentes/CF_03_13450093.docx
@@ -1,6 +1,6 @@
 
 <file path=word/document.xml><?xml version="1.0" encoding="utf-8"?>
-<w:document xmlns:wpc="http://schemas.microsoft.com/office/word/2010/wordprocessingCanvas" xmlns:cx="http://schemas.microsoft.com/office/drawing/2014/chartex" xmlns:cx1="http://schemas.microsoft.com/office/drawing/2015/9/8/chartex" xmlns:cx2="http://schemas.microsoft.com/office/drawing/2015/10/21/chartex" xmlns:cx3="http://schemas.microsoft.com/office/drawing/2016/5/9/chartex" xmlns:cx4="http://schemas.microsoft.com/office/drawing/2016/5/10/chartex" xmlns:cx5="http://schemas.microsoft.com/office/drawing/2016/5/11/chartex" xmlns:cx6="http://schemas.microsoft.com/office/drawing/2016/5/12/chartex" xmlns:cx7="http://schemas.microsoft.com/office/drawing/2016/5/13/chartex" xmlns:cx8="http://schemas.microsoft.com/office/drawing/2016/5/14/chartex" xmlns:mc="http://schemas.openxmlformats.org/markup-compatibility/2006" xmlns:aink="http://schemas.microsoft.com/office/drawing/2016/ink" xmlns:am3d="http://schemas.microsoft.com/office/drawing/2017/model3d" xmlns:o="urn:schemas-microsoft-com:office:office" xmlns:oel="http://schemas.microsoft.com/office/2019/extlst" xmlns:r="http://schemas.openxmlformats.org/officeDocument/2006/relationships" xmlns:m="http://schemas.openxmlformats.org/officeDocument/2006/math" xmlns:v="urn:schemas-microsoft-com:vml" xmlns:wp14="http://schemas.microsoft.com/office/word/2010/wordprocessingDrawing" xmlns:wp="http://schemas.openxmlformats.org/drawingml/2006/wordprocessingDrawing" xmlns:w10="urn:schemas-microsoft-com:office:word" xmlns:w="http://schemas.openxmlformats.org/wordprocessingml/2006/main" xmlns:w14="http://schemas.microsoft.com/office/word/2010/wordml" xmlns:w15="http://schemas.microsoft.com/office/word/2012/wordml" xmlns:w16cex="http://schemas.microsoft.com/office/word/2018/wordml/cex" xmlns:w16cid="http://schemas.microsoft.com/office/word/2016/wordml/cid" xmlns:w16="http://schemas.microsoft.com/office/word/2018/wordml" xmlns:w16du="http://schemas.microsoft.com/office/word/2023/wordml/word16du" xmlns:w16sdtdh="http://schemas.microsoft.com/office/word/2020/wordml/sdtdatahash" xmlns:w16sdtfl="http://schemas.microsoft.com/office/word/2024/wordml/sdtformatlock" xmlns:w16se="http://schemas.microsoft.com/office/word/2015/wordml/symex" xmlns:wpg="http://schemas.microsoft.com/office/word/2010/wordprocessingGroup" xmlns:wpi="http://schemas.microsoft.com/office/word/2010/wordprocessingInk" xmlns:wne="http://schemas.microsoft.com/office/word/2006/wordml" xmlns:wps="http://schemas.microsoft.com/office/word/2010/wordprocessingShape" mc:Ignorable="w14 w15 w16se w16cid w16 w16cex w16sdtdh w16sdtfl w16du wp14">
+<w:document xmlns:wpc="http://schemas.microsoft.com/office/word/2010/wordprocessingCanvas" xmlns:cx="http://schemas.microsoft.com/office/drawing/2014/chartex" xmlns:mc="http://schemas.openxmlformats.org/markup-compatibility/2006" xmlns:o="urn:schemas-microsoft-com:office:office" xmlns:r="http://schemas.openxmlformats.org/officeDocument/2006/relationships" xmlns:m="http://schemas.openxmlformats.org/officeDocument/2006/math" xmlns:v="urn:schemas-microsoft-com:vml" xmlns:wp14="http://schemas.microsoft.com/office/word/2010/wordprocessingDrawing" xmlns:wp="http://schemas.openxmlformats.org/drawingml/2006/wordprocessingDrawing" xmlns:w10="urn:schemas-microsoft-com:office:word" xmlns:w="http://schemas.openxmlformats.org/wordprocessingml/2006/main" xmlns:w14="http://schemas.microsoft.com/office/word/2010/wordml" xmlns:w15="http://schemas.microsoft.com/office/word/2012/wordml" xmlns:w16se="http://schemas.microsoft.com/office/word/2015/wordml/symex" xmlns:wpg="http://schemas.microsoft.com/office/word/2010/wordprocessingGroup" xmlns:wpi="http://schemas.microsoft.com/office/word/2010/wordprocessingInk" xmlns:wne="http://schemas.microsoft.com/office/word/2006/wordml" xmlns:wps="http://schemas.microsoft.com/office/word/2010/wordprocessingShape" mc:Ignorable="w14 w15 w16se wp14">
   <w:body>
     <w:p>
       <w:pPr>
@@ -69,11 +69,11 @@
         <w:tc>
           <w:tcPr>
             <w:tcW w:w="3397" w:type="dxa"/>
+            <w:shd w:val="clear" w:color="auto" w:fill="auto"/>
             <w:vAlign w:val="center"/>
           </w:tcPr>
           <w:p>
             <w:pPr>
-              <w:jc w:val="both"/>
               <w:rPr>
                 <w:b/>
                 <w:bCs/>
@@ -97,11 +97,11 @@
         <w:tc>
           <w:tcPr>
             <w:tcW w:w="6565" w:type="dxa"/>
+            <w:shd w:val="clear" w:color="auto" w:fill="auto"/>
             <w:vAlign w:val="center"/>
           </w:tcPr>
           <w:p>
             <w:pPr>
-              <w:jc w:val="both"/>
               <w:rPr>
                 <w:b/>
                 <w:bCs/>
@@ -174,6 +174,7 @@
         <w:tc>
           <w:tcPr>
             <w:tcW w:w="2122" w:type="dxa"/>
+            <w:shd w:val="clear" w:color="auto" w:fill="auto"/>
             <w:vAlign w:val="center"/>
           </w:tcPr>
           <w:p>
@@ -202,11 +203,11 @@
         <w:tc>
           <w:tcPr>
             <w:tcW w:w="2551" w:type="dxa"/>
+            <w:shd w:val="clear" w:color="auto" w:fill="auto"/>
             <w:vAlign w:val="center"/>
           </w:tcPr>
           <w:p>
             <w:pPr>
-              <w:jc w:val="both"/>
               <w:rPr>
                 <w:rFonts w:eastAsia="Times New Roman"/>
                 <w:b/>
@@ -239,11 +240,11 @@
         <w:tc>
           <w:tcPr>
             <w:tcW w:w="2126" w:type="dxa"/>
+            <w:shd w:val="clear" w:color="auto" w:fill="auto"/>
             <w:vAlign w:val="center"/>
           </w:tcPr>
           <w:p>
             <w:pPr>
-              <w:jc w:val="both"/>
               <w:rPr>
                 <w:rFonts w:eastAsia="Times New Roman"/>
                 <w:b/>
@@ -267,11 +268,11 @@
         <w:tc>
           <w:tcPr>
             <w:tcW w:w="3163" w:type="dxa"/>
+            <w:shd w:val="clear" w:color="auto" w:fill="auto"/>
             <w:vAlign w:val="center"/>
           </w:tcPr>
           <w:p>
             <w:pPr>
-              <w:jc w:val="both"/>
               <w:rPr>
                 <w:rFonts w:eastAsia="Times New Roman"/>
                 <w:b/>
@@ -338,11 +339,11 @@
         <w:tc>
           <w:tcPr>
             <w:tcW w:w="3397" w:type="dxa"/>
+            <w:shd w:val="clear" w:color="auto" w:fill="auto"/>
             <w:vAlign w:val="center"/>
           </w:tcPr>
           <w:p>
             <w:pPr>
-              <w:jc w:val="both"/>
               <w:rPr>
                 <w:b/>
                 <w:bCs/>
@@ -366,11 +367,11 @@
         <w:tc>
           <w:tcPr>
             <w:tcW w:w="6565" w:type="dxa"/>
+            <w:shd w:val="clear" w:color="auto" w:fill="auto"/>
             <w:vAlign w:val="center"/>
           </w:tcPr>
           <w:p>
             <w:pPr>
-              <w:jc w:val="both"/>
               <w:rPr>
                 <w:b/>
                 <w:bCs/>
@@ -398,11 +399,11 @@
         <w:tc>
           <w:tcPr>
             <w:tcW w:w="3397" w:type="dxa"/>
+            <w:shd w:val="clear" w:color="auto" w:fill="auto"/>
             <w:vAlign w:val="center"/>
           </w:tcPr>
           <w:p>
             <w:pPr>
-              <w:jc w:val="both"/>
               <w:rPr>
                 <w:b/>
                 <w:bCs/>
@@ -426,11 +427,11 @@
         <w:tc>
           <w:tcPr>
             <w:tcW w:w="6565" w:type="dxa"/>
+            <w:shd w:val="clear" w:color="auto" w:fill="auto"/>
             <w:vAlign w:val="center"/>
           </w:tcPr>
           <w:p>
             <w:pPr>
-              <w:jc w:val="both"/>
               <w:rPr>
                 <w:b/>
                 <w:bCs/>
@@ -458,11 +459,11 @@
         <w:tc>
           <w:tcPr>
             <w:tcW w:w="3397" w:type="dxa"/>
+            <w:shd w:val="clear" w:color="auto" w:fill="auto"/>
             <w:vAlign w:val="center"/>
           </w:tcPr>
           <w:p>
             <w:pPr>
-              <w:jc w:val="both"/>
               <w:rPr>
                 <w:b/>
                 <w:bCs/>
@@ -486,11 +487,11 @@
         <w:tc>
           <w:tcPr>
             <w:tcW w:w="6565" w:type="dxa"/>
+            <w:shd w:val="clear" w:color="auto" w:fill="auto"/>
             <w:vAlign w:val="center"/>
           </w:tcPr>
           <w:p>
             <w:pPr>
-              <w:jc w:val="both"/>
               <w:rPr>
                 <w:rFonts w:eastAsia="Times New Roman"/>
                 <w:b/>
@@ -549,7 +550,6 @@
           </w:p>
           <w:p>
             <w:pPr>
-              <w:jc w:val="both"/>
               <w:rPr>
                 <w:sz w:val="24"/>
                 <w:szCs w:val="24"/>
@@ -566,11 +566,11 @@
         <w:tc>
           <w:tcPr>
             <w:tcW w:w="3397" w:type="dxa"/>
+            <w:shd w:val="clear" w:color="auto" w:fill="auto"/>
             <w:vAlign w:val="center"/>
           </w:tcPr>
           <w:p>
             <w:pPr>
-              <w:jc w:val="both"/>
               <w:rPr>
                 <w:b/>
                 <w:bCs/>
@@ -594,11 +594,11 @@
         <w:tc>
           <w:tcPr>
             <w:tcW w:w="6565" w:type="dxa"/>
+            <w:shd w:val="clear" w:color="auto" w:fill="auto"/>
             <w:vAlign w:val="center"/>
           </w:tcPr>
           <w:p>
             <w:pPr>
-              <w:jc w:val="both"/>
               <w:rPr>
                 <w:sz w:val="24"/>
                 <w:szCs w:val="24"/>
@@ -621,7 +621,6 @@
     </w:tbl>
     <w:p>
       <w:pPr>
-        <w:jc w:val="both"/>
         <w:rPr>
           <w:sz w:val="24"/>
           <w:szCs w:val="24"/>
@@ -654,11 +653,11 @@
         <w:tc>
           <w:tcPr>
             <w:tcW w:w="3397" w:type="dxa"/>
+            <w:shd w:val="clear" w:color="auto" w:fill="auto"/>
             <w:vAlign w:val="center"/>
           </w:tcPr>
           <w:p>
             <w:pPr>
-              <w:jc w:val="both"/>
               <w:rPr>
                 <w:b/>
                 <w:bCs/>
@@ -682,11 +681,11 @@
         <w:tc>
           <w:tcPr>
             <w:tcW w:w="6565" w:type="dxa"/>
+            <w:shd w:val="clear" w:color="auto" w:fill="auto"/>
             <w:vAlign w:val="center"/>
           </w:tcPr>
           <w:p>
             <w:pPr>
-              <w:jc w:val="both"/>
               <w:rPr>
                 <w:sz w:val="24"/>
                 <w:szCs w:val="24"/>
@@ -696,7 +695,6 @@
           </w:p>
           <w:p>
             <w:pPr>
-              <w:jc w:val="both"/>
               <w:rPr>
                 <w:sz w:val="24"/>
                 <w:szCs w:val="24"/>
@@ -714,7 +712,6 @@
           </w:p>
           <w:p>
             <w:pPr>
-              <w:jc w:val="both"/>
               <w:rPr>
                 <w:sz w:val="24"/>
                 <w:szCs w:val="24"/>
@@ -731,11 +728,11 @@
         <w:tc>
           <w:tcPr>
             <w:tcW w:w="3397" w:type="dxa"/>
+            <w:shd w:val="clear" w:color="auto" w:fill="auto"/>
             <w:vAlign w:val="center"/>
           </w:tcPr>
           <w:p>
             <w:pPr>
-              <w:jc w:val="both"/>
               <w:rPr>
                 <w:b/>
                 <w:bCs/>
@@ -759,11 +756,11 @@
         <w:tc>
           <w:tcPr>
             <w:tcW w:w="6565" w:type="dxa"/>
+            <w:shd w:val="clear" w:color="auto" w:fill="auto"/>
             <w:vAlign w:val="center"/>
           </w:tcPr>
           <w:p>
             <w:pPr>
-              <w:jc w:val="both"/>
               <w:rPr>
                 <w:sz w:val="24"/>
                 <w:szCs w:val="24"/>
@@ -894,7 +891,7 @@
     </w:p>
     <w:p>
       <w:pPr>
-        <w:pStyle w:val="ListParagraph"/>
+        <w:pStyle w:val="Prrafodelista"/>
         <w:numPr>
           <w:ilvl w:val="0"/>
           <w:numId w:val="1"/>
@@ -946,7 +943,7 @@
           <w:color w:val="auto"/>
           <w:sz w:val="24"/>
           <w:szCs w:val="24"/>
-          <w:lang w:val="es-ES"/>
+          <w:lang w:val="es-ES_tradnl"/>
         </w:rPr>
         <w:id w:val="1758782710"/>
         <w:docPartObj>
@@ -963,7 +960,7 @@
       <w:sdtContent>
         <w:p>
           <w:pPr>
-            <w:pStyle w:val="TOCHeading"/>
+            <w:pStyle w:val="TtuloTDC"/>
             <w:rPr>
               <w:rFonts w:ascii="Arial" w:hAnsi="Arial" w:cs="Arial"/>
               <w:color w:val="auto"/>
@@ -975,7 +972,7 @@
         </w:p>
         <w:p>
           <w:pPr>
-            <w:pStyle w:val="TOC1"/>
+            <w:pStyle w:val="TDC1"/>
             <w:tabs>
               <w:tab w:val="left" w:pos="660"/>
               <w:tab w:val="right" w:leader="dot" w:pos="8828"/>
@@ -1012,7 +1009,7 @@
           <w:hyperlink w:anchor="_Toc203510261" w:history="1">
             <w:r>
               <w:rPr>
-                <w:rStyle w:val="Hyperlink"/>
+                <w:rStyle w:val="Hipervnculo"/>
                 <w:b/>
                 <w:bCs/>
                 <w:noProof/>
@@ -1029,7 +1026,7 @@
             </w:r>
             <w:r>
               <w:rPr>
-                <w:rStyle w:val="Hyperlink"/>
+                <w:rStyle w:val="Hipervnculo"/>
                 <w:b/>
                 <w:bCs/>
                 <w:noProof/>
@@ -1089,7 +1086,7 @@
         </w:p>
         <w:p>
           <w:pPr>
-            <w:pStyle w:val="TOC1"/>
+            <w:pStyle w:val="TDC1"/>
             <w:tabs>
               <w:tab w:val="right" w:leader="dot" w:pos="8828"/>
             </w:tabs>
@@ -1101,7 +1098,7 @@
           <w:hyperlink w:anchor="_Toc203510262" w:history="1">
             <w:r>
               <w:rPr>
-                <w:rStyle w:val="Hyperlink"/>
+                <w:rStyle w:val="Hipervnculo"/>
                 <w:b/>
                 <w:bCs/>
                 <w:noProof/>
@@ -1161,7 +1158,7 @@
         </w:p>
         <w:p>
           <w:pPr>
-            <w:pStyle w:val="TOC2"/>
+            <w:pStyle w:val="TDC2"/>
             <w:rPr>
               <w:rFonts w:asciiTheme="minorHAnsi" w:eastAsiaTheme="minorEastAsia" w:hAnsiTheme="minorHAnsi" w:cstheme="minorBidi"/>
             </w:rPr>
@@ -1169,7 +1166,7 @@
           <w:hyperlink w:anchor="_Toc203510263" w:history="1">
             <w:r>
               <w:rPr>
-                <w:rStyle w:val="Hyperlink"/>
+                <w:rStyle w:val="Hipervnculo"/>
               </w:rPr>
               <w:t>1.1. Normativa específica relacionada</w:t>
             </w:r>
@@ -1218,7 +1215,7 @@
         </w:p>
         <w:p>
           <w:pPr>
-            <w:pStyle w:val="TOC2"/>
+            <w:pStyle w:val="TDC2"/>
             <w:rPr>
               <w:rFonts w:asciiTheme="minorHAnsi" w:eastAsiaTheme="minorEastAsia" w:hAnsiTheme="minorHAnsi" w:cstheme="minorBidi"/>
             </w:rPr>
@@ -1226,7 +1223,7 @@
           <w:hyperlink w:anchor="_Toc203510264" w:history="1">
             <w:r>
               <w:rPr>
-                <w:rStyle w:val="Hyperlink"/>
+                <w:rStyle w:val="Hipervnculo"/>
               </w:rPr>
               <w:t>1.2. Procedimiento para modificar afiliación al SGSSS</w:t>
             </w:r>
@@ -1275,7 +1272,7 @@
         </w:p>
         <w:p>
           <w:pPr>
-            <w:pStyle w:val="TOC1"/>
+            <w:pStyle w:val="TDC1"/>
             <w:tabs>
               <w:tab w:val="right" w:leader="dot" w:pos="8828"/>
             </w:tabs>
@@ -1287,7 +1284,7 @@
           <w:hyperlink w:anchor="_Toc203510265" w:history="1">
             <w:r>
               <w:rPr>
-                <w:rStyle w:val="Hyperlink"/>
+                <w:rStyle w:val="Hipervnculo"/>
                 <w:b/>
                 <w:bCs/>
                 <w:noProof/>
@@ -1347,7 +1344,7 @@
         </w:p>
         <w:p>
           <w:pPr>
-            <w:pStyle w:val="TOC2"/>
+            <w:pStyle w:val="TDC2"/>
             <w:rPr>
               <w:rFonts w:asciiTheme="minorHAnsi" w:eastAsiaTheme="minorEastAsia" w:hAnsiTheme="minorHAnsi" w:cstheme="minorBidi"/>
             </w:rPr>
@@ -1355,7 +1352,7 @@
           <w:hyperlink w:anchor="_Toc203510266" w:history="1">
             <w:r>
               <w:rPr>
-                <w:rStyle w:val="Hyperlink"/>
+                <w:rStyle w:val="Hipervnculo"/>
               </w:rPr>
               <w:t>2.1. Proceso de solicitud de novedad en la afiliación</w:t>
             </w:r>
@@ -1404,7 +1401,7 @@
         </w:p>
         <w:p>
           <w:pPr>
-            <w:pStyle w:val="TOC1"/>
+            <w:pStyle w:val="TDC1"/>
             <w:tabs>
               <w:tab w:val="right" w:leader="dot" w:pos="8828"/>
             </w:tabs>
@@ -1416,7 +1413,7 @@
           <w:hyperlink w:anchor="_Toc203510267" w:history="1">
             <w:r>
               <w:rPr>
-                <w:rStyle w:val="Hyperlink"/>
+                <w:rStyle w:val="Hipervnculo"/>
                 <w:b/>
                 <w:bCs/>
                 <w:noProof/>
@@ -1476,7 +1473,7 @@
         </w:p>
         <w:p>
           <w:pPr>
-            <w:pStyle w:val="TOC2"/>
+            <w:pStyle w:val="TDC2"/>
             <w:rPr>
               <w:rFonts w:asciiTheme="minorHAnsi" w:eastAsiaTheme="minorEastAsia" w:hAnsiTheme="minorHAnsi" w:cstheme="minorBidi"/>
             </w:rPr>
@@ -1484,7 +1481,7 @@
           <w:hyperlink w:anchor="_Toc203510268" w:history="1">
             <w:r>
               <w:rPr>
-                <w:rStyle w:val="Hyperlink"/>
+                <w:rStyle w:val="Hipervnculo"/>
                 <w:rFonts w:eastAsia="Times New Roman"/>
               </w:rPr>
               <w:t>3.1. Estrategias de servicio al cliente</w:t>
@@ -1534,7 +1531,7 @@
         </w:p>
         <w:p>
           <w:pPr>
-            <w:pStyle w:val="TOC2"/>
+            <w:pStyle w:val="TDC2"/>
             <w:rPr>
               <w:rFonts w:asciiTheme="minorHAnsi" w:eastAsiaTheme="minorEastAsia" w:hAnsiTheme="minorHAnsi" w:cstheme="minorBidi"/>
             </w:rPr>
@@ -1542,7 +1539,7 @@
           <w:hyperlink w:anchor="_Toc203510269" w:history="1">
             <w:r>
               <w:rPr>
-                <w:rStyle w:val="Hyperlink"/>
+                <w:rStyle w:val="Hipervnculo"/>
               </w:rPr>
               <w:t>3.2. Comunicación asertiva</w:t>
             </w:r>
@@ -1591,7 +1588,7 @@
         </w:p>
         <w:p>
           <w:pPr>
-            <w:pStyle w:val="TOC1"/>
+            <w:pStyle w:val="TDC1"/>
             <w:tabs>
               <w:tab w:val="right" w:leader="dot" w:pos="8828"/>
             </w:tabs>
@@ -1603,7 +1600,7 @@
           <w:hyperlink w:anchor="_Toc203510270" w:history="1">
             <w:r>
               <w:rPr>
-                <w:rStyle w:val="Hyperlink"/>
+                <w:rStyle w:val="Hipervnculo"/>
                 <w:b/>
                 <w:bCs/>
                 <w:noProof/>
@@ -1663,7 +1660,7 @@
         </w:p>
         <w:p>
           <w:pPr>
-            <w:pStyle w:val="TOC2"/>
+            <w:pStyle w:val="TDC2"/>
             <w:rPr>
               <w:rFonts w:asciiTheme="minorHAnsi" w:eastAsiaTheme="minorEastAsia" w:hAnsiTheme="minorHAnsi" w:cstheme="minorBidi"/>
             </w:rPr>
@@ -1671,7 +1668,7 @@
           <w:hyperlink w:anchor="_Toc203510271" w:history="1">
             <w:r>
               <w:rPr>
-                <w:rStyle w:val="Hyperlink"/>
+                <w:rStyle w:val="Hipervnculo"/>
               </w:rPr>
               <w:t>4.1. Principios del enfoque diferencial en salud</w:t>
             </w:r>
@@ -1720,7 +1717,7 @@
         </w:p>
         <w:p>
           <w:pPr>
-            <w:pStyle w:val="TOC2"/>
+            <w:pStyle w:val="TDC2"/>
             <w:rPr>
               <w:rFonts w:asciiTheme="minorHAnsi" w:eastAsiaTheme="minorEastAsia" w:hAnsiTheme="minorHAnsi" w:cstheme="minorBidi"/>
             </w:rPr>
@@ -1728,7 +1725,7 @@
           <w:hyperlink w:anchor="_Toc203510272" w:history="1">
             <w:r>
               <w:rPr>
-                <w:rStyle w:val="Hyperlink"/>
+                <w:rStyle w:val="Hipervnculo"/>
               </w:rPr>
               <w:t>4.2. Aplicación del enfoque diferencial en los procesos de afiliación</w:t>
             </w:r>
@@ -1958,7 +1955,7 @@
     </w:p>
     <w:p>
       <w:pPr>
-        <w:pStyle w:val="ListParagraph"/>
+        <w:pStyle w:val="Prrafodelista"/>
         <w:numPr>
           <w:ilvl w:val="0"/>
           <w:numId w:val="1"/>
@@ -2006,7 +2003,7 @@
           <w:sz w:val="24"/>
           <w:szCs w:val="24"/>
           <w:shd w:val="clear" w:color="auto" w:fill="FFFFFF"/>
-          <w:lang w:val="es-ES"/>
+          <w:lang w:val="es-ES_tradnl"/>
         </w:rPr>
       </w:pPr>
       <w:r>
@@ -2014,7 +2011,7 @@
           <w:sz w:val="24"/>
           <w:szCs w:val="24"/>
           <w:shd w:val="clear" w:color="auto" w:fill="FFFFFF"/>
-          <w:lang w:val="es-ES"/>
+          <w:lang w:val="es-ES_tradnl"/>
         </w:rPr>
         <w:t xml:space="preserve">Este componente formativo tiene como objetivo capacitar a los participantes en la forma de hacer modificaciones de las afiliaciones, de acuerdo con </w:t>
       </w:r>
@@ -2023,7 +2020,7 @@
           <w:sz w:val="24"/>
           <w:szCs w:val="24"/>
           <w:shd w:val="clear" w:color="auto" w:fill="FFFFFF"/>
-          <w:lang w:val="es-ES"/>
+          <w:lang w:val="es-ES_tradnl"/>
         </w:rPr>
         <w:t xml:space="preserve">la </w:t>
       </w:r>
@@ -2032,7 +2029,7 @@
           <w:sz w:val="24"/>
           <w:szCs w:val="24"/>
           <w:shd w:val="clear" w:color="auto" w:fill="FFFFFF"/>
-          <w:lang w:val="es-ES"/>
+          <w:lang w:val="es-ES_tradnl"/>
         </w:rPr>
         <w:t xml:space="preserve">solicitud del usuario, </w:t>
       </w:r>
@@ -2041,7 +2038,7 @@
           <w:sz w:val="24"/>
           <w:szCs w:val="24"/>
           <w:shd w:val="clear" w:color="auto" w:fill="FFFFFF"/>
-          <w:lang w:val="es-ES"/>
+          <w:lang w:val="es-ES_tradnl"/>
         </w:rPr>
         <w:t xml:space="preserve">el </w:t>
       </w:r>
@@ -2050,7 +2047,7 @@
           <w:sz w:val="24"/>
           <w:szCs w:val="24"/>
           <w:shd w:val="clear" w:color="auto" w:fill="FFFFFF"/>
-          <w:lang w:val="es-ES"/>
+          <w:lang w:val="es-ES_tradnl"/>
         </w:rPr>
         <w:t xml:space="preserve">procedimiento y </w:t>
       </w:r>
@@ -2059,7 +2056,7 @@
           <w:sz w:val="24"/>
           <w:szCs w:val="24"/>
           <w:shd w:val="clear" w:color="auto" w:fill="FFFFFF"/>
-          <w:lang w:val="es-ES"/>
+          <w:lang w:val="es-ES_tradnl"/>
         </w:rPr>
         <w:t xml:space="preserve">la </w:t>
       </w:r>
@@ -2068,7 +2065,7 @@
           <w:sz w:val="24"/>
           <w:szCs w:val="24"/>
           <w:shd w:val="clear" w:color="auto" w:fill="FFFFFF"/>
-          <w:lang w:val="es-ES"/>
+          <w:lang w:val="es-ES_tradnl"/>
         </w:rPr>
         <w:t>normativa.</w:t>
       </w:r>
@@ -2188,7 +2185,7 @@
           <w:noProof/>
           <w:sz w:val="24"/>
           <w:szCs w:val="24"/>
-          <w:lang w:val="es-ES_tradnl" w:eastAsia="en-US"/>
+          <w:lang w:val="en-US" w:eastAsia="en-US"/>
         </w:rPr>
         <mc:AlternateContent>
           <mc:Choice Requires="wps">
@@ -2265,7 +2262,7 @@
           </mc:Choice>
           <mc:Fallback>
             <w:pict>
-              <v:rect w14:anchorId="7118375E" id="Rectángulo 249" o:spid="_x0000_s1026" style="width:426.15pt;height:57.65pt;visibility:visible;mso-wrap-style:square;mso-left-percent:-10001;mso-top-percent:-10001;mso-position-horizontal:absolute;mso-position-horizontal-relative:char;mso-position-vertical:absolute;mso-position-vertical-relative:line;mso-left-percent:-10001;mso-top-percent:-10001;v-text-anchor:middle" o:gfxdata="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" fillcolor="#39a900" strokecolor="#42719b" strokeweight="1pt">
+              <v:rect w14:anchorId="7118375E" id="Rectángulo 249" o:spid="_x0000_s1026" style="width:426.15pt;height:57.65pt;visibility:visible;mso-wrap-style:square;mso-left-percent:-10001;mso-top-percent:-10001;mso-position-horizontal:absolute;mso-position-horizontal-relative:char;mso-position-vertical:absolute;mso-position-vertical-relative:line;mso-left-percent:-10001;mso-top-percent:-10001;v-text-anchor:middle" o:gfxdata="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" fillcolor="#39a900" strokecolor="#42719b" strokeweight="1pt">
                 <v:stroke startarrowwidth="narrow" startarrowlength="short" endarrowwidth="narrow" endarrowlength="short" miterlimit="5243f"/>
                 <v:textbox inset="2.53958mm,1.2694mm,2.53958mm,1.2694mm">
                   <w:txbxContent>
@@ -2489,7 +2486,7 @@
     </w:p>
     <w:p>
       <w:pPr>
-        <w:pStyle w:val="ListParagraph"/>
+        <w:pStyle w:val="Prrafodelista"/>
         <w:numPr>
           <w:ilvl w:val="0"/>
           <w:numId w:val="1"/>
@@ -2541,7 +2538,7 @@
     </w:p>
     <w:p>
       <w:pPr>
-        <w:pStyle w:val="Heading1"/>
+        <w:pStyle w:val="Ttulo1"/>
         <w:jc w:val="center"/>
         <w:rPr>
           <w:rFonts w:ascii="Arial" w:hAnsi="Arial" w:cs="Arial"/>
@@ -2599,7 +2596,7 @@
           <w:noProof/>
           <w:sz w:val="24"/>
           <w:szCs w:val="24"/>
-          <w:lang w:val="es-ES_tradnl"/>
+          <w:lang w:val="en-US" w:eastAsia="en-US"/>
         </w:rPr>
         <w:drawing>
           <wp:inline distT="0" distB="0" distL="0" distR="0" wp14:anchorId="6717A645" wp14:editId="11528368">
@@ -2640,7 +2637,7 @@
       <w:commentRangeEnd w:id="4"/>
       <w:r>
         <w:rPr>
-          <w:rStyle w:val="CommentReference"/>
+          <w:rStyle w:val="Refdecomentario"/>
           <w:sz w:val="24"/>
           <w:szCs w:val="24"/>
         </w:rPr>
@@ -2666,29 +2663,7 @@
           <w:szCs w:val="24"/>
           <w:lang w:val="es-ES_tradnl"/>
         </w:rPr>
-        <w:t xml:space="preserve">Las novedades en la </w:t>
-      </w:r>
-      <w:proofErr w:type="gramStart"/>
-      <w:r>
-        <w:rPr>
-          <w:rFonts w:eastAsia="Times New Roman"/>
-          <w:bCs/>
-          <w:sz w:val="24"/>
-          <w:szCs w:val="24"/>
-          <w:lang w:val="es-ES_tradnl"/>
-        </w:rPr>
-        <w:t>afiliación,</w:t>
-      </w:r>
-      <w:proofErr w:type="gramEnd"/>
-      <w:r>
-        <w:rPr>
-          <w:rFonts w:eastAsia="Times New Roman"/>
-          <w:bCs/>
-          <w:sz w:val="24"/>
-          <w:szCs w:val="24"/>
-          <w:lang w:val="es-ES_tradnl"/>
-        </w:rPr>
-        <w:t xml:space="preserve"> son los cambios o actualizaciones que deben reportarse, cuando se presentan modificaciones en la información de las personas afiliadas al Sistema General de Seguridad Social en Salud (SGSSS). Estas actualizaciones son fundamentales para garantizar una atención continua, oportuna y sin interrupciones en los servicios de salud.</w:t>
+        <w:t>Las novedades en la afiliación, son los cambios o actualizaciones que deben reportarse, cuando se presentan modificaciones en la información de las personas afiliadas al Sistema General de Seguridad Social en Salud (SGSSS). Estas actualizaciones son fundamentales para garantizar una atención continua, oportuna y sin interrupciones en los servicios de salud.</w:t>
       </w:r>
     </w:p>
     <w:p>
@@ -2759,7 +2734,7 @@
     </w:p>
     <w:p>
       <w:pPr>
-        <w:pStyle w:val="ListParagraph"/>
+        <w:pStyle w:val="Prrafodelista"/>
         <w:numPr>
           <w:ilvl w:val="0"/>
           <w:numId w:val="2"/>
@@ -2784,7 +2759,7 @@
     </w:p>
     <w:p>
       <w:pPr>
-        <w:pStyle w:val="ListParagraph"/>
+        <w:pStyle w:val="Prrafodelista"/>
         <w:jc w:val="both"/>
         <w:rPr>
           <w:rFonts w:eastAsia="Times New Roman"/>
@@ -2864,6 +2839,7 @@
       <w:r>
         <w:rPr>
           <w:noProof/>
+          <w:lang w:val="en-US" w:eastAsia="en-US"/>
         </w:rPr>
         <mc:AlternateContent>
           <mc:Choice Requires="wps">
@@ -2945,7 +2921,7 @@
                 <v:stroke joinstyle="miter"/>
                 <v:path gradientshapeok="t" o:connecttype="rect"/>
               </v:shapetype>
-              <v:shape id="Cuadro de texto 3" o:spid="_x0000_s1027" type="#_x0000_t202" style="width:2in;height:2in;visibility:visible;mso-wrap-style:none;mso-left-percent:-10001;mso-top-percent:-10001;mso-position-horizontal:absolute;mso-position-horizontal-relative:char;mso-position-vertical:absolute;mso-position-vertical-relative:line;mso-left-percent:-10001;mso-top-percent:-10001;v-text-anchor:top" o:gfxdata="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" fillcolor="#4f7ac7 [3028]" stroked="f">
+              <v:shape id="Cuadro de texto 3" o:spid="_x0000_s1027" type="#_x0000_t202" style="width:2in;height:2in;visibility:visible;mso-wrap-style:none;mso-left-percent:-10001;mso-top-percent:-10001;mso-position-horizontal:absolute;mso-position-horizontal-relative:char;mso-position-vertical:absolute;mso-position-vertical-relative:line;mso-left-percent:-10001;mso-top-percent:-10001;v-text-anchor:top" o:gfxdata="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" fillcolor="#4f7ac7 [3028]" stroked="f">
                 <v:fill color2="#416fc3 [3172]" rotate="t" colors="0 #6083cb;.5 #3e70ca;1 #2e61ba" focus="100%" type="gradient">
                   <o:fill v:ext="view" type="gradientUnscaled"/>
                 </v:fill>
@@ -2985,7 +2961,7 @@
       <w:commentRangeEnd w:id="5"/>
       <w:r>
         <w:rPr>
-          <w:rStyle w:val="CommentReference"/>
+          <w:rStyle w:val="Refdecomentario"/>
         </w:rPr>
         <w:commentReference w:id="5"/>
       </w:r>
@@ -3086,7 +3062,7 @@
     </w:p>
     <w:p>
       <w:pPr>
-        <w:pStyle w:val="ListParagraph"/>
+        <w:pStyle w:val="Prrafodelista"/>
         <w:numPr>
           <w:ilvl w:val="0"/>
           <w:numId w:val="2"/>
@@ -3111,7 +3087,7 @@
     </w:p>
     <w:p>
       <w:pPr>
-        <w:pStyle w:val="ListParagraph"/>
+        <w:pStyle w:val="Prrafodelista"/>
         <w:jc w:val="both"/>
         <w:rPr>
           <w:rFonts w:eastAsia="Times New Roman"/>
@@ -3231,6 +3207,7 @@
       <w:r>
         <w:rPr>
           <w:noProof/>
+          <w:lang w:val="en-US" w:eastAsia="en-US"/>
         </w:rPr>
         <mc:AlternateContent>
           <mc:Choice Requires="wps">
@@ -3308,7 +3285,7 @@
           </mc:Choice>
           <mc:Fallback>
             <w:pict>
-              <v:shape w14:anchorId="316FC3A8" id="Cuadro de texto 4" o:spid="_x0000_s1028" type="#_x0000_t202" style="width:2in;height:2in;visibility:visible;mso-wrap-style:none;mso-left-percent:-10001;mso-top-percent:-10001;mso-position-horizontal:absolute;mso-position-horizontal-relative:char;mso-position-vertical:absolute;mso-position-vertical-relative:line;mso-left-percent:-10001;mso-top-percent:-10001;v-text-anchor:top" o:gfxdata="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" fillcolor="#4f7ac7 [3028]" stroked="f">
+              <v:shape w14:anchorId="316FC3A8" id="Cuadro de texto 4" o:spid="_x0000_s1028" type="#_x0000_t202" style="width:2in;height:2in;visibility:visible;mso-wrap-style:none;mso-left-percent:-10001;mso-top-percent:-10001;mso-position-horizontal:absolute;mso-position-horizontal-relative:char;mso-position-vertical:absolute;mso-position-vertical-relative:line;mso-left-percent:-10001;mso-top-percent:-10001;v-text-anchor:top" o:gfxdata="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" fillcolor="#4f7ac7 [3028]" stroked="f">
                 <v:fill color2="#416fc3 [3172]" rotate="t" colors="0 #6083cb;.5 #3e70ca;1 #2e61ba" focus="100%" type="gradient">
                   <o:fill v:ext="view" type="gradientUnscaled"/>
                 </v:fill>
@@ -3348,7 +3325,7 @@
       <w:commentRangeEnd w:id="6"/>
       <w:r>
         <w:rPr>
-          <w:rStyle w:val="CommentReference"/>
+          <w:rStyle w:val="Refdecomentario"/>
         </w:rPr>
         <w:commentReference w:id="6"/>
       </w:r>
@@ -3409,7 +3386,7 @@
     </w:p>
     <w:p>
       <w:pPr>
-        <w:pStyle w:val="ListParagraph"/>
+        <w:pStyle w:val="Prrafodelista"/>
         <w:numPr>
           <w:ilvl w:val="0"/>
           <w:numId w:val="2"/>
@@ -3434,7 +3411,7 @@
     </w:p>
     <w:p>
       <w:pPr>
-        <w:pStyle w:val="ListParagraph"/>
+        <w:pStyle w:val="Prrafodelista"/>
         <w:jc w:val="both"/>
         <w:rPr>
           <w:rFonts w:eastAsia="Times New Roman"/>
@@ -3514,6 +3491,7 @@
       <w:r>
         <w:rPr>
           <w:noProof/>
+          <w:lang w:val="en-US" w:eastAsia="en-US"/>
         </w:rPr>
         <mc:AlternateContent>
           <mc:Choice Requires="wps">
@@ -3591,7 +3569,7 @@
           </mc:Choice>
           <mc:Fallback>
             <w:pict>
-              <v:shape w14:anchorId="62921CA8" id="Cuadro de texto 5" o:spid="_x0000_s1029" type="#_x0000_t202" style="width:2in;height:2in;visibility:visible;mso-wrap-style:none;mso-left-percent:-10001;mso-top-percent:-10001;mso-position-horizontal:absolute;mso-position-horizontal-relative:char;mso-position-vertical:absolute;mso-position-vertical-relative:line;mso-left-percent:-10001;mso-top-percent:-10001;v-text-anchor:top" o:gfxdata="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" fillcolor="#4f7ac7 [3028]" stroked="f">
+              <v:shape w14:anchorId="62921CA8" id="Cuadro de texto 5" o:spid="_x0000_s1029" type="#_x0000_t202" style="width:2in;height:2in;visibility:visible;mso-wrap-style:none;mso-left-percent:-10001;mso-top-percent:-10001;mso-position-horizontal:absolute;mso-position-horizontal-relative:char;mso-position-vertical:absolute;mso-position-vertical-relative:line;mso-left-percent:-10001;mso-top-percent:-10001;v-text-anchor:top" o:gfxdata="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" fillcolor="#4f7ac7 [3028]" stroked="f">
                 <v:fill color2="#416fc3 [3172]" rotate="t" colors="0 #6083cb;.5 #3e70ca;1 #2e61ba" focus="100%" type="gradient">
                   <o:fill v:ext="view" type="gradientUnscaled"/>
                 </v:fill>
@@ -3631,7 +3609,7 @@
       <w:commentRangeEnd w:id="7"/>
       <w:r>
         <w:rPr>
-          <w:rStyle w:val="CommentReference"/>
+          <w:rStyle w:val="Refdecomentario"/>
         </w:rPr>
         <w:commentReference w:id="7"/>
       </w:r>
@@ -3668,7 +3646,7 @@
     </w:p>
     <w:p>
       <w:pPr>
-        <w:pStyle w:val="ListParagraph"/>
+        <w:pStyle w:val="Prrafodelista"/>
         <w:numPr>
           <w:ilvl w:val="0"/>
           <w:numId w:val="2"/>
@@ -3693,7 +3671,7 @@
     </w:p>
     <w:p>
       <w:pPr>
-        <w:pStyle w:val="ListParagraph"/>
+        <w:pStyle w:val="Prrafodelista"/>
         <w:jc w:val="both"/>
         <w:rPr>
           <w:rFonts w:eastAsia="Times New Roman"/>
@@ -3753,6 +3731,7 @@
       <w:r>
         <w:rPr>
           <w:noProof/>
+          <w:lang w:val="en-US" w:eastAsia="en-US"/>
         </w:rPr>
         <mc:AlternateContent>
           <mc:Choice Requires="wps">
@@ -3830,7 +3809,7 @@
           </mc:Choice>
           <mc:Fallback>
             <w:pict>
-              <v:shape w14:anchorId="7B3D75D6" id="Cuadro de texto 6" o:spid="_x0000_s1030" type="#_x0000_t202" style="width:2in;height:2in;visibility:visible;mso-wrap-style:none;mso-left-percent:-10001;mso-top-percent:-10001;mso-position-horizontal:absolute;mso-position-horizontal-relative:char;mso-position-vertical:absolute;mso-position-vertical-relative:line;mso-left-percent:-10001;mso-top-percent:-10001;v-text-anchor:top" o:gfxdata="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" fillcolor="#4f7ac7 [3028]" stroked="f">
+              <v:shape w14:anchorId="7B3D75D6" id="Cuadro de texto 6" o:spid="_x0000_s1030" type="#_x0000_t202" style="width:2in;height:2in;visibility:visible;mso-wrap-style:none;mso-left-percent:-10001;mso-top-percent:-10001;mso-position-horizontal:absolute;mso-position-horizontal-relative:char;mso-position-vertical:absolute;mso-position-vertical-relative:line;mso-left-percent:-10001;mso-top-percent:-10001;v-text-anchor:top" o:gfxdata="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" fillcolor="#4f7ac7 [3028]" stroked="f">
                 <v:fill color2="#416fc3 [3172]" rotate="t" colors="0 #6083cb;.5 #3e70ca;1 #2e61ba" focus="100%" type="gradient">
                   <o:fill v:ext="view" type="gradientUnscaled"/>
                 </v:fill>
@@ -3870,7 +3849,7 @@
       <w:commentRangeEnd w:id="8"/>
       <w:r>
         <w:rPr>
-          <w:rStyle w:val="CommentReference"/>
+          <w:rStyle w:val="Refdecomentario"/>
         </w:rPr>
         <w:commentReference w:id="8"/>
       </w:r>
@@ -3902,6 +3881,7 @@
           <w:bCs/>
           <w:sz w:val="24"/>
           <w:szCs w:val="24"/>
+          <w:lang w:val="es-ES_tradnl"/>
         </w:rPr>
         <w:t>cónyuge</w:t>
       </w:r>
@@ -3961,7 +3941,7 @@
     </w:p>
     <w:p>
       <w:pPr>
-        <w:pStyle w:val="ListParagraph"/>
+        <w:pStyle w:val="Prrafodelista"/>
         <w:numPr>
           <w:ilvl w:val="0"/>
           <w:numId w:val="2"/>
@@ -3986,7 +3966,7 @@
     </w:p>
     <w:p>
       <w:pPr>
-        <w:pStyle w:val="ListParagraph"/>
+        <w:pStyle w:val="Prrafodelista"/>
         <w:jc w:val="both"/>
         <w:rPr>
           <w:rFonts w:eastAsia="Times New Roman"/>
@@ -4066,7 +4046,7 @@
       <w:commentRangeEnd w:id="9"/>
       <w:r>
         <w:rPr>
-          <w:rStyle w:val="CommentReference"/>
+          <w:rStyle w:val="Refdecomentario"/>
         </w:rPr>
         <w:commentReference w:id="9"/>
       </w:r>
@@ -4085,7 +4065,7 @@
     </w:p>
     <w:p>
       <w:pPr>
-        <w:pStyle w:val="ListParagraph"/>
+        <w:pStyle w:val="Prrafodelista"/>
         <w:numPr>
           <w:ilvl w:val="0"/>
           <w:numId w:val="3"/>
@@ -4146,7 +4126,7 @@
     </w:p>
     <w:p>
       <w:pPr>
-        <w:pStyle w:val="ListParagraph"/>
+        <w:pStyle w:val="Prrafodelista"/>
         <w:numPr>
           <w:ilvl w:val="0"/>
           <w:numId w:val="3"/>
@@ -4190,20 +4170,42 @@
           <w:szCs w:val="24"/>
           <w:lang w:val="es-ES_tradnl"/>
         </w:rPr>
-        <w:t>Para ingresar al régimen subsidiado, se debe presentar el resultado vigente de la encuesta del Sisbén o un documento que certifique la condición socioeconómica. Este trámite se gestiona a través del SAT o en las alcaldías municipales.</w:t>
-      </w:r>
-    </w:p>
-    <w:p>
-      <w:pPr>
-        <w:rPr>
-          <w:sz w:val="24"/>
-          <w:szCs w:val="24"/>
-        </w:rPr>
-      </w:pPr>
-    </w:p>
-    <w:p>
-      <w:pPr>
-        <w:pStyle w:val="ListParagraph"/>
+        <w:t xml:space="preserve">Para ingresar al régimen subsidiado, se debe presentar el resultado vigente de la encuesta del </w:t>
+      </w:r>
+      <w:proofErr w:type="spellStart"/>
+      <w:r>
+        <w:rPr>
+          <w:rFonts w:eastAsia="Times New Roman"/>
+          <w:bCs/>
+          <w:sz w:val="24"/>
+          <w:szCs w:val="24"/>
+          <w:lang w:val="es-ES_tradnl"/>
+        </w:rPr>
+        <w:t>Sisbén</w:t>
+      </w:r>
+      <w:proofErr w:type="spellEnd"/>
+      <w:r>
+        <w:rPr>
+          <w:rFonts w:eastAsia="Times New Roman"/>
+          <w:bCs/>
+          <w:sz w:val="24"/>
+          <w:szCs w:val="24"/>
+          <w:lang w:val="es-ES_tradnl"/>
+        </w:rPr>
+        <w:t xml:space="preserve"> o un documento que certifique la condición socioeconómica. Este trámite se gestiona a través del SAT o en las alcaldías municipales.</w:t>
+      </w:r>
+    </w:p>
+    <w:p>
+      <w:pPr>
+        <w:rPr>
+          <w:sz w:val="24"/>
+          <w:szCs w:val="24"/>
+        </w:rPr>
+      </w:pPr>
+    </w:p>
+    <w:p>
+      <w:pPr>
+        <w:pStyle w:val="Prrafodelista"/>
         <w:numPr>
           <w:ilvl w:val="0"/>
           <w:numId w:val="2"/>
@@ -4228,7 +4230,7 @@
     </w:p>
     <w:p>
       <w:pPr>
-        <w:pStyle w:val="ListParagraph"/>
+        <w:pStyle w:val="Prrafodelista"/>
         <w:jc w:val="both"/>
         <w:rPr>
           <w:rFonts w:eastAsia="Times New Roman"/>
@@ -4288,6 +4290,7 @@
       <w:r>
         <w:rPr>
           <w:noProof/>
+          <w:lang w:val="en-US" w:eastAsia="en-US"/>
         </w:rPr>
         <mc:AlternateContent>
           <mc:Choice Requires="wps">
@@ -4365,7 +4368,7 @@
           </mc:Choice>
           <mc:Fallback>
             <w:pict>
-              <v:shape w14:anchorId="52DA890A" id="Cuadro de texto 7" o:spid="_x0000_s1031" type="#_x0000_t202" style="width:2in;height:2in;visibility:visible;mso-wrap-style:none;mso-left-percent:-10001;mso-top-percent:-10001;mso-position-horizontal:absolute;mso-position-horizontal-relative:char;mso-position-vertical:absolute;mso-position-vertical-relative:line;mso-left-percent:-10001;mso-top-percent:-10001;v-text-anchor:top" o:gfxdata="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" fillcolor="#4f7ac7 [3028]" stroked="f">
+              <v:shape w14:anchorId="52DA890A" id="Cuadro de texto 7" o:spid="_x0000_s1031" type="#_x0000_t202" style="width:2in;height:2in;visibility:visible;mso-wrap-style:none;mso-left-percent:-10001;mso-top-percent:-10001;mso-position-horizontal:absolute;mso-position-horizontal-relative:char;mso-position-vertical:absolute;mso-position-vertical-relative:line;mso-left-percent:-10001;mso-top-percent:-10001;v-text-anchor:top" o:gfxdata="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" fillcolor="#4f7ac7 [3028]" stroked="f">
                 <v:fill color2="#416fc3 [3172]" rotate="t" colors="0 #6083cb;.5 #3e70ca;1 #2e61ba" focus="100%" type="gradient">
                   <o:fill v:ext="view" type="gradientUnscaled"/>
                 </v:fill>
@@ -4405,7 +4408,7 @@
       <w:commentRangeEnd w:id="10"/>
       <w:r>
         <w:rPr>
-          <w:rStyle w:val="CommentReference"/>
+          <w:rStyle w:val="Refdecomentario"/>
         </w:rPr>
         <w:commentReference w:id="10"/>
       </w:r>
@@ -4446,7 +4449,7 @@
     </w:p>
     <w:p>
       <w:pPr>
-        <w:pStyle w:val="ListParagraph"/>
+        <w:pStyle w:val="Prrafodelista"/>
         <w:numPr>
           <w:ilvl w:val="0"/>
           <w:numId w:val="2"/>
@@ -4471,7 +4474,7 @@
     </w:p>
     <w:p>
       <w:pPr>
-        <w:pStyle w:val="ListParagraph"/>
+        <w:pStyle w:val="Prrafodelista"/>
         <w:jc w:val="both"/>
         <w:rPr>
           <w:rFonts w:eastAsia="Times New Roman"/>
@@ -4551,6 +4554,7 @@
       <w:r>
         <w:rPr>
           <w:noProof/>
+          <w:lang w:val="en-US" w:eastAsia="en-US"/>
         </w:rPr>
         <mc:AlternateContent>
           <mc:Choice Requires="wps">
@@ -4628,7 +4632,7 @@
           </mc:Choice>
           <mc:Fallback>
             <w:pict>
-              <v:shape w14:anchorId="3BAF7D4F" id="Cuadro de texto 8" o:spid="_x0000_s1032" type="#_x0000_t202" style="width:2in;height:2in;visibility:visible;mso-wrap-style:none;mso-left-percent:-10001;mso-top-percent:-10001;mso-position-horizontal:absolute;mso-position-horizontal-relative:char;mso-position-vertical:absolute;mso-position-vertical-relative:line;mso-left-percent:-10001;mso-top-percent:-10001;v-text-anchor:top" o:gfxdata="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" fillcolor="#4f7ac7 [3028]" stroked="f">
+              <v:shape w14:anchorId="3BAF7D4F" id="Cuadro de texto 8" o:spid="_x0000_s1032" type="#_x0000_t202" style="width:2in;height:2in;visibility:visible;mso-wrap-style:none;mso-left-percent:-10001;mso-top-percent:-10001;mso-position-horizontal:absolute;mso-position-horizontal-relative:char;mso-position-vertical:absolute;mso-position-vertical-relative:line;mso-left-percent:-10001;mso-top-percent:-10001;v-text-anchor:top" o:gfxdata="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" fillcolor="#4f7ac7 [3028]" stroked="f">
                 <v:fill color2="#416fc3 [3172]" rotate="t" colors="0 #6083cb;.5 #3e70ca;1 #2e61ba" focus="100%" type="gradient">
                   <o:fill v:ext="view" type="gradientUnscaled"/>
                 </v:fill>
@@ -4668,7 +4672,7 @@
       <w:commentRangeEnd w:id="11"/>
       <w:r>
         <w:rPr>
-          <w:rStyle w:val="CommentReference"/>
+          <w:rStyle w:val="Refdecomentario"/>
         </w:rPr>
         <w:commentReference w:id="11"/>
       </w:r>
@@ -4709,7 +4713,7 @@
     </w:p>
     <w:p>
       <w:pPr>
-        <w:pStyle w:val="ListParagraph"/>
+        <w:pStyle w:val="Prrafodelista"/>
         <w:numPr>
           <w:ilvl w:val="0"/>
           <w:numId w:val="2"/>
@@ -4734,7 +4738,7 @@
     </w:p>
     <w:p>
       <w:pPr>
-        <w:pStyle w:val="ListParagraph"/>
+        <w:pStyle w:val="Prrafodelista"/>
         <w:jc w:val="both"/>
         <w:rPr>
           <w:rFonts w:eastAsia="Times New Roman"/>
@@ -4794,6 +4798,7 @@
       <w:r>
         <w:rPr>
           <w:noProof/>
+          <w:lang w:val="en-US" w:eastAsia="en-US"/>
         </w:rPr>
         <mc:AlternateContent>
           <mc:Choice Requires="wps">
@@ -4871,7 +4876,7 @@
           </mc:Choice>
           <mc:Fallback>
             <w:pict>
-              <v:shape w14:anchorId="2F63131C" id="Cuadro de texto 9" o:spid="_x0000_s1033" type="#_x0000_t202" style="width:2in;height:2in;visibility:visible;mso-wrap-style:none;mso-left-percent:-10001;mso-top-percent:-10001;mso-position-horizontal:absolute;mso-position-horizontal-relative:char;mso-position-vertical:absolute;mso-position-vertical-relative:line;mso-left-percent:-10001;mso-top-percent:-10001;v-text-anchor:top" o:gfxdata="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" fillcolor="#4f7ac7 [3028]" stroked="f">
+              <v:shape w14:anchorId="2F63131C" id="Cuadro de texto 9" o:spid="_x0000_s1033" type="#_x0000_t202" style="width:2in;height:2in;visibility:visible;mso-wrap-style:none;mso-left-percent:-10001;mso-top-percent:-10001;mso-position-horizontal:absolute;mso-position-horizontal-relative:char;mso-position-vertical:absolute;mso-position-vertical-relative:line;mso-left-percent:-10001;mso-top-percent:-10001;v-text-anchor:top" o:gfxdata="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" fillcolor="#4f7ac7 [3028]" stroked="f">
                 <v:fill color2="#416fc3 [3172]" rotate="t" colors="0 #6083cb;.5 #3e70ca;1 #2e61ba" focus="100%" type="gradient">
                   <o:fill v:ext="view" type="gradientUnscaled"/>
                 </v:fill>
@@ -4911,7 +4916,7 @@
       <w:commentRangeEnd w:id="12"/>
       <w:r>
         <w:rPr>
-          <w:rStyle w:val="CommentReference"/>
+          <w:rStyle w:val="Refdecomentario"/>
         </w:rPr>
         <w:commentReference w:id="12"/>
       </w:r>
@@ -4952,7 +4957,7 @@
     </w:p>
     <w:p>
       <w:pPr>
-        <w:pStyle w:val="ListParagraph"/>
+        <w:pStyle w:val="Prrafodelista"/>
         <w:numPr>
           <w:ilvl w:val="0"/>
           <w:numId w:val="2"/>
@@ -5026,7 +5031,29 @@
           <w:szCs w:val="24"/>
           <w:lang w:val="es-ES_tradnl"/>
         </w:rPr>
-        <w:t xml:space="preserve"> o si una persona subsidiada pierde su clasificación del Sisbén.</w:t>
+        <w:t xml:space="preserve"> o si una persona subsidiada pierde su clasificación del </w:t>
+      </w:r>
+      <w:proofErr w:type="spellStart"/>
+      <w:r>
+        <w:rPr>
+          <w:rFonts w:eastAsia="Times New Roman"/>
+          <w:bCs/>
+          <w:sz w:val="24"/>
+          <w:szCs w:val="24"/>
+          <w:lang w:val="es-ES_tradnl"/>
+        </w:rPr>
+        <w:t>Sisbén</w:t>
+      </w:r>
+      <w:proofErr w:type="spellEnd"/>
+      <w:r>
+        <w:rPr>
+          <w:rFonts w:eastAsia="Times New Roman"/>
+          <w:bCs/>
+          <w:sz w:val="24"/>
+          <w:szCs w:val="24"/>
+          <w:lang w:val="es-ES_tradnl"/>
+        </w:rPr>
+        <w:t>.</w:t>
       </w:r>
     </w:p>
     <w:p>
@@ -5056,6 +5083,7 @@
       <w:r>
         <w:rPr>
           <w:noProof/>
+          <w:lang w:val="en-US" w:eastAsia="en-US"/>
         </w:rPr>
         <mc:AlternateContent>
           <mc:Choice Requires="wps">
@@ -5133,7 +5161,7 @@
           </mc:Choice>
           <mc:Fallback>
             <w:pict>
-              <v:shape w14:anchorId="56817B62" id="Cuadro de texto 10" o:spid="_x0000_s1034" type="#_x0000_t202" style="width:2in;height:2in;visibility:visible;mso-wrap-style:none;mso-left-percent:-10001;mso-top-percent:-10001;mso-position-horizontal:absolute;mso-position-horizontal-relative:char;mso-position-vertical:absolute;mso-position-vertical-relative:line;mso-left-percent:-10001;mso-top-percent:-10001;v-text-anchor:top" o:gfxdata="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" fillcolor="#4f7ac7 [3028]" stroked="f">
+              <v:shape w14:anchorId="56817B62" id="Cuadro de texto 10" o:spid="_x0000_s1034" type="#_x0000_t202" style="width:2in;height:2in;visibility:visible;mso-wrap-style:none;mso-left-percent:-10001;mso-top-percent:-10001;mso-position-horizontal:absolute;mso-position-horizontal-relative:char;mso-position-vertical:absolute;mso-position-vertical-relative:line;mso-left-percent:-10001;mso-top-percent:-10001;v-text-anchor:top" o:gfxdata="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" fillcolor="#4f7ac7 [3028]" stroked="f">
                 <v:fill color2="#416fc3 [3172]" rotate="t" colors="0 #6083cb;.5 #3e70ca;1 #2e61ba" focus="100%" type="gradient">
                   <o:fill v:ext="view" type="gradientUnscaled"/>
                 </v:fill>
@@ -5173,7 +5201,7 @@
       <w:commentRangeEnd w:id="13"/>
       <w:r>
         <w:rPr>
-          <w:rStyle w:val="CommentReference"/>
+          <w:rStyle w:val="Refdecomentario"/>
         </w:rPr>
         <w:commentReference w:id="13"/>
       </w:r>
@@ -5214,7 +5242,7 @@
     </w:p>
     <w:p>
       <w:pPr>
-        <w:pStyle w:val="Heading2"/>
+        <w:pStyle w:val="Ttulo2"/>
         <w:rPr>
           <w:rFonts w:ascii="Arial" w:hAnsi="Arial" w:cs="Arial"/>
           <w:b/>
@@ -5404,7 +5432,7 @@
     </w:p>
     <w:p>
       <w:pPr>
-        <w:pStyle w:val="ListParagraph"/>
+        <w:pStyle w:val="Prrafodelista"/>
         <w:numPr>
           <w:ilvl w:val="0"/>
           <w:numId w:val="4"/>
@@ -5513,7 +5541,7 @@
       <w:commentRangeEnd w:id="15"/>
       <w:r>
         <w:rPr>
-          <w:rStyle w:val="CommentReference"/>
+          <w:rStyle w:val="Refdecomentario"/>
         </w:rPr>
         <w:commentReference w:id="15"/>
       </w:r>
@@ -5532,7 +5560,7 @@
     </w:p>
     <w:p>
       <w:pPr>
-        <w:pStyle w:val="ListParagraph"/>
+        <w:pStyle w:val="Prrafodelista"/>
         <w:numPr>
           <w:ilvl w:val="0"/>
           <w:numId w:val="5"/>
@@ -5593,7 +5621,7 @@
     </w:p>
     <w:p>
       <w:pPr>
-        <w:pStyle w:val="ListParagraph"/>
+        <w:pStyle w:val="Prrafodelista"/>
         <w:numPr>
           <w:ilvl w:val="0"/>
           <w:numId w:val="5"/>
@@ -5666,6 +5694,7 @@
       <w:r>
         <w:rPr>
           <w:noProof/>
+          <w:lang w:val="en-US" w:eastAsia="en-US"/>
         </w:rPr>
         <mc:AlternateContent>
           <mc:Choice Requires="wps">
@@ -5813,7 +5842,7 @@
           </mc:Choice>
           <mc:Fallback>
             <w:pict>
-              <v:shape w14:anchorId="28724133" id="Cuadro de texto 11" o:spid="_x0000_s1035" type="#_x0000_t202" style="width:2in;height:2in;visibility:visible;mso-wrap-style:none;mso-left-percent:-10001;mso-top-percent:-10001;mso-position-horizontal:absolute;mso-position-horizontal-relative:char;mso-position-vertical:absolute;mso-position-vertical-relative:line;mso-left-percent:-10001;mso-top-percent:-10001;v-text-anchor:top" o:gfxdata="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" fillcolor="#4472c4 [3204]" strokecolor="#1f3763 [1604]" strokeweight="1pt">
+              <v:shape w14:anchorId="28724133" id="Cuadro de texto 11" o:spid="_x0000_s1035" type="#_x0000_t202" style="width:2in;height:2in;visibility:visible;mso-wrap-style:none;mso-left-percent:-10001;mso-top-percent:-10001;mso-position-horizontal:absolute;mso-position-horizontal-relative:char;mso-position-vertical:absolute;mso-position-vertical-relative:line;mso-left-percent:-10001;mso-top-percent:-10001;v-text-anchor:top" o:gfxdata="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" fillcolor="#4472c4 [3204]" strokecolor="#1f3763 [1604]" strokeweight="1pt">
                 <v:textbox style="mso-fit-shape-to-text:t">
                   <w:txbxContent>
                     <w:p>
@@ -5927,7 +5956,7 @@
     </w:p>
     <w:p>
       <w:pPr>
-        <w:pStyle w:val="ListParagraph"/>
+        <w:pStyle w:val="Prrafodelista"/>
         <w:numPr>
           <w:ilvl w:val="0"/>
           <w:numId w:val="6"/>
@@ -6098,7 +6127,7 @@
     </w:p>
     <w:p>
       <w:pPr>
-        <w:pStyle w:val="ListParagraph"/>
+        <w:pStyle w:val="Prrafodelista"/>
         <w:numPr>
           <w:ilvl w:val="0"/>
           <w:numId w:val="6"/>
@@ -6248,7 +6277,7 @@
     </w:p>
     <w:p>
       <w:pPr>
-        <w:pStyle w:val="ListParagraph"/>
+        <w:pStyle w:val="Prrafodelista"/>
         <w:numPr>
           <w:ilvl w:val="0"/>
           <w:numId w:val="6"/>
@@ -6316,7 +6345,7 @@
       <w:commentRangeEnd w:id="16"/>
       <w:r>
         <w:rPr>
-          <w:rStyle w:val="CommentReference"/>
+          <w:rStyle w:val="Refdecomentario"/>
         </w:rPr>
         <w:commentReference w:id="16"/>
       </w:r>
@@ -6335,7 +6364,7 @@
     </w:p>
     <w:p>
       <w:pPr>
-        <w:pStyle w:val="ListParagraph"/>
+        <w:pStyle w:val="Prrafodelista"/>
         <w:numPr>
           <w:ilvl w:val="0"/>
           <w:numId w:val="7"/>
@@ -6408,7 +6437,7 @@
     </w:p>
     <w:p>
       <w:pPr>
-        <w:pStyle w:val="ListParagraph"/>
+        <w:pStyle w:val="Prrafodelista"/>
         <w:numPr>
           <w:ilvl w:val="0"/>
           <w:numId w:val="7"/>
@@ -6469,7 +6498,7 @@
     </w:p>
     <w:p>
       <w:pPr>
-        <w:pStyle w:val="ListParagraph"/>
+        <w:pStyle w:val="Prrafodelista"/>
         <w:numPr>
           <w:ilvl w:val="0"/>
           <w:numId w:val="7"/>
@@ -6530,7 +6559,7 @@
     </w:p>
     <w:p>
       <w:pPr>
-        <w:pStyle w:val="ListParagraph"/>
+        <w:pStyle w:val="Prrafodelista"/>
         <w:numPr>
           <w:ilvl w:val="0"/>
           <w:numId w:val="7"/>
@@ -6591,7 +6620,7 @@
     </w:p>
     <w:p>
       <w:pPr>
-        <w:pStyle w:val="ListParagraph"/>
+        <w:pStyle w:val="Prrafodelista"/>
         <w:numPr>
           <w:ilvl w:val="0"/>
           <w:numId w:val="8"/>
@@ -6662,7 +6691,7 @@
       <w:commentRangeEnd w:id="17"/>
       <w:r>
         <w:rPr>
-          <w:rStyle w:val="CommentReference"/>
+          <w:rStyle w:val="Refdecomentario"/>
         </w:rPr>
         <w:commentReference w:id="17"/>
       </w:r>
@@ -6681,7 +6710,7 @@
     </w:p>
     <w:p>
       <w:pPr>
-        <w:pStyle w:val="ListParagraph"/>
+        <w:pStyle w:val="Prrafodelista"/>
         <w:numPr>
           <w:ilvl w:val="0"/>
           <w:numId w:val="9"/>
@@ -6742,7 +6771,7 @@
     </w:p>
     <w:p>
       <w:pPr>
-        <w:pStyle w:val="ListParagraph"/>
+        <w:pStyle w:val="Prrafodelista"/>
         <w:numPr>
           <w:ilvl w:val="0"/>
           <w:numId w:val="9"/>
@@ -6803,7 +6832,7 @@
     </w:p>
     <w:p>
       <w:pPr>
-        <w:pStyle w:val="ListParagraph"/>
+        <w:pStyle w:val="Prrafodelista"/>
         <w:numPr>
           <w:ilvl w:val="0"/>
           <w:numId w:val="9"/>
@@ -6864,7 +6893,7 @@
     </w:p>
     <w:p>
       <w:pPr>
-        <w:pStyle w:val="ListParagraph"/>
+        <w:pStyle w:val="Prrafodelista"/>
         <w:numPr>
           <w:ilvl w:val="0"/>
           <w:numId w:val="9"/>
@@ -6959,7 +6988,7 @@
     </w:p>
     <w:p>
       <w:pPr>
-        <w:pStyle w:val="Heading2"/>
+        <w:pStyle w:val="Ttulo2"/>
         <w:rPr>
           <w:rFonts w:ascii="Arial" w:hAnsi="Arial" w:cs="Arial"/>
           <w:b/>
@@ -7066,7 +7095,7 @@
       <w:commentRangeEnd w:id="19"/>
       <w:r>
         <w:rPr>
-          <w:rStyle w:val="CommentReference"/>
+          <w:rStyle w:val="Refdecomentario"/>
         </w:rPr>
         <w:commentReference w:id="19"/>
       </w:r>
@@ -7085,7 +7114,7 @@
     </w:p>
     <w:p>
       <w:pPr>
-        <w:pStyle w:val="ListParagraph"/>
+        <w:pStyle w:val="Prrafodelista"/>
         <w:numPr>
           <w:ilvl w:val="0"/>
           <w:numId w:val="10"/>
@@ -7251,7 +7280,7 @@
     </w:p>
     <w:p>
       <w:pPr>
-        <w:pStyle w:val="ListParagraph"/>
+        <w:pStyle w:val="Prrafodelista"/>
         <w:numPr>
           <w:ilvl w:val="0"/>
           <w:numId w:val="10"/>
@@ -7372,7 +7401,7 @@
     </w:p>
     <w:p>
       <w:pPr>
-        <w:pStyle w:val="ListParagraph"/>
+        <w:pStyle w:val="Prrafodelista"/>
         <w:numPr>
           <w:ilvl w:val="0"/>
           <w:numId w:val="10"/>
@@ -7524,7 +7553,29 @@
           <w:szCs w:val="24"/>
           <w:lang w:val="es-ES_tradnl"/>
         </w:rPr>
-        <w:t>Para un cambio de régimen, se debe presentar el resultado del Sisbén (si va al subsidiado) o certificado laboral (si pasa al contributivo).</w:t>
+        <w:t xml:space="preserve">Para un cambio de régimen, se debe presentar el resultado del </w:t>
+      </w:r>
+      <w:proofErr w:type="spellStart"/>
+      <w:r>
+        <w:rPr>
+          <w:rFonts w:eastAsia="Times New Roman"/>
+          <w:bCs/>
+          <w:sz w:val="24"/>
+          <w:szCs w:val="24"/>
+          <w:lang w:val="es-ES_tradnl"/>
+        </w:rPr>
+        <w:t>Sisbén</w:t>
+      </w:r>
+      <w:proofErr w:type="spellEnd"/>
+      <w:r>
+        <w:rPr>
+          <w:rFonts w:eastAsia="Times New Roman"/>
+          <w:bCs/>
+          <w:sz w:val="24"/>
+          <w:szCs w:val="24"/>
+          <w:lang w:val="es-ES_tradnl"/>
+        </w:rPr>
+        <w:t xml:space="preserve"> (si va al subsidiado) o certificado laboral (si pasa al contributivo).</w:t>
       </w:r>
     </w:p>
     <w:p>
@@ -7615,7 +7666,7 @@
     </w:p>
     <w:p>
       <w:pPr>
-        <w:pStyle w:val="ListParagraph"/>
+        <w:pStyle w:val="Prrafodelista"/>
         <w:numPr>
           <w:ilvl w:val="0"/>
           <w:numId w:val="10"/>
@@ -7757,7 +7808,7 @@
     </w:p>
     <w:p>
       <w:pPr>
-        <w:pStyle w:val="ListParagraph"/>
+        <w:pStyle w:val="Prrafodelista"/>
         <w:numPr>
           <w:ilvl w:val="0"/>
           <w:numId w:val="10"/>
@@ -7824,7 +7875,7 @@
     </w:p>
     <w:p>
       <w:pPr>
-        <w:pStyle w:val="ListParagraph"/>
+        <w:pStyle w:val="Prrafodelista"/>
         <w:numPr>
           <w:ilvl w:val="0"/>
           <w:numId w:val="10"/>
@@ -7925,7 +7976,7 @@
     </w:p>
     <w:p>
       <w:pPr>
-        <w:pStyle w:val="ListParagraph"/>
+        <w:pStyle w:val="Prrafodelista"/>
         <w:numPr>
           <w:ilvl w:val="0"/>
           <w:numId w:val="10"/>
@@ -8016,6 +8067,7 @@
       <w:r>
         <w:rPr>
           <w:noProof/>
+          <w:lang w:val="en-US" w:eastAsia="en-US"/>
         </w:rPr>
         <mc:AlternateContent>
           <mc:Choice Requires="wps">
@@ -8093,7 +8145,7 @@
           </mc:Choice>
           <mc:Fallback>
             <w:pict>
-              <v:shape w14:anchorId="295BE904" id="Cuadro de texto 12" o:spid="_x0000_s1036" type="#_x0000_t202" style="width:2in;height:2in;visibility:visible;mso-wrap-style:none;mso-left-percent:-10001;mso-top-percent:-10001;mso-position-horizontal:absolute;mso-position-horizontal-relative:char;mso-position-vertical:absolute;mso-position-vertical-relative:line;mso-left-percent:-10001;mso-top-percent:-10001;v-text-anchor:top" o:gfxdata="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" fillcolor="#4f7ac7 [3028]" stroked="f">
+              <v:shape w14:anchorId="295BE904" id="Cuadro de texto 12" o:spid="_x0000_s1036" type="#_x0000_t202" style="width:2in;height:2in;visibility:visible;mso-wrap-style:none;mso-left-percent:-10001;mso-top-percent:-10001;mso-position-horizontal:absolute;mso-position-horizontal-relative:char;mso-position-vertical:absolute;mso-position-vertical-relative:line;mso-left-percent:-10001;mso-top-percent:-10001;v-text-anchor:top" o:gfxdata="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" fillcolor="#4f7ac7 [3028]" stroked="f">
                 <v:fill color2="#416fc3 [3172]" rotate="t" colors="0 #6083cb;.5 #3e70ca;1 #2e61ba" focus="100%" type="gradient">
                   <o:fill v:ext="view" type="gradientUnscaled"/>
                 </v:fill>
@@ -8156,7 +8208,7 @@
     </w:p>
     <w:p>
       <w:pPr>
-        <w:pStyle w:val="Heading1"/>
+        <w:pStyle w:val="Ttulo1"/>
         <w:jc w:val="center"/>
         <w:rPr>
           <w:rFonts w:ascii="Arial" w:hAnsi="Arial" w:cs="Arial"/>
@@ -8239,7 +8291,7 @@
           <w:noProof/>
           <w:sz w:val="24"/>
           <w:szCs w:val="24"/>
-          <w:lang w:val="es-ES_tradnl"/>
+          <w:lang w:val="en-US" w:eastAsia="en-US"/>
         </w:rPr>
         <w:drawing>
           <wp:inline distT="0" distB="0" distL="0" distR="0" wp14:anchorId="39C9927E" wp14:editId="0505C76A">
@@ -8257,7 +8309,7 @@
                     <pic:cNvPicPr/>
                   </pic:nvPicPr>
                   <pic:blipFill>
-                    <a:blip r:embed="rId14"/>
+                    <a:blip r:embed="rId12"/>
                     <a:stretch>
                       <a:fillRect/>
                     </a:stretch>
@@ -8280,7 +8332,7 @@
       <w:commentRangeEnd w:id="21"/>
       <w:r>
         <w:rPr>
-          <w:rStyle w:val="CommentReference"/>
+          <w:rStyle w:val="Refdecomentario"/>
         </w:rPr>
         <w:commentReference w:id="21"/>
       </w:r>
@@ -8523,7 +8575,7 @@
       <w:commentRangeEnd w:id="22"/>
       <w:r>
         <w:rPr>
-          <w:rStyle w:val="CommentReference"/>
+          <w:rStyle w:val="Refdecomentario"/>
         </w:rPr>
         <w:commentReference w:id="22"/>
       </w:r>
@@ -8542,7 +8594,7 @@
     </w:p>
     <w:p>
       <w:pPr>
-        <w:pStyle w:val="ListParagraph"/>
+        <w:pStyle w:val="Prrafodelista"/>
         <w:numPr>
           <w:ilvl w:val="0"/>
           <w:numId w:val="10"/>
@@ -8613,7 +8665,7 @@
     </w:p>
     <w:p>
       <w:pPr>
-        <w:pStyle w:val="ListParagraph"/>
+        <w:pStyle w:val="Prrafodelista"/>
         <w:numPr>
           <w:ilvl w:val="0"/>
           <w:numId w:val="10"/>
@@ -8684,7 +8736,7 @@
     </w:p>
     <w:p>
       <w:pPr>
-        <w:pStyle w:val="ListParagraph"/>
+        <w:pStyle w:val="Prrafodelista"/>
         <w:numPr>
           <w:ilvl w:val="0"/>
           <w:numId w:val="10"/>
@@ -8753,20 +8805,20 @@
     </w:p>
     <w:p>
       <w:pPr>
-        <w:pStyle w:val="ListParagraph"/>
-        <w:jc w:val="both"/>
-        <w:rPr>
-          <w:rFonts w:eastAsia="Times New Roman"/>
-          <w:bCs/>
-          <w:sz w:val="24"/>
-          <w:szCs w:val="24"/>
-          <w:lang w:val="es-ES_tradnl"/>
-        </w:rPr>
-      </w:pPr>
-    </w:p>
-    <w:p>
-      <w:pPr>
-        <w:pStyle w:val="ListParagraph"/>
+        <w:pStyle w:val="Prrafodelista"/>
+        <w:jc w:val="both"/>
+        <w:rPr>
+          <w:rFonts w:eastAsia="Times New Roman"/>
+          <w:bCs/>
+          <w:sz w:val="24"/>
+          <w:szCs w:val="24"/>
+          <w:lang w:val="es-ES_tradnl"/>
+        </w:rPr>
+      </w:pPr>
+    </w:p>
+    <w:p>
+      <w:pPr>
+        <w:pStyle w:val="Prrafodelista"/>
         <w:numPr>
           <w:ilvl w:val="0"/>
           <w:numId w:val="10"/>
@@ -8837,7 +8889,7 @@
     </w:p>
     <w:p>
       <w:pPr>
-        <w:pStyle w:val="Heading2"/>
+        <w:pStyle w:val="Ttulo2"/>
         <w:rPr>
           <w:rFonts w:ascii="Arial" w:hAnsi="Arial" w:cs="Arial"/>
           <w:b/>
@@ -9075,7 +9127,7 @@
       <w:commentRangeEnd w:id="24"/>
       <w:r>
         <w:rPr>
-          <w:rStyle w:val="CommentReference"/>
+          <w:rStyle w:val="Refdecomentario"/>
         </w:rPr>
         <w:commentReference w:id="24"/>
       </w:r>
@@ -9094,7 +9146,7 @@
     </w:p>
     <w:p>
       <w:pPr>
-        <w:pStyle w:val="ListParagraph"/>
+        <w:pStyle w:val="Prrafodelista"/>
         <w:numPr>
           <w:ilvl w:val="0"/>
           <w:numId w:val="10"/>
@@ -9186,7 +9238,7 @@
     </w:p>
     <w:p>
       <w:pPr>
-        <w:pStyle w:val="ListParagraph"/>
+        <w:pStyle w:val="Prrafodelista"/>
         <w:numPr>
           <w:ilvl w:val="0"/>
           <w:numId w:val="10"/>
@@ -9286,6 +9338,7 @@
       <w:r>
         <w:rPr>
           <w:noProof/>
+          <w:lang w:val="en-US" w:eastAsia="en-US"/>
         </w:rPr>
         <mc:AlternateContent>
           <mc:Choice Requires="wps">
@@ -9363,7 +9416,7 @@
           </mc:Choice>
           <mc:Fallback>
             <w:pict>
-              <v:shape w14:anchorId="5EFA8CDF" id="Cuadro de texto 14" o:spid="_x0000_s1037" type="#_x0000_t202" style="width:2in;height:2in;visibility:visible;mso-wrap-style:none;mso-left-percent:-10001;mso-top-percent:-10001;mso-position-horizontal:absolute;mso-position-horizontal-relative:char;mso-position-vertical:absolute;mso-position-vertical-relative:line;mso-left-percent:-10001;mso-top-percent:-10001;v-text-anchor:top" o:gfxdata="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" fillcolor="#4472c4 [3204]" strokecolor="white [3201]" strokeweight="1.5pt">
+              <v:shape w14:anchorId="5EFA8CDF" id="Cuadro de texto 14" o:spid="_x0000_s1037" type="#_x0000_t202" style="width:2in;height:2in;visibility:visible;mso-wrap-style:none;mso-left-percent:-10001;mso-top-percent:-10001;mso-position-horizontal:absolute;mso-position-horizontal-relative:char;mso-position-vertical:absolute;mso-position-vertical-relative:line;mso-left-percent:-10001;mso-top-percent:-10001;v-text-anchor:top" o:gfxdata="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" fillcolor="#4472c4 [3204]" strokecolor="white [3201]" strokeweight="1.5pt">
                 <v:textbox style="mso-fit-shape-to-text:t">
                   <w:txbxContent>
                     <w:p>
@@ -9415,7 +9468,7 @@
     <w:p/>
     <w:p>
       <w:pPr>
-        <w:pStyle w:val="Heading1"/>
+        <w:pStyle w:val="Ttulo1"/>
         <w:jc w:val="center"/>
         <w:rPr>
           <w:rFonts w:ascii="Arial" w:hAnsi="Arial" w:cs="Arial"/>
@@ -9474,7 +9527,7 @@
           <w:noProof/>
           <w:sz w:val="24"/>
           <w:szCs w:val="24"/>
-          <w:lang w:val="es-ES_tradnl"/>
+          <w:lang w:val="en-US" w:eastAsia="en-US"/>
         </w:rPr>
         <w:drawing>
           <wp:inline distT="0" distB="0" distL="0" distR="0" wp14:anchorId="552AB2E7" wp14:editId="26C03960">
@@ -9492,7 +9545,7 @@
                     <pic:cNvPicPr/>
                   </pic:nvPicPr>
                   <pic:blipFill>
-                    <a:blip r:embed="rId15"/>
+                    <a:blip r:embed="rId13"/>
                     <a:stretch>
                       <a:fillRect/>
                     </a:stretch>
@@ -9515,7 +9568,7 @@
       <w:commentRangeEnd w:id="26"/>
       <w:r>
         <w:rPr>
-          <w:rStyle w:val="CommentReference"/>
+          <w:rStyle w:val="Refdecomentario"/>
         </w:rPr>
         <w:commentReference w:id="26"/>
       </w:r>
@@ -9568,7 +9621,7 @@
     </w:p>
     <w:p>
       <w:pPr>
-        <w:pStyle w:val="Heading2"/>
+        <w:pStyle w:val="Ttulo2"/>
         <w:rPr>
           <w:rFonts w:ascii="Arial" w:eastAsia="Times New Roman" w:hAnsi="Arial" w:cs="Arial"/>
           <w:b/>
@@ -9670,7 +9723,7 @@
       <w:commentRangeEnd w:id="28"/>
       <w:r>
         <w:rPr>
-          <w:rStyle w:val="CommentReference"/>
+          <w:rStyle w:val="Refdecomentario"/>
         </w:rPr>
         <w:commentReference w:id="28"/>
       </w:r>
@@ -9689,7 +9742,7 @@
     </w:p>
     <w:p>
       <w:pPr>
-        <w:pStyle w:val="ListParagraph"/>
+        <w:pStyle w:val="Prrafodelista"/>
         <w:numPr>
           <w:ilvl w:val="0"/>
           <w:numId w:val="11"/>
@@ -9781,7 +9834,7 @@
     </w:p>
     <w:p>
       <w:pPr>
-        <w:pStyle w:val="ListParagraph"/>
+        <w:pStyle w:val="Prrafodelista"/>
         <w:numPr>
           <w:ilvl w:val="0"/>
           <w:numId w:val="11"/>
@@ -9872,7 +9925,7 @@
     </w:p>
     <w:p>
       <w:pPr>
-        <w:pStyle w:val="ListParagraph"/>
+        <w:pStyle w:val="Prrafodelista"/>
         <w:numPr>
           <w:ilvl w:val="0"/>
           <w:numId w:val="11"/>
@@ -9933,7 +9986,7 @@
     </w:p>
     <w:p>
       <w:pPr>
-        <w:pStyle w:val="ListParagraph"/>
+        <w:pStyle w:val="Prrafodelista"/>
         <w:numPr>
           <w:ilvl w:val="0"/>
           <w:numId w:val="11"/>
@@ -10003,7 +10056,7 @@
     </w:p>
     <w:p>
       <w:pPr>
-        <w:pStyle w:val="ListParagraph"/>
+        <w:pStyle w:val="Prrafodelista"/>
         <w:numPr>
           <w:ilvl w:val="0"/>
           <w:numId w:val="11"/>
@@ -10085,6 +10138,7 @@
       <w:r>
         <w:rPr>
           <w:noProof/>
+          <w:lang w:val="en-US" w:eastAsia="en-US"/>
         </w:rPr>
         <mc:AlternateContent>
           <mc:Choice Requires="wps">
@@ -10162,7 +10216,7 @@
           </mc:Choice>
           <mc:Fallback>
             <w:pict>
-              <v:shape w14:anchorId="50FB7E76" id="Cuadro de texto 16" o:spid="_x0000_s1038" type="#_x0000_t202" style="width:2in;height:2in;visibility:visible;mso-wrap-style:none;mso-left-percent:-10001;mso-top-percent:-10001;mso-position-horizontal:absolute;mso-position-horizontal-relative:char;mso-position-vertical:absolute;mso-position-vertical-relative:line;mso-left-percent:-10001;mso-top-percent:-10001;v-text-anchor:top" o:gfxdata="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" fillcolor="#4f7ac7 [3028]" strokecolor="#4472c4 [3204]" strokeweight=".5pt">
+              <v:shape w14:anchorId="50FB7E76" id="Cuadro de texto 16" o:spid="_x0000_s1038" type="#_x0000_t202" style="width:2in;height:2in;visibility:visible;mso-wrap-style:none;mso-left-percent:-10001;mso-top-percent:-10001;mso-position-horizontal:absolute;mso-position-horizontal-relative:char;mso-position-vertical:absolute;mso-position-vertical-relative:line;mso-left-percent:-10001;mso-top-percent:-10001;v-text-anchor:top" o:gfxdata="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" fillcolor="#4f7ac7 [3028]" strokecolor="#4472c4 [3204]" strokeweight=".5pt">
                 <v:fill color2="#416fc3 [3172]" rotate="t" colors="0 #6083cb;.5 #3e70ca;1 #2e61ba" focus="100%" type="gradient">
                   <o:fill v:ext="view" type="gradientUnscaled"/>
                 </v:fill>
@@ -10202,7 +10256,7 @@
     <w:p/>
     <w:p>
       <w:pPr>
-        <w:pStyle w:val="Heading2"/>
+        <w:pStyle w:val="Ttulo2"/>
         <w:rPr>
           <w:rFonts w:ascii="Arial" w:hAnsi="Arial" w:cs="Arial"/>
           <w:b/>
@@ -10324,6 +10378,7 @@
       <w:r>
         <w:rPr>
           <w:noProof/>
+          <w:lang w:val="en-US" w:eastAsia="en-US"/>
         </w:rPr>
         <w:lastRenderedPageBreak/>
         <mc:AlternateContent>
@@ -10402,7 +10457,7 @@
           </mc:Choice>
           <mc:Fallback>
             <w:pict>
-              <v:shape w14:anchorId="5BA7C6E4" id="Cuadro de texto 17" o:spid="_x0000_s1039" type="#_x0000_t202" style="width:2in;height:2in;visibility:visible;mso-wrap-style:none;mso-left-percent:-10001;mso-top-percent:-10001;mso-position-horizontal:absolute;mso-position-horizontal-relative:char;mso-position-vertical:absolute;mso-position-vertical-relative:line;mso-left-percent:-10001;mso-top-percent:-10001;v-text-anchor:top" o:gfxdata="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" fillcolor="#4f7ac7 [3028]" strokecolor="#4472c4 [3204]" strokeweight=".5pt">
+              <v:shape w14:anchorId="5BA7C6E4" id="Cuadro de texto 17" o:spid="_x0000_s1039" type="#_x0000_t202" style="width:2in;height:2in;visibility:visible;mso-wrap-style:none;mso-left-percent:-10001;mso-top-percent:-10001;mso-position-horizontal:absolute;mso-position-horizontal-relative:char;mso-position-vertical:absolute;mso-position-vertical-relative:line;mso-left-percent:-10001;mso-top-percent:-10001;v-text-anchor:top" o:gfxdata="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" fillcolor="#4f7ac7 [3028]" strokecolor="#4472c4 [3204]" strokeweight=".5pt">
                 <v:fill color2="#416fc3 [3172]" rotate="t" colors="0 #6083cb;.5 #3e70ca;1 #2e61ba" focus="100%" type="gradient">
                   <o:fill v:ext="view" type="gradientUnscaled"/>
                 </v:fill>
@@ -10472,7 +10527,7 @@
       <w:commentRangeEnd w:id="30"/>
       <w:r>
         <w:rPr>
-          <w:rStyle w:val="CommentReference"/>
+          <w:rStyle w:val="Refdecomentario"/>
         </w:rPr>
         <w:commentReference w:id="30"/>
       </w:r>
@@ -10491,7 +10546,7 @@
     </w:p>
     <w:p>
       <w:pPr>
-        <w:pStyle w:val="ListParagraph"/>
+        <w:pStyle w:val="Prrafodelista"/>
         <w:numPr>
           <w:ilvl w:val="0"/>
           <w:numId w:val="12"/>
@@ -10674,7 +10729,7 @@
     </w:p>
     <w:p>
       <w:pPr>
-        <w:pStyle w:val="ListParagraph"/>
+        <w:pStyle w:val="Prrafodelista"/>
         <w:numPr>
           <w:ilvl w:val="0"/>
           <w:numId w:val="12"/>
@@ -10769,7 +10824,7 @@
     </w:p>
     <w:p>
       <w:pPr>
-        <w:pStyle w:val="ListParagraph"/>
+        <w:pStyle w:val="Prrafodelista"/>
         <w:numPr>
           <w:ilvl w:val="0"/>
           <w:numId w:val="12"/>
@@ -10936,7 +10991,7 @@
     </w:p>
     <w:p>
       <w:pPr>
-        <w:pStyle w:val="ListParagraph"/>
+        <w:pStyle w:val="Prrafodelista"/>
         <w:numPr>
           <w:ilvl w:val="0"/>
           <w:numId w:val="12"/>
@@ -11097,7 +11152,7 @@
     </w:p>
     <w:p>
       <w:pPr>
-        <w:pStyle w:val="ListParagraph"/>
+        <w:pStyle w:val="Prrafodelista"/>
         <w:numPr>
           <w:ilvl w:val="0"/>
           <w:numId w:val="12"/>
@@ -11226,7 +11281,7 @@
     </w:p>
     <w:p>
       <w:pPr>
-        <w:pStyle w:val="ListParagraph"/>
+        <w:pStyle w:val="Prrafodelista"/>
         <w:numPr>
           <w:ilvl w:val="0"/>
           <w:numId w:val="12"/>
@@ -11321,7 +11376,7 @@
     </w:p>
     <w:p>
       <w:pPr>
-        <w:pStyle w:val="ListParagraph"/>
+        <w:pStyle w:val="Prrafodelista"/>
         <w:numPr>
           <w:ilvl w:val="0"/>
           <w:numId w:val="12"/>
@@ -11416,7 +11471,7 @@
     </w:p>
     <w:p>
       <w:pPr>
-        <w:pStyle w:val="ListParagraph"/>
+        <w:pStyle w:val="Prrafodelista"/>
         <w:numPr>
           <w:ilvl w:val="0"/>
           <w:numId w:val="12"/>
@@ -11603,7 +11658,7 @@
     </w:p>
     <w:p>
       <w:pPr>
-        <w:pStyle w:val="Heading1"/>
+        <w:pStyle w:val="Ttulo1"/>
         <w:jc w:val="center"/>
         <w:rPr>
           <w:rFonts w:ascii="Arial" w:hAnsi="Arial" w:cs="Arial"/>
@@ -11662,7 +11717,7 @@
           <w:noProof/>
           <w:sz w:val="24"/>
           <w:szCs w:val="24"/>
-          <w:lang w:val="es-ES_tradnl"/>
+          <w:lang w:val="en-US" w:eastAsia="en-US"/>
         </w:rPr>
         <w:drawing>
           <wp:inline distT="0" distB="0" distL="0" distR="0" wp14:anchorId="70C655FA" wp14:editId="46FA1E82">
@@ -11680,7 +11735,7 @@
                     <pic:cNvPicPr/>
                   </pic:nvPicPr>
                   <pic:blipFill>
-                    <a:blip r:embed="rId16"/>
+                    <a:blip r:embed="rId14"/>
                     <a:stretch>
                       <a:fillRect/>
                     </a:stretch>
@@ -11703,7 +11758,7 @@
       <w:commentRangeEnd w:id="32"/>
       <w:r>
         <w:rPr>
-          <w:rStyle w:val="CommentReference"/>
+          <w:rStyle w:val="Refdecomentario"/>
         </w:rPr>
         <w:commentReference w:id="32"/>
       </w:r>
@@ -11973,7 +12028,7 @@
       <w:commentRangeEnd w:id="33"/>
       <w:r>
         <w:rPr>
-          <w:rStyle w:val="CommentReference"/>
+          <w:rStyle w:val="Refdecomentario"/>
         </w:rPr>
         <w:commentReference w:id="33"/>
       </w:r>
@@ -11992,7 +12047,7 @@
     </w:p>
     <w:p>
       <w:pPr>
-        <w:pStyle w:val="ListParagraph"/>
+        <w:pStyle w:val="Prrafodelista"/>
         <w:numPr>
           <w:ilvl w:val="0"/>
           <w:numId w:val="12"/>
@@ -12052,20 +12107,20 @@
     </w:p>
     <w:p>
       <w:pPr>
-        <w:pStyle w:val="ListParagraph"/>
-        <w:jc w:val="both"/>
-        <w:rPr>
-          <w:rFonts w:eastAsia="Times New Roman"/>
-          <w:bCs/>
-          <w:sz w:val="24"/>
-          <w:szCs w:val="24"/>
-          <w:lang w:val="es-ES_tradnl"/>
-        </w:rPr>
-      </w:pPr>
-    </w:p>
-    <w:p>
-      <w:pPr>
-        <w:pStyle w:val="ListParagraph"/>
+        <w:pStyle w:val="Prrafodelista"/>
+        <w:jc w:val="both"/>
+        <w:rPr>
+          <w:rFonts w:eastAsia="Times New Roman"/>
+          <w:bCs/>
+          <w:sz w:val="24"/>
+          <w:szCs w:val="24"/>
+          <w:lang w:val="es-ES_tradnl"/>
+        </w:rPr>
+      </w:pPr>
+    </w:p>
+    <w:p>
+      <w:pPr>
+        <w:pStyle w:val="Prrafodelista"/>
         <w:numPr>
           <w:ilvl w:val="0"/>
           <w:numId w:val="12"/>
@@ -12146,7 +12201,7 @@
     </w:p>
     <w:p>
       <w:pPr>
-        <w:pStyle w:val="ListParagraph"/>
+        <w:pStyle w:val="Prrafodelista"/>
         <w:numPr>
           <w:ilvl w:val="0"/>
           <w:numId w:val="12"/>
@@ -12217,7 +12272,7 @@
     </w:p>
     <w:p>
       <w:pPr>
-        <w:pStyle w:val="ListParagraph"/>
+        <w:pStyle w:val="Prrafodelista"/>
         <w:numPr>
           <w:ilvl w:val="0"/>
           <w:numId w:val="12"/>
@@ -12298,7 +12353,7 @@
     </w:p>
     <w:p>
       <w:pPr>
-        <w:pStyle w:val="ListParagraph"/>
+        <w:pStyle w:val="Prrafodelista"/>
         <w:numPr>
           <w:ilvl w:val="0"/>
           <w:numId w:val="12"/>
@@ -12411,6 +12466,7 @@
       <w:r>
         <w:rPr>
           <w:noProof/>
+          <w:lang w:val="en-US" w:eastAsia="en-US"/>
         </w:rPr>
         <mc:AlternateContent>
           <mc:Choice Requires="wps">
@@ -12488,7 +12544,7 @@
           </mc:Choice>
           <mc:Fallback>
             <w:pict>
-              <v:shape w14:anchorId="235BF56C" id="Cuadro de texto 19" o:spid="_x0000_s1040" type="#_x0000_t202" style="width:2in;height:2in;visibility:visible;mso-wrap-style:none;mso-left-percent:-10001;mso-top-percent:-10001;mso-position-horizontal:absolute;mso-position-horizontal-relative:char;mso-position-vertical:absolute;mso-position-vertical-relative:line;mso-left-percent:-10001;mso-top-percent:-10001;v-text-anchor:top" o:gfxdata="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" fillcolor="#4f7ac7 [3028]" strokecolor="#4472c4 [3204]" strokeweight=".5pt">
+              <v:shape w14:anchorId="235BF56C" id="Cuadro de texto 19" o:spid="_x0000_s1040" type="#_x0000_t202" style="width:2in;height:2in;visibility:visible;mso-wrap-style:none;mso-left-percent:-10001;mso-top-percent:-10001;mso-position-horizontal:absolute;mso-position-horizontal-relative:char;mso-position-vertical:absolute;mso-position-vertical-relative:line;mso-left-percent:-10001;mso-top-percent:-10001;v-text-anchor:top" o:gfxdata="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" fillcolor="#4f7ac7 [3028]" strokecolor="#4472c4 [3204]" strokeweight=".5pt">
                 <v:fill color2="#416fc3 [3172]" rotate="t" colors="0 #6083cb;.5 #3e70ca;1 #2e61ba" focus="100%" type="gradient">
                   <o:fill v:ext="view" type="gradientUnscaled"/>
                 </v:fill>
@@ -12646,7 +12702,7 @@
     </w:p>
     <w:p>
       <w:pPr>
-        <w:pStyle w:val="Heading2"/>
+        <w:pStyle w:val="Ttulo2"/>
         <w:rPr>
           <w:rFonts w:ascii="Arial" w:hAnsi="Arial" w:cs="Arial"/>
           <w:b/>
@@ -12760,7 +12816,7 @@
       <w:commentRangeEnd w:id="35"/>
       <w:r>
         <w:rPr>
-          <w:rStyle w:val="CommentReference"/>
+          <w:rStyle w:val="Refdecomentario"/>
         </w:rPr>
         <w:commentReference w:id="35"/>
       </w:r>
@@ -12779,7 +12835,7 @@
     </w:p>
     <w:p>
       <w:pPr>
-        <w:pStyle w:val="ListParagraph"/>
+        <w:pStyle w:val="Prrafodelista"/>
         <w:numPr>
           <w:ilvl w:val="0"/>
           <w:numId w:val="13"/>
@@ -12870,7 +12926,7 @@
     </w:p>
     <w:p>
       <w:pPr>
-        <w:pStyle w:val="ListParagraph"/>
+        <w:pStyle w:val="Prrafodelista"/>
         <w:numPr>
           <w:ilvl w:val="0"/>
           <w:numId w:val="13"/>
@@ -12961,7 +13017,7 @@
     </w:p>
     <w:p>
       <w:pPr>
-        <w:pStyle w:val="ListParagraph"/>
+        <w:pStyle w:val="Prrafodelista"/>
         <w:numPr>
           <w:ilvl w:val="0"/>
           <w:numId w:val="13"/>
@@ -13042,7 +13098,7 @@
     </w:p>
     <w:p>
       <w:pPr>
-        <w:pStyle w:val="ListParagraph"/>
+        <w:pStyle w:val="Prrafodelista"/>
         <w:numPr>
           <w:ilvl w:val="0"/>
           <w:numId w:val="13"/>
@@ -13133,7 +13189,7 @@
     </w:p>
     <w:p>
       <w:pPr>
-        <w:pStyle w:val="ListParagraph"/>
+        <w:pStyle w:val="Prrafodelista"/>
         <w:numPr>
           <w:ilvl w:val="0"/>
           <w:numId w:val="13"/>
@@ -13244,7 +13300,7 @@
     </w:p>
     <w:p>
       <w:pPr>
-        <w:pStyle w:val="ListParagraph"/>
+        <w:pStyle w:val="Prrafodelista"/>
         <w:numPr>
           <w:ilvl w:val="0"/>
           <w:numId w:val="13"/>
@@ -13325,7 +13381,7 @@
     </w:p>
     <w:p>
       <w:pPr>
-        <w:pStyle w:val="ListParagraph"/>
+        <w:pStyle w:val="Prrafodelista"/>
         <w:numPr>
           <w:ilvl w:val="0"/>
           <w:numId w:val="13"/>
@@ -13406,7 +13462,7 @@
     </w:p>
     <w:p>
       <w:pPr>
-        <w:pStyle w:val="ListParagraph"/>
+        <w:pStyle w:val="Prrafodelista"/>
         <w:numPr>
           <w:ilvl w:val="0"/>
           <w:numId w:val="13"/>
@@ -13499,6 +13555,7 @@
       <w:r>
         <w:rPr>
           <w:noProof/>
+          <w:lang w:val="en-US" w:eastAsia="en-US"/>
         </w:rPr>
         <mc:AlternateContent>
           <mc:Choice Requires="wps">
@@ -13576,7 +13633,7 @@
           </mc:Choice>
           <mc:Fallback>
             <w:pict>
-              <v:shape w14:anchorId="0D90A6D2" id="Cuadro de texto 20" o:spid="_x0000_s1041" type="#_x0000_t202" style="width:2in;height:2in;visibility:visible;mso-wrap-style:none;mso-left-percent:-10001;mso-top-percent:-10001;mso-position-horizontal:absolute;mso-position-horizontal-relative:char;mso-position-vertical:absolute;mso-position-vertical-relative:line;mso-left-percent:-10001;mso-top-percent:-10001;v-text-anchor:top" o:gfxdata="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" fillcolor="#4f7ac7 [3028]" strokecolor="#4472c4 [3204]" strokeweight=".5pt">
+              <v:shape w14:anchorId="0D90A6D2" id="Cuadro de texto 20" o:spid="_x0000_s1041" type="#_x0000_t202" style="width:2in;height:2in;visibility:visible;mso-wrap-style:none;mso-left-percent:-10001;mso-top-percent:-10001;mso-position-horizontal:absolute;mso-position-horizontal-relative:char;mso-position-vertical:absolute;mso-position-vertical-relative:line;mso-left-percent:-10001;mso-top-percent:-10001;v-text-anchor:top" o:gfxdata="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" fillcolor="#4f7ac7 [3028]" strokecolor="#4472c4 [3204]" strokeweight=".5pt">
                 <v:fill color2="#416fc3 [3172]" rotate="t" colors="0 #6083cb;.5 #3e70ca;1 #2e61ba" focus="100%" type="gradient">
                   <o:fill v:ext="view" type="gradientUnscaled"/>
                 </v:fill>
@@ -13616,7 +13673,7 @@
     <w:p/>
     <w:p>
       <w:pPr>
-        <w:pStyle w:val="Heading2"/>
+        <w:pStyle w:val="Ttulo2"/>
         <w:rPr>
           <w:rFonts w:ascii="Arial" w:hAnsi="Arial" w:cs="Arial"/>
           <w:b/>
@@ -13689,7 +13746,7 @@
       <w:commentRangeEnd w:id="37"/>
       <w:r>
         <w:rPr>
-          <w:rStyle w:val="CommentReference"/>
+          <w:rStyle w:val="Refdecomentario"/>
         </w:rPr>
         <w:commentReference w:id="37"/>
       </w:r>
@@ -13708,7 +13765,7 @@
     </w:p>
     <w:p>
       <w:pPr>
-        <w:pStyle w:val="ListParagraph"/>
+        <w:pStyle w:val="Prrafodelista"/>
         <w:numPr>
           <w:ilvl w:val="0"/>
           <w:numId w:val="14"/>
@@ -13752,7 +13809,29 @@
           <w:szCs w:val="24"/>
           <w:lang w:val="es-ES_tradnl"/>
         </w:rPr>
-        <w:t>Si una mujer gestante en situación de desplazamiento llega sin cédula ni documentos del Sisbén, se debe priorizar su atención por su condición de embarazo y de víctima del conflicto armado. En este caso, se le puede permitir afiliarse</w:t>
+        <w:t xml:space="preserve">Si una mujer gestante en situación de desplazamiento llega sin cédula ni documentos del </w:t>
+      </w:r>
+      <w:proofErr w:type="spellStart"/>
+      <w:r>
+        <w:rPr>
+          <w:rFonts w:eastAsia="Times New Roman"/>
+          <w:bCs/>
+          <w:sz w:val="24"/>
+          <w:szCs w:val="24"/>
+          <w:lang w:val="es-ES_tradnl"/>
+        </w:rPr>
+        <w:t>Sisbén</w:t>
+      </w:r>
+      <w:proofErr w:type="spellEnd"/>
+      <w:r>
+        <w:rPr>
+          <w:rFonts w:eastAsia="Times New Roman"/>
+          <w:bCs/>
+          <w:sz w:val="24"/>
+          <w:szCs w:val="24"/>
+          <w:lang w:val="es-ES_tradnl"/>
+        </w:rPr>
+        <w:t>, se debe priorizar su atención por su condición de embarazo y de víctima del conflicto armado. En este caso, se le puede permitir afiliarse</w:t>
       </w:r>
       <w:r>
         <w:rPr>
@@ -13789,7 +13868,7 @@
     </w:p>
     <w:p>
       <w:pPr>
-        <w:pStyle w:val="ListParagraph"/>
+        <w:pStyle w:val="Prrafodelista"/>
         <w:numPr>
           <w:ilvl w:val="0"/>
           <w:numId w:val="14"/>
@@ -13870,7 +13949,7 @@
     </w:p>
     <w:p>
       <w:pPr>
-        <w:pStyle w:val="ListParagraph"/>
+        <w:pStyle w:val="Prrafodelista"/>
         <w:numPr>
           <w:ilvl w:val="0"/>
           <w:numId w:val="14"/>
@@ -13934,18 +14013,7 @@
           <w:szCs w:val="24"/>
           <w:lang w:val="es-ES_tradnl"/>
         </w:rPr>
-        <w:t xml:space="preserve"> joven indígena que no domina el </w:t>
-      </w:r>
-      <w:proofErr w:type="gramStart"/>
-      <w:r>
-        <w:rPr>
-          <w:rFonts w:eastAsia="Times New Roman"/>
-          <w:bCs/>
-          <w:sz w:val="24"/>
-          <w:szCs w:val="24"/>
-          <w:lang w:val="es-ES_tradnl"/>
-        </w:rPr>
-        <w:t>español</w:t>
+        <w:t xml:space="preserve"> joven indígena que no domina el español</w:t>
       </w:r>
       <w:r>
         <w:rPr>
@@ -13957,7 +14025,6 @@
         </w:rPr>
         <w:t>,</w:t>
       </w:r>
-      <w:proofErr w:type="gramEnd"/>
       <w:r>
         <w:rPr>
           <w:rFonts w:eastAsia="Times New Roman"/>
@@ -14048,6 +14115,7 @@
       <w:r>
         <w:rPr>
           <w:noProof/>
+          <w:lang w:val="en-US" w:eastAsia="en-US"/>
         </w:rPr>
         <mc:AlternateContent>
           <mc:Choice Requires="wps">
@@ -14125,7 +14193,7 @@
           </mc:Choice>
           <mc:Fallback>
             <w:pict>
-              <v:shape w14:anchorId="4FF0B3E1" id="Cuadro de texto 21" o:spid="_x0000_s1042" type="#_x0000_t202" style="width:2in;height:2in;visibility:visible;mso-wrap-style:none;mso-left-percent:-10001;mso-top-percent:-10001;mso-position-horizontal:absolute;mso-position-horizontal-relative:char;mso-position-vertical:absolute;mso-position-vertical-relative:line;mso-left-percent:-10001;mso-top-percent:-10001;v-text-anchor:top" o:gfxdata="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" fillcolor="#4f7ac7 [3028]" strokecolor="#4472c4 [3204]" strokeweight=".5pt">
+              <v:shape w14:anchorId="4FF0B3E1" id="Cuadro de texto 21" o:spid="_x0000_s1042" type="#_x0000_t202" style="width:2in;height:2in;visibility:visible;mso-wrap-style:none;mso-left-percent:-10001;mso-top-percent:-10001;mso-position-horizontal:absolute;mso-position-horizontal-relative:char;mso-position-vertical:absolute;mso-position-vertical-relative:line;mso-left-percent:-10001;mso-top-percent:-10001;v-text-anchor:top" o:gfxdata="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" fillcolor="#4f7ac7 [3028]" strokecolor="#4472c4 [3204]" strokeweight=".5pt">
                 <v:fill color2="#416fc3 [3172]" rotate="t" colors="0 #6083cb;.5 #3e70ca;1 #2e61ba" focus="100%" type="gradient">
                   <o:fill v:ext="view" type="gradientUnscaled"/>
                 </v:fill>
@@ -14186,7 +14254,7 @@
     </w:p>
     <w:p>
       <w:pPr>
-        <w:pStyle w:val="ListParagraph"/>
+        <w:pStyle w:val="Prrafodelista"/>
         <w:numPr>
           <w:ilvl w:val="0"/>
           <w:numId w:val="1"/>
@@ -14378,7 +14446,7 @@
           <w:noProof/>
           <w:sz w:val="24"/>
           <w:szCs w:val="24"/>
-          <w:lang w:val="es-ES_tradnl" w:eastAsia="en-US"/>
+          <w:lang w:val="en-US" w:eastAsia="en-US"/>
         </w:rPr>
         <w:lastRenderedPageBreak/>
         <mc:AlternateContent>
@@ -14452,7 +14520,7 @@
           </mc:Choice>
           <mc:Fallback>
             <w:pict>
-              <v:shape w14:anchorId="408C0EC9" id="Cuadro de texto 27" o:spid="_x0000_s1043" type="#_x0000_t202" style="position:absolute;left:0;text-align:left;margin-left:336.45pt;margin-top:180.4pt;width:63.75pt;height:21.75pt;z-index:251668480;visibility:visible;mso-wrap-style:square;mso-width-percent:0;mso-wrap-distance-left:9pt;mso-wrap-distance-top:0;mso-wrap-distance-right:9pt;mso-wrap-distance-bottom:0;mso-position-horizontal:absolute;mso-position-horizontal-relative:text;mso-position-vertical:absolute;mso-position-vertical-relative:text;mso-width-percent:0;mso-width-relative:margin;v-text-anchor:top" o:gfxdata="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" fillcolor="white [3212]" stroked="f" strokeweight=".5pt">
+              <v:shape w14:anchorId="408C0EC9" id="Cuadro de texto 27" o:spid="_x0000_s1043" type="#_x0000_t202" style="position:absolute;left:0;text-align:left;margin-left:336.45pt;margin-top:180.4pt;width:63.75pt;height:21.75pt;z-index:251668480;visibility:visible;mso-wrap-style:square;mso-width-percent:0;mso-wrap-distance-left:9pt;mso-wrap-distance-top:0;mso-wrap-distance-right:9pt;mso-wrap-distance-bottom:0;mso-position-horizontal:absolute;mso-position-horizontal-relative:text;mso-position-vertical:absolute;mso-position-vertical-relative:text;mso-width-percent:0;mso-width-relative:margin;v-text-anchor:top" o:gfxdata="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" fillcolor="white [3212]" stroked="f" strokeweight=".5pt">
                 <v:textbox>
                   <w:txbxContent>
                     <w:p>
@@ -14482,7 +14550,7 @@
           <w:noProof/>
           <w:sz w:val="24"/>
           <w:szCs w:val="24"/>
-          <w:lang w:val="es-ES_tradnl" w:eastAsia="en-US"/>
+          <w:lang w:val="en-US" w:eastAsia="en-US"/>
         </w:rPr>
         <mc:AlternateContent>
           <mc:Choice Requires="wps">
@@ -14555,7 +14623,7 @@
           </mc:Choice>
           <mc:Fallback>
             <w:pict>
-              <v:shape w14:anchorId="103AE9AB" id="Cuadro de texto 26" o:spid="_x0000_s1044" type="#_x0000_t202" style="position:absolute;left:0;text-align:left;margin-left:231.45pt;margin-top:181.15pt;width:81pt;height:21.75pt;z-index:251666432;visibility:visible;mso-wrap-style:square;mso-width-percent:0;mso-wrap-distance-left:9pt;mso-wrap-distance-top:0;mso-wrap-distance-right:9pt;mso-wrap-distance-bottom:0;mso-position-horizontal:absolute;mso-position-horizontal-relative:text;mso-position-vertical:absolute;mso-position-vertical-relative:text;mso-width-percent:0;mso-width-relative:margin;v-text-anchor:top" o:gfxdata="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" fillcolor="white [3212]" stroked="f" strokeweight=".5pt">
+              <v:shape w14:anchorId="103AE9AB" id="Cuadro de texto 26" o:spid="_x0000_s1044" type="#_x0000_t202" style="position:absolute;left:0;text-align:left;margin-left:231.45pt;margin-top:181.15pt;width:81pt;height:21.75pt;z-index:251666432;visibility:visible;mso-wrap-style:square;mso-width-percent:0;mso-wrap-distance-left:9pt;mso-wrap-distance-top:0;mso-wrap-distance-right:9pt;mso-wrap-distance-bottom:0;mso-position-horizontal:absolute;mso-position-horizontal-relative:text;mso-position-vertical:absolute;mso-position-vertical-relative:text;mso-width-percent:0;mso-width-relative:margin;v-text-anchor:top" o:gfxdata="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" fillcolor="white [3212]" stroked="f" strokeweight=".5pt">
                 <v:textbox>
                   <w:txbxContent>
                     <w:p>
@@ -14585,7 +14653,7 @@
           <w:noProof/>
           <w:sz w:val="24"/>
           <w:szCs w:val="24"/>
-          <w:lang w:val="es-ES_tradnl" w:eastAsia="en-US"/>
+          <w:lang w:val="en-US" w:eastAsia="en-US"/>
         </w:rPr>
         <mc:AlternateContent>
           <mc:Choice Requires="wps">
@@ -14658,7 +14726,7 @@
           </mc:Choice>
           <mc:Fallback>
             <w:pict>
-              <v:shape w14:anchorId="614AF0D8" id="Cuadro de texto 25" o:spid="_x0000_s1045" type="#_x0000_t202" style="position:absolute;left:0;text-align:left;margin-left:107.7pt;margin-top:178.15pt;width:1in;height:21.75pt;z-index:251664384;visibility:visible;mso-wrap-style:square;mso-width-percent:0;mso-wrap-distance-left:9pt;mso-wrap-distance-top:0;mso-wrap-distance-right:9pt;mso-wrap-distance-bottom:0;mso-position-horizontal:absolute;mso-position-horizontal-relative:text;mso-position-vertical:absolute;mso-position-vertical-relative:text;mso-width-percent:0;mso-width-relative:margin;v-text-anchor:top" o:gfxdata="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" fillcolor="white [3212]" stroked="f" strokeweight=".5pt">
+              <v:shape w14:anchorId="614AF0D8" id="Cuadro de texto 25" o:spid="_x0000_s1045" type="#_x0000_t202" style="position:absolute;left:0;text-align:left;margin-left:107.7pt;margin-top:178.15pt;width:1in;height:21.75pt;z-index:251664384;visibility:visible;mso-wrap-style:square;mso-width-percent:0;mso-wrap-distance-left:9pt;mso-wrap-distance-top:0;mso-wrap-distance-right:9pt;mso-wrap-distance-bottom:0;mso-position-horizontal:absolute;mso-position-horizontal-relative:text;mso-position-vertical:absolute;mso-position-vertical-relative:text;mso-width-percent:0;mso-width-relative:margin;v-text-anchor:top" o:gfxdata="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" fillcolor="white [3212]" stroked="f" strokeweight=".5pt">
                 <v:textbox>
                   <w:txbxContent>
                     <w:p>
@@ -14688,7 +14756,7 @@
           <w:noProof/>
           <w:sz w:val="24"/>
           <w:szCs w:val="24"/>
-          <w:lang w:val="es-ES_tradnl" w:eastAsia="en-US"/>
+          <w:lang w:val="en-US" w:eastAsia="en-US"/>
         </w:rPr>
         <mc:AlternateContent>
           <mc:Choice Requires="wps">
@@ -14758,7 +14826,7 @@
           </mc:Choice>
           <mc:Fallback>
             <w:pict>
-              <v:shape w14:anchorId="2D15E996" id="Cuadro de texto 24" o:spid="_x0000_s1046" type="#_x0000_t202" style="position:absolute;left:0;text-align:left;margin-left:-40.05pt;margin-top:185.65pt;width:62.25pt;height:21.75pt;z-index:251662336;visibility:visible;mso-wrap-style:square;mso-wrap-distance-left:9pt;mso-wrap-distance-top:0;mso-wrap-distance-right:9pt;mso-wrap-distance-bottom:0;mso-position-horizontal:absolute;mso-position-horizontal-relative:text;mso-position-vertical:absolute;mso-position-vertical-relative:text;v-text-anchor:top" o:gfxdata="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" fillcolor="white [3212]" stroked="f" strokeweight=".5pt">
+              <v:shape w14:anchorId="2D15E996" id="Cuadro de texto 24" o:spid="_x0000_s1046" type="#_x0000_t202" style="position:absolute;left:0;text-align:left;margin-left:-40.05pt;margin-top:185.65pt;width:62.25pt;height:21.75pt;z-index:251662336;visibility:visible;mso-wrap-style:square;mso-wrap-distance-left:9pt;mso-wrap-distance-top:0;mso-wrap-distance-right:9pt;mso-wrap-distance-bottom:0;mso-position-horizontal:absolute;mso-position-horizontal-relative:text;mso-position-vertical:absolute;mso-position-vertical-relative:text;v-text-anchor:top" o:gfxdata="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" fillcolor="white [3212]" stroked="f" strokeweight=".5pt">
                 <v:textbox>
                   <w:txbxContent>
                     <w:p>
@@ -14788,7 +14856,7 @@
           <w:noProof/>
           <w:sz w:val="24"/>
           <w:szCs w:val="24"/>
-          <w:lang w:val="es-ES_tradnl" w:eastAsia="en-US"/>
+          <w:lang w:val="en-US" w:eastAsia="en-US"/>
         </w:rPr>
         <mc:AlternateContent>
           <mc:Choice Requires="wps">
@@ -14858,7 +14926,7 @@
           </mc:Choice>
           <mc:Fallback>
             <w:pict>
-              <v:shape w14:anchorId="1E127B4E" id="Cuadro de texto 23" o:spid="_x0000_s1047" type="#_x0000_t202" style="position:absolute;left:0;text-align:left;margin-left:191.7pt;margin-top:85.9pt;width:62.25pt;height:21.75pt;z-index:251660288;visibility:visible;mso-wrap-style:square;mso-wrap-distance-left:9pt;mso-wrap-distance-top:0;mso-wrap-distance-right:9pt;mso-wrap-distance-bottom:0;mso-position-horizontal:absolute;mso-position-horizontal-relative:text;mso-position-vertical:absolute;mso-position-vertical-relative:text;v-text-anchor:top" o:gfxdata="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" fillcolor="white [3212]" stroked="f" strokeweight=".5pt">
+              <v:shape w14:anchorId="1E127B4E" id="Cuadro de texto 23" o:spid="_x0000_s1047" type="#_x0000_t202" style="position:absolute;left:0;text-align:left;margin-left:191.7pt;margin-top:85.9pt;width:62.25pt;height:21.75pt;z-index:251660288;visibility:visible;mso-wrap-style:square;mso-wrap-distance-left:9pt;mso-wrap-distance-top:0;mso-wrap-distance-right:9pt;mso-wrap-distance-bottom:0;mso-position-horizontal:absolute;mso-position-horizontal-relative:text;mso-position-vertical:absolute;mso-position-vertical-relative:text;v-text-anchor:top" o:gfxdata="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" fillcolor="white [3212]" stroked="f" strokeweight=".5pt">
                 <v:textbox>
                   <w:txbxContent>
                     <w:p>
@@ -14888,7 +14956,7 @@
           <w:noProof/>
           <w:sz w:val="24"/>
           <w:szCs w:val="24"/>
-          <w:lang w:val="es-ES_tradnl" w:eastAsia="en-US"/>
+          <w:lang w:val="en-US" w:eastAsia="en-US"/>
         </w:rPr>
         <mc:AlternateContent>
           <mc:Choice Requires="wps">
@@ -14946,9 +15014,9 @@
               </wp:anchor>
             </w:drawing>
           </mc:Choice>
-          <mc:Fallback xmlns:a14="http://schemas.microsoft.com/office/drawing/2010/main" xmlns:dgm="http://schemas.openxmlformats.org/drawingml/2006/diagram" xmlns:pic="http://schemas.openxmlformats.org/drawingml/2006/picture" xmlns:a="http://schemas.openxmlformats.org/drawingml/2006/main">
-            <w:pict w14:anchorId="4929DBFB">
-              <v:line id="Conector recto 22" style="position:absolute;flip:x;z-index:251659264;visibility:visible;mso-wrap-style:square;mso-width-percent:0;mso-height-percent:0;mso-wrap-distance-left:9pt;mso-wrap-distance-top:0;mso-wrap-distance-right:9pt;mso-wrap-distance-bottom:0;mso-position-horizontal:absolute;mso-position-horizontal-relative:text;mso-position-vertical:absolute;mso-position-vertical-relative:text;mso-width-percent:0;mso-height-percent:0;mso-width-relative:margin;mso-height-relative:margin" o:spid="_x0000_s1026" strokecolor="#4472c4 [3204]" strokeweight=".5pt" from="287.7pt,301.15pt" to="287.7pt,316.15pt" w14:anchorId="408C7D0A" o:gfxdata="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">
+          <mc:Fallback xmlns:w16sdtdh="http://schemas.microsoft.com/office/word/2020/wordml/sdtdatahash" xmlns:w16="http://schemas.microsoft.com/office/word/2018/wordml" xmlns:w16cid="http://schemas.microsoft.com/office/word/2016/wordml/cid" xmlns:w16cex="http://schemas.microsoft.com/office/word/2018/wordml/cex" xmlns:am3d="http://schemas.microsoft.com/office/drawing/2017/model3d" xmlns:aink="http://schemas.microsoft.com/office/drawing/2016/ink" xmlns:cx8="http://schemas.microsoft.com/office/drawing/2016/5/14/chartex" xmlns:cx7="http://schemas.microsoft.com/office/drawing/2016/5/13/chartex" xmlns:cx6="http://schemas.microsoft.com/office/drawing/2016/5/12/chartex" xmlns:cx5="http://schemas.microsoft.com/office/drawing/2016/5/11/chartex" xmlns:cx4="http://schemas.microsoft.com/office/drawing/2016/5/10/chartex" xmlns:cx3="http://schemas.microsoft.com/office/drawing/2016/5/9/chartex" xmlns:cx2="http://schemas.microsoft.com/office/drawing/2015/10/21/chartex" xmlns:cx1="http://schemas.microsoft.com/office/drawing/2015/9/8/chartex">
+            <w:pict>
+              <v:line w14:anchorId="408C7D0A" id="Conector recto 22" o:spid="_x0000_s1026" style="position:absolute;flip:x;z-index:251659264;visibility:visible;mso-wrap-style:square;mso-width-percent:0;mso-height-percent:0;mso-wrap-distance-left:9pt;mso-wrap-distance-top:0;mso-wrap-distance-right:9pt;mso-wrap-distance-bottom:0;mso-position-horizontal:absolute;mso-position-horizontal-relative:text;mso-position-vertical:absolute;mso-position-vertical-relative:text;mso-width-percent:0;mso-height-percent:0;mso-width-relative:margin;mso-height-relative:margin" from="287.7pt,301.15pt" to="287.7pt,316.15pt" o:gfxdata="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" strokecolor="#4472c4 [3204]" strokeweight=".5pt">
                 <v:stroke joinstyle="miter"/>
               </v:line>
             </w:pict>
@@ -14961,7 +15029,7 @@
           <w:noProof/>
           <w:sz w:val="24"/>
           <w:szCs w:val="24"/>
-          <w:lang w:val="es-ES_tradnl" w:eastAsia="en-US"/>
+          <w:lang w:val="en-US" w:eastAsia="en-US"/>
         </w:rPr>
         <w:drawing>
           <wp:inline distT="0" distB="0" distL="0" distR="0" wp14:anchorId="6A135412" wp14:editId="3552658D">
@@ -14971,7 +15039,7 @@
             <wp:cNvGraphicFramePr/>
             <a:graphic xmlns:a="http://schemas.openxmlformats.org/drawingml/2006/main">
               <a:graphicData uri="http://schemas.openxmlformats.org/drawingml/2006/diagram">
-                <dgm:relIds xmlns:dgm="http://schemas.openxmlformats.org/drawingml/2006/diagram" xmlns:r="http://schemas.openxmlformats.org/officeDocument/2006/relationships" r:dm="rId17" r:lo="rId18" r:qs="rId19" r:cs="rId20"/>
+                <dgm:relIds xmlns:dgm="http://schemas.openxmlformats.org/drawingml/2006/diagram" xmlns:r="http://schemas.openxmlformats.org/officeDocument/2006/relationships" r:dm="rId15" r:lo="rId16" r:qs="rId17" r:cs="rId18"/>
               </a:graphicData>
             </a:graphic>
           </wp:inline>
@@ -14980,14 +15048,14 @@
       <w:commentRangeEnd w:id="39"/>
       <w:r>
         <w:rPr>
-          <w:rStyle w:val="CommentReference"/>
+          <w:rStyle w:val="Refdecomentario"/>
         </w:rPr>
         <w:commentReference w:id="39"/>
       </w:r>
     </w:p>
     <w:p>
       <w:pPr>
-        <w:pStyle w:val="ListParagraph"/>
+        <w:pStyle w:val="Prrafodelista"/>
         <w:rPr>
           <w:b/>
           <w:bCs/>
@@ -15000,7 +15068,7 @@
     </w:p>
     <w:p>
       <w:pPr>
-        <w:pStyle w:val="ListParagraph"/>
+        <w:pStyle w:val="Prrafodelista"/>
         <w:rPr>
           <w:b/>
           <w:bCs/>
@@ -15012,7 +15080,7 @@
     </w:p>
     <w:p>
       <w:pPr>
-        <w:pStyle w:val="ListParagraph"/>
+        <w:pStyle w:val="Prrafodelista"/>
         <w:rPr>
           <w:b/>
           <w:bCs/>
@@ -15024,7 +15092,7 @@
     </w:p>
     <w:p>
       <w:pPr>
-        <w:pStyle w:val="ListParagraph"/>
+        <w:pStyle w:val="Prrafodelista"/>
         <w:rPr>
           <w:b/>
           <w:bCs/>
@@ -15036,7 +15104,7 @@
     </w:p>
     <w:p>
       <w:pPr>
-        <w:pStyle w:val="ListParagraph"/>
+        <w:pStyle w:val="Prrafodelista"/>
         <w:rPr>
           <w:b/>
           <w:bCs/>
@@ -15048,7 +15116,7 @@
     </w:p>
     <w:p>
       <w:pPr>
-        <w:pStyle w:val="ListParagraph"/>
+        <w:pStyle w:val="Prrafodelista"/>
         <w:rPr>
           <w:b/>
           <w:bCs/>
@@ -15060,7 +15128,7 @@
     </w:p>
     <w:p>
       <w:pPr>
-        <w:pStyle w:val="ListParagraph"/>
+        <w:pStyle w:val="Prrafodelista"/>
         <w:rPr>
           <w:b/>
           <w:bCs/>
@@ -15072,7 +15140,7 @@
     </w:p>
     <w:p>
       <w:pPr>
-        <w:pStyle w:val="ListParagraph"/>
+        <w:pStyle w:val="Prrafodelista"/>
         <w:rPr>
           <w:b/>
           <w:bCs/>
@@ -15084,7 +15152,7 @@
     </w:p>
     <w:p>
       <w:pPr>
-        <w:pStyle w:val="ListParagraph"/>
+        <w:pStyle w:val="Prrafodelista"/>
         <w:rPr>
           <w:b/>
           <w:bCs/>
@@ -15096,7 +15164,7 @@
     </w:p>
     <w:p>
       <w:pPr>
-        <w:pStyle w:val="ListParagraph"/>
+        <w:pStyle w:val="Prrafodelista"/>
         <w:rPr>
           <w:b/>
           <w:bCs/>
@@ -15108,7 +15176,7 @@
     </w:p>
     <w:p>
       <w:pPr>
-        <w:pStyle w:val="ListParagraph"/>
+        <w:pStyle w:val="Prrafodelista"/>
         <w:rPr>
           <w:b/>
           <w:bCs/>
@@ -15120,7 +15188,7 @@
     </w:p>
     <w:p>
       <w:pPr>
-        <w:pStyle w:val="ListParagraph"/>
+        <w:pStyle w:val="Prrafodelista"/>
         <w:rPr>
           <w:b/>
           <w:bCs/>
@@ -15132,7 +15200,7 @@
     </w:p>
     <w:p>
       <w:pPr>
-        <w:pStyle w:val="ListParagraph"/>
+        <w:pStyle w:val="Prrafodelista"/>
         <w:rPr>
           <w:b/>
           <w:bCs/>
@@ -15144,7 +15212,7 @@
     </w:p>
     <w:p>
       <w:pPr>
-        <w:pStyle w:val="ListParagraph"/>
+        <w:pStyle w:val="Prrafodelista"/>
         <w:rPr>
           <w:b/>
           <w:bCs/>
@@ -15156,7 +15224,7 @@
     </w:p>
     <w:p>
       <w:pPr>
-        <w:pStyle w:val="ListParagraph"/>
+        <w:pStyle w:val="Prrafodelista"/>
         <w:rPr>
           <w:b/>
           <w:bCs/>
@@ -15168,7 +15236,7 @@
     </w:p>
     <w:p>
       <w:pPr>
-        <w:pStyle w:val="ListParagraph"/>
+        <w:pStyle w:val="Prrafodelista"/>
         <w:rPr>
           <w:b/>
           <w:bCs/>
@@ -15180,7 +15248,7 @@
     </w:p>
     <w:p>
       <w:pPr>
-        <w:pStyle w:val="ListParagraph"/>
+        <w:pStyle w:val="Prrafodelista"/>
         <w:rPr>
           <w:b/>
           <w:bCs/>
@@ -15192,7 +15260,7 @@
     </w:p>
     <w:p>
       <w:pPr>
-        <w:pStyle w:val="ListParagraph"/>
+        <w:pStyle w:val="Prrafodelista"/>
         <w:rPr>
           <w:b/>
           <w:bCs/>
@@ -15204,7 +15272,7 @@
     </w:p>
     <w:p>
       <w:pPr>
-        <w:pStyle w:val="ListParagraph"/>
+        <w:pStyle w:val="Prrafodelista"/>
         <w:numPr>
           <w:ilvl w:val="0"/>
           <w:numId w:val="1"/>
@@ -15319,6 +15387,7 @@
         <w:tc>
           <w:tcPr>
             <w:tcW w:w="2693" w:type="dxa"/>
+            <w:shd w:val="clear" w:color="auto" w:fill="auto"/>
             <w:vAlign w:val="center"/>
           </w:tcPr>
           <w:p>
@@ -15359,6 +15428,7 @@
         <w:tc>
           <w:tcPr>
             <w:tcW w:w="6848" w:type="dxa"/>
+            <w:shd w:val="clear" w:color="auto" w:fill="auto"/>
           </w:tcPr>
           <w:p>
             <w:pPr>
@@ -15403,6 +15473,7 @@
         <w:tc>
           <w:tcPr>
             <w:tcW w:w="2693" w:type="dxa"/>
+            <w:shd w:val="clear" w:color="auto" w:fill="auto"/>
             <w:vAlign w:val="center"/>
           </w:tcPr>
           <w:p>
@@ -15431,6 +15502,7 @@
         <w:tc>
           <w:tcPr>
             <w:tcW w:w="6848" w:type="dxa"/>
+            <w:shd w:val="clear" w:color="auto" w:fill="auto"/>
             <w:vAlign w:val="center"/>
           </w:tcPr>
           <w:p>
@@ -15470,6 +15542,7 @@
         <w:tc>
           <w:tcPr>
             <w:tcW w:w="2693" w:type="dxa"/>
+            <w:shd w:val="clear" w:color="auto" w:fill="auto"/>
             <w:vAlign w:val="center"/>
           </w:tcPr>
           <w:p>
@@ -15498,6 +15571,7 @@
         <w:tc>
           <w:tcPr>
             <w:tcW w:w="6848" w:type="dxa"/>
+            <w:shd w:val="clear" w:color="auto" w:fill="auto"/>
             <w:vAlign w:val="center"/>
           </w:tcPr>
           <w:p>
@@ -15515,6 +15589,7 @@
                 <w:noProof/>
                 <w:sz w:val="20"/>
                 <w:szCs w:val="20"/>
+                <w:lang w:val="en-US" w:eastAsia="en-US"/>
               </w:rPr>
               <w:drawing>
                 <wp:inline distT="0" distB="0" distL="0" distR="0" wp14:anchorId="64EBDB0D" wp14:editId="473F648E">
@@ -15530,7 +15605,7 @@
                           <pic:cNvPicPr preferRelativeResize="0"/>
                         </pic:nvPicPr>
                         <pic:blipFill rotWithShape="1">
-                          <a:blip r:embed="rId22"/>
+                          <a:blip r:embed="rId20"/>
                           <a:srcRect r="78526" b="67202"/>
                           <a:stretch/>
                         </pic:blipFill>
@@ -15567,6 +15642,7 @@
         <w:tc>
           <w:tcPr>
             <w:tcW w:w="2693" w:type="dxa"/>
+            <w:shd w:val="clear" w:color="auto" w:fill="auto"/>
             <w:vAlign w:val="center"/>
           </w:tcPr>
           <w:p>
@@ -15617,6 +15693,7 @@
         <w:tc>
           <w:tcPr>
             <w:tcW w:w="6848" w:type="dxa"/>
+            <w:shd w:val="clear" w:color="auto" w:fill="auto"/>
             <w:vAlign w:val="center"/>
           </w:tcPr>
           <w:p>
@@ -15832,7 +15909,7 @@
     </w:p>
     <w:p>
       <w:pPr>
-        <w:pStyle w:val="ListParagraph"/>
+        <w:pStyle w:val="Prrafodelista"/>
         <w:numPr>
           <w:ilvl w:val="0"/>
           <w:numId w:val="1"/>
@@ -16095,6 +16172,7 @@
         <w:tc>
           <w:tcPr>
             <w:tcW w:w="2517" w:type="dxa"/>
+            <w:shd w:val="clear" w:color="auto" w:fill="auto"/>
             <w:tcMar>
               <w:top w:w="100" w:type="dxa"/>
               <w:left w:w="100" w:type="dxa"/>
@@ -16105,7 +16183,6 @@
           </w:tcPr>
           <w:p>
             <w:pPr>
-              <w:jc w:val="both"/>
               <w:rPr>
                 <w:sz w:val="24"/>
                 <w:szCs w:val="24"/>
@@ -16125,6 +16202,7 @@
         <w:tc>
           <w:tcPr>
             <w:tcW w:w="2517" w:type="dxa"/>
+            <w:shd w:val="clear" w:color="auto" w:fill="auto"/>
             <w:tcMar>
               <w:top w:w="100" w:type="dxa"/>
               <w:left w:w="100" w:type="dxa"/>
@@ -16135,7 +16213,6 @@
           </w:tcPr>
           <w:p>
             <w:pPr>
-              <w:jc w:val="both"/>
               <w:rPr>
                 <w:b/>
                 <w:sz w:val="24"/>
@@ -16183,32 +16260,14 @@
                 <w:szCs w:val="24"/>
                 <w:lang w:val="es-ES_tradnl"/>
               </w:rPr>
-              <w:t xml:space="preserve"> [Video]. YouTube. </w:t>
-            </w:r>
-            <w:hyperlink r:id="rId23" w:history="1">
-              <w:r>
-                <w:rPr>
-                  <w:rStyle w:val="Hyperlink"/>
-                  <w:sz w:val="24"/>
-                  <w:szCs w:val="24"/>
-                  <w:lang w:val="es-ES_tradnl"/>
-                </w:rPr>
-                <w:t>https://www.youtube.com/watch?v=e0IWd1YdkUc</w:t>
-              </w:r>
-            </w:hyperlink>
-            <w:r>
-              <w:rPr>
-                <w:sz w:val="24"/>
-                <w:szCs w:val="24"/>
-                <w:lang w:val="es-ES_tradnl"/>
-              </w:rPr>
-              <w:t xml:space="preserve"> </w:t>
+              <w:t xml:space="preserve"> [Video]. YouTube.</w:t>
             </w:r>
           </w:p>
         </w:tc>
         <w:tc>
           <w:tcPr>
             <w:tcW w:w="2519" w:type="dxa"/>
+            <w:shd w:val="clear" w:color="auto" w:fill="auto"/>
             <w:tcMar>
               <w:top w:w="100" w:type="dxa"/>
               <w:left w:w="100" w:type="dxa"/>
@@ -16219,7 +16278,6 @@
           </w:tcPr>
           <w:p>
             <w:pPr>
-              <w:jc w:val="both"/>
               <w:rPr>
                 <w:b/>
                 <w:sz w:val="24"/>
@@ -16240,6 +16298,7 @@
         <w:tc>
           <w:tcPr>
             <w:tcW w:w="2519" w:type="dxa"/>
+            <w:shd w:val="clear" w:color="auto" w:fill="auto"/>
             <w:tcMar>
               <w:top w:w="100" w:type="dxa"/>
               <w:left w:w="100" w:type="dxa"/>
@@ -16250,7 +16309,6 @@
           </w:tcPr>
           <w:p>
             <w:pPr>
-              <w:jc w:val="both"/>
               <w:rPr>
                 <w:b/>
                 <w:sz w:val="24"/>
@@ -16258,231 +16316,15 @@
                 <w:lang w:val="es-ES_tradnl"/>
               </w:rPr>
             </w:pPr>
-            <w:hyperlink r:id="rId24" w:history="1">
+            <w:hyperlink r:id="rId21" w:history="1">
               <w:r>
                 <w:rPr>
-                  <w:rStyle w:val="Hyperlink"/>
+                  <w:rStyle w:val="Hipervnculo"/>
                   <w:sz w:val="24"/>
                   <w:szCs w:val="24"/>
                   <w:lang w:val="es-ES_tradnl"/>
                 </w:rPr>
                 <w:t>https://www.youtube.com/watch?v=e0IWd1YdkUc</w:t>
-              </w:r>
-            </w:hyperlink>
-            <w:r>
-              <w:rPr>
-                <w:sz w:val="24"/>
-                <w:szCs w:val="24"/>
-                <w:lang w:val="es-ES_tradnl"/>
-              </w:rPr>
-              <w:t xml:space="preserve"> </w:t>
-            </w:r>
-          </w:p>
-        </w:tc>
-      </w:tr>
-      <w:tr>
-        <w:trPr>
-          <w:trHeight w:val="182"/>
-        </w:trPr>
-        <w:tc>
-          <w:tcPr>
-            <w:tcW w:w="2517" w:type="dxa"/>
-            <w:tcBorders>
-              <w:top w:val="single" w:sz="4" w:space="0" w:color="000000"/>
-              <w:bottom w:val="single" w:sz="4" w:space="0" w:color="000000"/>
-            </w:tcBorders>
-            <w:tcMar>
-              <w:top w:w="100" w:type="dxa"/>
-              <w:left w:w="100" w:type="dxa"/>
-              <w:bottom w:w="100" w:type="dxa"/>
-              <w:right w:w="100" w:type="dxa"/>
-            </w:tcMar>
-            <w:vAlign w:val="center"/>
-          </w:tcPr>
-          <w:p>
-            <w:pPr>
-              <w:rPr>
-                <w:b/>
-                <w:sz w:val="24"/>
-                <w:szCs w:val="24"/>
-                <w:lang w:val="es-ES_tradnl"/>
-              </w:rPr>
-            </w:pPr>
-            <w:r>
-              <w:rPr>
-                <w:sz w:val="24"/>
-                <w:szCs w:val="24"/>
-                <w:lang w:val="es-ES_tradnl"/>
-              </w:rPr>
-              <w:t>1.2. Procedimiento para modificar afiliación al SGSSS</w:t>
-            </w:r>
-          </w:p>
-        </w:tc>
-        <w:tc>
-          <w:tcPr>
-            <w:tcW w:w="2517" w:type="dxa"/>
-            <w:tcBorders>
-              <w:top w:val="single" w:sz="4" w:space="0" w:color="000000"/>
-              <w:bottom w:val="single" w:sz="4" w:space="0" w:color="000000"/>
-            </w:tcBorders>
-            <w:tcMar>
-              <w:top w:w="100" w:type="dxa"/>
-              <w:left w:w="100" w:type="dxa"/>
-              <w:bottom w:w="100" w:type="dxa"/>
-              <w:right w:w="100" w:type="dxa"/>
-            </w:tcMar>
-            <w:vAlign w:val="center"/>
-          </w:tcPr>
-          <w:p>
-            <w:pPr>
-              <w:jc w:val="both"/>
-              <w:rPr>
-                <w:b/>
-                <w:sz w:val="24"/>
-                <w:szCs w:val="24"/>
-                <w:lang w:val="es-ES_tradnl"/>
-              </w:rPr>
-            </w:pPr>
-            <w:r>
-              <w:rPr>
-                <w:sz w:val="24"/>
-                <w:szCs w:val="24"/>
-                <w:lang w:val="es-ES_tradnl"/>
-              </w:rPr>
-              <w:t>Ecosistema de Recurso Educativos</w:t>
-            </w:r>
-            <w:r>
-              <w:rPr>
-                <w:sz w:val="24"/>
-                <w:szCs w:val="24"/>
-                <w:lang w:val="es-ES_tradnl"/>
-              </w:rPr>
-              <w:t xml:space="preserve"> SENA. (2025, </w:t>
-            </w:r>
-            <w:r>
-              <w:rPr>
-                <w:sz w:val="24"/>
-                <w:szCs w:val="24"/>
-                <w:lang w:val="es-ES_tradnl"/>
-              </w:rPr>
-              <w:t xml:space="preserve">3 de </w:t>
-            </w:r>
-            <w:r>
-              <w:rPr>
-                <w:sz w:val="24"/>
-                <w:szCs w:val="24"/>
-                <w:lang w:val="es-ES_tradnl"/>
-              </w:rPr>
-              <w:t xml:space="preserve">junio). </w:t>
-            </w:r>
-            <w:r>
-              <w:rPr>
-                <w:i/>
-                <w:iCs/>
-                <w:sz w:val="24"/>
-                <w:szCs w:val="24"/>
-                <w:lang w:val="es-ES_tradnl"/>
-              </w:rPr>
-              <w:t>Orientación al usuario en el proceso de afiliación y registro de novedades del servicio de salud</w:t>
-            </w:r>
-            <w:r>
-              <w:rPr>
-                <w:sz w:val="24"/>
-                <w:szCs w:val="24"/>
-                <w:lang w:val="es-ES_tradnl"/>
-              </w:rPr>
-              <w:t xml:space="preserve"> [Video]. YouTube. </w:t>
-            </w:r>
-            <w:hyperlink r:id="rId25" w:history="1">
-              <w:r>
-                <w:rPr>
-                  <w:rStyle w:val="Hyperlink"/>
-                  <w:sz w:val="24"/>
-                  <w:szCs w:val="24"/>
-                  <w:lang w:val="es-ES_tradnl"/>
-                </w:rPr>
-                <w:t>https://www.youtube.com/watch?v=0HeR3rr7l5U</w:t>
-              </w:r>
-            </w:hyperlink>
-            <w:r>
-              <w:rPr>
-                <w:sz w:val="24"/>
-                <w:szCs w:val="24"/>
-                <w:lang w:val="es-ES_tradnl"/>
-              </w:rPr>
-              <w:t xml:space="preserve"> </w:t>
-            </w:r>
-          </w:p>
-        </w:tc>
-        <w:tc>
-          <w:tcPr>
-            <w:tcW w:w="2519" w:type="dxa"/>
-            <w:tcBorders>
-              <w:top w:val="single" w:sz="4" w:space="0" w:color="000000"/>
-              <w:bottom w:val="single" w:sz="4" w:space="0" w:color="000000"/>
-            </w:tcBorders>
-            <w:tcMar>
-              <w:top w:w="100" w:type="dxa"/>
-              <w:left w:w="100" w:type="dxa"/>
-              <w:bottom w:w="100" w:type="dxa"/>
-              <w:right w:w="100" w:type="dxa"/>
-            </w:tcMar>
-            <w:vAlign w:val="center"/>
-          </w:tcPr>
-          <w:p>
-            <w:pPr>
-              <w:jc w:val="both"/>
-              <w:rPr>
-                <w:b/>
-                <w:sz w:val="24"/>
-                <w:szCs w:val="24"/>
-                <w:lang w:val="es-ES_tradnl"/>
-              </w:rPr>
-            </w:pPr>
-            <w:r>
-              <w:rPr>
-                <w:sz w:val="24"/>
-                <w:szCs w:val="24"/>
-                <w:lang w:val="es-ES_tradnl"/>
-              </w:rPr>
-              <w:t>Video</w:t>
-            </w:r>
-          </w:p>
-        </w:tc>
-        <w:tc>
-          <w:tcPr>
-            <w:tcW w:w="2519" w:type="dxa"/>
-            <w:tcBorders>
-              <w:top w:val="single" w:sz="4" w:space="0" w:color="000000"/>
-              <w:bottom w:val="single" w:sz="4" w:space="0" w:color="000000"/>
-            </w:tcBorders>
-            <w:tcMar>
-              <w:top w:w="100" w:type="dxa"/>
-              <w:left w:w="100" w:type="dxa"/>
-              <w:bottom w:w="100" w:type="dxa"/>
-              <w:right w:w="100" w:type="dxa"/>
-            </w:tcMar>
-            <w:vAlign w:val="center"/>
-          </w:tcPr>
-          <w:p>
-            <w:pPr>
-              <w:jc w:val="both"/>
-              <w:rPr>
-                <w:b/>
-                <w:sz w:val="24"/>
-                <w:szCs w:val="24"/>
-                <w:lang w:val="es-ES_tradnl"/>
-              </w:rPr>
-            </w:pPr>
-            <w:hyperlink r:id="rId26" w:history="1">
-              <w:r>
-                <w:rPr>
-                  <w:rStyle w:val="Hyperlink"/>
-                  <w:sz w:val="24"/>
-                  <w:szCs w:val="24"/>
-                  <w:lang w:val="es-ES_tradnl"/>
-                </w:rPr>
-                <w:t>https://www.youtube.com/watch?v=0HeR3rr7l5U</w:t>
               </w:r>
             </w:hyperlink>
             <w:r>
@@ -16506,6 +16348,7 @@
             <w:tcBorders>
               <w:top w:val="single" w:sz="4" w:space="0" w:color="000000"/>
             </w:tcBorders>
+            <w:shd w:val="clear" w:color="auto" w:fill="auto"/>
             <w:tcMar>
               <w:top w:w="100" w:type="dxa"/>
               <w:left w:w="100" w:type="dxa"/>
@@ -16538,6 +16381,7 @@
             <w:tcBorders>
               <w:top w:val="single" w:sz="4" w:space="0" w:color="000000"/>
             </w:tcBorders>
+            <w:shd w:val="clear" w:color="auto" w:fill="auto"/>
             <w:tcMar>
               <w:top w:w="100" w:type="dxa"/>
               <w:left w:w="100" w:type="dxa"/>
@@ -16548,7 +16392,6 @@
           </w:tcPr>
           <w:p>
             <w:pPr>
-              <w:jc w:val="both"/>
               <w:rPr>
                 <w:sz w:val="24"/>
                 <w:szCs w:val="24"/>
@@ -16561,7 +16404,23 @@
                 <w:szCs w:val="24"/>
                 <w:lang w:val="es-ES_tradnl"/>
               </w:rPr>
-              <w:t>Ministerio de Salud y Protección Social. (202, 15</w:t>
+              <w:t>Ministerio de Salud y Protección Social. (202</w:t>
+            </w:r>
+            <w:r>
+              <w:rPr>
+                <w:sz w:val="24"/>
+                <w:szCs w:val="24"/>
+                <w:lang w:val="es-ES_tradnl"/>
+              </w:rPr>
+              <w:t>4</w:t>
+            </w:r>
+            <w:r>
+              <w:rPr>
+                <w:sz w:val="24"/>
+                <w:szCs w:val="24"/>
+                <w:lang w:val="es-ES_tradnl"/>
+              </w:rPr>
+              <w:t>, 15</w:t>
             </w:r>
             <w:r>
               <w:rPr>
@@ -16595,26 +16454,7 @@
                 <w:szCs w:val="24"/>
                 <w:lang w:val="es-ES_tradnl"/>
               </w:rPr>
-              <w:t xml:space="preserve">[Video]. YouTube. </w:t>
-            </w:r>
-            <w:hyperlink r:id="rId27" w:history="1">
-              <w:r>
-                <w:rPr>
-                  <w:rStyle w:val="Hyperlink"/>
-                  <w:sz w:val="24"/>
-                  <w:szCs w:val="24"/>
-                  <w:lang w:val="es-ES_tradnl"/>
-                </w:rPr>
-                <w:t>https://www.youtube.com/watch?v=z91giRwDma4</w:t>
-              </w:r>
-            </w:hyperlink>
-            <w:r>
-              <w:rPr>
-                <w:sz w:val="24"/>
-                <w:szCs w:val="24"/>
-                <w:lang w:val="es-ES_tradnl"/>
-              </w:rPr>
-              <w:t xml:space="preserve"> </w:t>
+              <w:t>[Video]. YouTube.</w:t>
             </w:r>
           </w:p>
         </w:tc>
@@ -16624,6 +16464,7 @@
             <w:tcBorders>
               <w:top w:val="single" w:sz="4" w:space="0" w:color="000000"/>
             </w:tcBorders>
+            <w:shd w:val="clear" w:color="auto" w:fill="auto"/>
             <w:tcMar>
               <w:top w:w="100" w:type="dxa"/>
               <w:left w:w="100" w:type="dxa"/>
@@ -16634,7 +16475,6 @@
           </w:tcPr>
           <w:p>
             <w:pPr>
-              <w:jc w:val="both"/>
               <w:rPr>
                 <w:sz w:val="24"/>
                 <w:szCs w:val="24"/>
@@ -16657,6 +16497,7 @@
             <w:tcBorders>
               <w:top w:val="single" w:sz="4" w:space="0" w:color="000000"/>
             </w:tcBorders>
+            <w:shd w:val="clear" w:color="auto" w:fill="auto"/>
             <w:tcMar>
               <w:top w:w="100" w:type="dxa"/>
               <w:left w:w="100" w:type="dxa"/>
@@ -16666,13 +16507,10 @@
             <w:vAlign w:val="center"/>
           </w:tcPr>
           <w:p>
-            <w:pPr>
-              <w:jc w:val="both"/>
-            </w:pPr>
-            <w:hyperlink r:id="rId28" w:history="1">
+            <w:hyperlink r:id="rId22" w:history="1">
               <w:r>
                 <w:rPr>
-                  <w:rStyle w:val="Hyperlink"/>
+                  <w:rStyle w:val="Hipervnculo"/>
                 </w:rPr>
                 <w:t>https://www.youtube.com/watch?v=z91giRwDma4</w:t>
               </w:r>
@@ -16696,36 +16534,17 @@
     </w:p>
     <w:p>
       <w:pPr>
-        <w:rPr>
-          <w:sz w:val="24"/>
-          <w:szCs w:val="24"/>
-          <w:lang w:val="es-ES_tradnl"/>
-        </w:rPr>
-      </w:pPr>
-    </w:p>
-    <w:p>
-      <w:pPr>
-        <w:jc w:val="both"/>
-        <w:rPr>
-          <w:sz w:val="24"/>
-          <w:szCs w:val="24"/>
-          <w:lang w:val="es-ES_tradnl"/>
-        </w:rPr>
-      </w:pPr>
-    </w:p>
-    <w:p>
-      <w:pPr>
-        <w:jc w:val="both"/>
-        <w:rPr>
-          <w:sz w:val="24"/>
-          <w:szCs w:val="24"/>
-          <w:lang w:val="es-ES_tradnl"/>
-        </w:rPr>
-      </w:pPr>
-    </w:p>
-    <w:p>
-      <w:pPr>
-        <w:pStyle w:val="ListParagraph"/>
+        <w:jc w:val="both"/>
+        <w:rPr>
+          <w:sz w:val="24"/>
+          <w:szCs w:val="24"/>
+          <w:lang w:val="es-ES_tradnl"/>
+        </w:rPr>
+      </w:pPr>
+    </w:p>
+    <w:p>
+      <w:pPr>
+        <w:pStyle w:val="Prrafodelista"/>
         <w:numPr>
           <w:ilvl w:val="0"/>
           <w:numId w:val="1"/>
@@ -16757,6 +16576,8 @@
         </w:rPr>
         <w:t xml:space="preserve"> </w:t>
       </w:r>
+      <w:bookmarkStart w:id="43" w:name="_GoBack"/>
+      <w:bookmarkEnd w:id="43"/>
     </w:p>
     <w:p>
       <w:pPr>
@@ -16868,6 +16689,7 @@
         <w:tc>
           <w:tcPr>
             <w:tcW w:w="2122" w:type="dxa"/>
+            <w:shd w:val="clear" w:color="auto" w:fill="auto"/>
             <w:tcMar>
               <w:top w:w="100" w:type="dxa"/>
               <w:left w:w="100" w:type="dxa"/>
@@ -16956,6 +16778,7 @@
         <w:tc>
           <w:tcPr>
             <w:tcW w:w="2122" w:type="dxa"/>
+            <w:shd w:val="clear" w:color="auto" w:fill="auto"/>
             <w:tcMar>
               <w:top w:w="100" w:type="dxa"/>
               <w:left w:w="100" w:type="dxa"/>
@@ -17045,6 +16868,7 @@
         <w:tc>
           <w:tcPr>
             <w:tcW w:w="2122" w:type="dxa"/>
+            <w:shd w:val="clear" w:color="auto" w:fill="auto"/>
             <w:tcMar>
               <w:top w:w="100" w:type="dxa"/>
               <w:left w:w="100" w:type="dxa"/>
@@ -17143,6 +16967,7 @@
         <w:tc>
           <w:tcPr>
             <w:tcW w:w="2122" w:type="dxa"/>
+            <w:shd w:val="clear" w:color="auto" w:fill="auto"/>
             <w:tcMar>
               <w:top w:w="100" w:type="dxa"/>
               <w:left w:w="100" w:type="dxa"/>
@@ -17238,6 +17063,7 @@
         <w:tc>
           <w:tcPr>
             <w:tcW w:w="2122" w:type="dxa"/>
+            <w:shd w:val="clear" w:color="auto" w:fill="auto"/>
             <w:tcMar>
               <w:top w:w="100" w:type="dxa"/>
               <w:left w:w="100" w:type="dxa"/>
@@ -17325,6 +17151,7 @@
         <w:tc>
           <w:tcPr>
             <w:tcW w:w="2122" w:type="dxa"/>
+            <w:shd w:val="clear" w:color="auto" w:fill="auto"/>
             <w:tcMar>
               <w:top w:w="100" w:type="dxa"/>
               <w:left w:w="100" w:type="dxa"/>
@@ -17351,6 +17178,7 @@
                 <w:szCs w:val="24"/>
                 <w:lang w:val="es-ES_tradnl"/>
               </w:rPr>
+              <w:lastRenderedPageBreak/>
               <w:t>Novedad en la afiliación</w:t>
             </w:r>
             <w:r>
@@ -17412,6 +17240,7 @@
         <w:tc>
           <w:tcPr>
             <w:tcW w:w="2122" w:type="dxa"/>
+            <w:shd w:val="clear" w:color="auto" w:fill="auto"/>
             <w:tcMar>
               <w:top w:w="100" w:type="dxa"/>
               <w:left w:w="100" w:type="dxa"/>
@@ -17511,6 +17340,7 @@
         <w:tc>
           <w:tcPr>
             <w:tcW w:w="2122" w:type="dxa"/>
+            <w:shd w:val="clear" w:color="auto" w:fill="auto"/>
             <w:tcMar>
               <w:top w:w="100" w:type="dxa"/>
               <w:left w:w="100" w:type="dxa"/>
@@ -17610,6 +17440,7 @@
         <w:tc>
           <w:tcPr>
             <w:tcW w:w="2122" w:type="dxa"/>
+            <w:shd w:val="clear" w:color="auto" w:fill="auto"/>
             <w:tcMar>
               <w:top w:w="100" w:type="dxa"/>
               <w:left w:w="100" w:type="dxa"/>
@@ -17707,6 +17538,7 @@
         <w:tc>
           <w:tcPr>
             <w:tcW w:w="2122" w:type="dxa"/>
+            <w:shd w:val="clear" w:color="auto" w:fill="auto"/>
             <w:tcMar>
               <w:top w:w="100" w:type="dxa"/>
               <w:left w:w="100" w:type="dxa"/>
@@ -17794,7 +17626,7 @@
     <w:p/>
     <w:p>
       <w:pPr>
-        <w:pStyle w:val="ListParagraph"/>
+        <w:pStyle w:val="Prrafodelista"/>
         <w:numPr>
           <w:ilvl w:val="0"/>
           <w:numId w:val="1"/>
@@ -17814,7 +17646,6 @@
     </w:p>
     <w:p>
       <w:pPr>
-        <w:jc w:val="both"/>
         <w:rPr>
           <w:sz w:val="24"/>
           <w:szCs w:val="24"/>
@@ -17825,7 +17656,6 @@
     <w:p>
       <w:pPr>
         <w:ind w:left="709" w:hanging="709"/>
-        <w:jc w:val="both"/>
         <w:rPr>
           <w:sz w:val="24"/>
           <w:szCs w:val="24"/>
@@ -17858,10 +17688,10 @@
         </w:rPr>
         <w:t xml:space="preserve">Diario Oficial No. 47.957. </w:t>
       </w:r>
-      <w:hyperlink r:id="rId29" w:history="1">
+      <w:hyperlink r:id="rId23" w:history="1">
         <w:r>
           <w:rPr>
-            <w:rStyle w:val="Hyperlink"/>
+            <w:rStyle w:val="Hipervnculo"/>
             <w:sz w:val="24"/>
             <w:szCs w:val="24"/>
           </w:rPr>
@@ -17879,7 +17709,6 @@
     <w:p>
       <w:pPr>
         <w:ind w:left="709" w:hanging="709"/>
-        <w:jc w:val="both"/>
         <w:rPr>
           <w:sz w:val="24"/>
           <w:szCs w:val="24"/>
@@ -17890,7 +17719,6 @@
     <w:p>
       <w:pPr>
         <w:ind w:left="709" w:hanging="709"/>
-        <w:jc w:val="both"/>
         <w:rPr>
           <w:sz w:val="24"/>
           <w:szCs w:val="24"/>
@@ -17931,10 +17759,10 @@
         </w:rPr>
         <w:t xml:space="preserve">. </w:t>
       </w:r>
-      <w:hyperlink r:id="rId30" w:history="1">
+      <w:hyperlink r:id="rId24" w:history="1">
         <w:r>
           <w:rPr>
-            <w:rStyle w:val="Hyperlink"/>
+            <w:rStyle w:val="Hipervnculo"/>
             <w:sz w:val="24"/>
             <w:szCs w:val="24"/>
           </w:rPr>
@@ -17951,7 +17779,6 @@
     </w:p>
     <w:p>
       <w:pPr>
-        <w:jc w:val="both"/>
         <w:rPr>
           <w:sz w:val="24"/>
           <w:szCs w:val="24"/>
@@ -17962,7 +17789,6 @@
     <w:p>
       <w:pPr>
         <w:ind w:left="709" w:hanging="709"/>
-        <w:jc w:val="both"/>
         <w:rPr>
           <w:sz w:val="24"/>
           <w:szCs w:val="24"/>
@@ -18013,10 +17839,10 @@
         </w:rPr>
         <w:t xml:space="preserve">. </w:t>
       </w:r>
-      <w:hyperlink r:id="rId31" w:history="1">
+      <w:hyperlink r:id="rId25" w:history="1">
         <w:r>
           <w:rPr>
-            <w:rStyle w:val="Hyperlink"/>
+            <w:rStyle w:val="Hipervnculo"/>
             <w:sz w:val="24"/>
             <w:szCs w:val="24"/>
           </w:rPr>
@@ -18034,7 +17860,6 @@
     <w:p>
       <w:pPr>
         <w:ind w:left="709" w:hanging="709"/>
-        <w:jc w:val="both"/>
         <w:rPr>
           <w:sz w:val="24"/>
           <w:szCs w:val="24"/>
@@ -18045,7 +17870,6 @@
     <w:p>
       <w:pPr>
         <w:ind w:left="709" w:hanging="709"/>
-        <w:jc w:val="both"/>
         <w:rPr>
           <w:sz w:val="24"/>
           <w:szCs w:val="24"/>
@@ -18086,10 +17910,10 @@
         </w:rPr>
         <w:t xml:space="preserve">. </w:t>
       </w:r>
-      <w:hyperlink r:id="rId32" w:history="1">
+      <w:hyperlink r:id="rId26" w:history="1">
         <w:r>
           <w:rPr>
-            <w:rStyle w:val="Hyperlink"/>
+            <w:rStyle w:val="Hipervnculo"/>
             <w:sz w:val="24"/>
             <w:szCs w:val="24"/>
             <w:lang w:val="es-ES_tradnl"/>
@@ -18108,7 +17932,6 @@
     </w:p>
     <w:p>
       <w:pPr>
-        <w:jc w:val="both"/>
         <w:rPr>
           <w:sz w:val="24"/>
           <w:szCs w:val="24"/>
@@ -18119,7 +17942,6 @@
     <w:p>
       <w:pPr>
         <w:ind w:left="709" w:hanging="709"/>
-        <w:jc w:val="both"/>
         <w:rPr>
           <w:sz w:val="24"/>
           <w:szCs w:val="24"/>
@@ -18160,10 +17982,10 @@
         </w:rPr>
         <w:t xml:space="preserve">. </w:t>
       </w:r>
-      <w:hyperlink r:id="rId33" w:history="1">
+      <w:hyperlink r:id="rId27" w:history="1">
         <w:r>
           <w:rPr>
-            <w:rStyle w:val="Hyperlink"/>
+            <w:rStyle w:val="Hipervnculo"/>
             <w:sz w:val="24"/>
             <w:szCs w:val="24"/>
             <w:lang w:val="es-ES_tradnl"/>
@@ -18183,7 +18005,6 @@
     <w:p>
       <w:pPr>
         <w:ind w:left="709" w:hanging="709"/>
-        <w:jc w:val="both"/>
         <w:rPr>
           <w:sz w:val="24"/>
           <w:szCs w:val="24"/>
@@ -18194,7 +18015,6 @@
     <w:p>
       <w:pPr>
         <w:ind w:left="709" w:hanging="709"/>
-        <w:jc w:val="both"/>
         <w:rPr>
           <w:sz w:val="24"/>
           <w:szCs w:val="24"/>
@@ -18227,7 +18047,7 @@
           <w:szCs w:val="24"/>
           <w:lang w:val="es-ES_tradnl"/>
         </w:rPr>
-        <w:t>Por la cual se establece el reporte de los datos de afiliación al Sistema General de Seguridad Social en Salud, a planes voluntarios, Regímenes Especial y de Excepción y de las personas privadas de la libertad bajo la custodia y vigilancia del INPEC</w:t>
+        <w:t xml:space="preserve">Por la cual se establece el reporte de los datos de afiliación al Sistema General de Seguridad Social en Salud, a planes voluntarios, Regímenes Especial y de </w:t>
       </w:r>
       <w:r>
         <w:rPr>
@@ -18237,6 +18057,17 @@
           <w:szCs w:val="24"/>
           <w:lang w:val="es-ES_tradnl"/>
         </w:rPr>
+        <w:lastRenderedPageBreak/>
+        <w:t>Excepción y de las personas privadas de la libertad bajo la custodia y vigilancia del INPEC</w:t>
+      </w:r>
+      <w:r>
+        <w:rPr>
+          <w:i/>
+          <w:iCs/>
+          <w:sz w:val="24"/>
+          <w:szCs w:val="24"/>
+          <w:lang w:val="es-ES_tradnl"/>
+        </w:rPr>
         <w:t>.</w:t>
       </w:r>
       <w:r>
@@ -18247,10 +18078,10 @@
         </w:rPr>
         <w:t xml:space="preserve"> </w:t>
       </w:r>
-      <w:hyperlink r:id="rId34" w:history="1">
+      <w:hyperlink r:id="rId28" w:history="1">
         <w:r>
           <w:rPr>
-            <w:rStyle w:val="Hyperlink"/>
+            <w:rStyle w:val="Hipervnculo"/>
             <w:sz w:val="24"/>
             <w:szCs w:val="24"/>
             <w:lang w:val="es-ES_tradnl"/>
@@ -18288,7 +18119,7 @@
     </w:p>
     <w:p>
       <w:pPr>
-        <w:pStyle w:val="ListParagraph"/>
+        <w:pStyle w:val="Prrafodelista"/>
         <w:numPr>
           <w:ilvl w:val="0"/>
           <w:numId w:val="1"/>
@@ -18346,7 +18177,7 @@
       </w:tblGrid>
       <w:tr>
         <w:trPr>
-          <w:trHeight w:val="1020"/>
+          <w:trHeight w:val="643"/>
         </w:trPr>
         <w:tc>
           <w:tcPr>
@@ -18355,6 +18186,7 @@
               <w:top w:val="nil"/>
               <w:left w:val="nil"/>
             </w:tcBorders>
+            <w:shd w:val="clear" w:color="auto" w:fill="auto"/>
           </w:tcPr>
           <w:p>
             <w:pPr>
@@ -18370,6 +18202,7 @@
         <w:tc>
           <w:tcPr>
             <w:tcW w:w="1991" w:type="dxa"/>
+            <w:shd w:val="clear" w:color="auto" w:fill="auto"/>
             <w:vAlign w:val="center"/>
           </w:tcPr>
           <w:p>
@@ -18394,6 +18227,7 @@
         <w:tc>
           <w:tcPr>
             <w:tcW w:w="1840" w:type="dxa"/>
+            <w:shd w:val="clear" w:color="auto" w:fill="auto"/>
             <w:vAlign w:val="center"/>
           </w:tcPr>
           <w:p>
@@ -18418,6 +18252,7 @@
         <w:tc>
           <w:tcPr>
             <w:tcW w:w="2976" w:type="dxa"/>
+            <w:shd w:val="clear" w:color="auto" w:fill="auto"/>
             <w:vAlign w:val="center"/>
           </w:tcPr>
           <w:p>
@@ -18436,33 +18271,13 @@
                 <w:lang w:val="es-ES_tradnl"/>
               </w:rPr>
               <w:t>Dependencia</w:t>
-            </w:r>
-          </w:p>
-          <w:p>
-            <w:pPr>
-              <w:jc w:val="both"/>
-              <w:rPr>
-                <w:i/>
-                <w:sz w:val="24"/>
-                <w:szCs w:val="24"/>
-                <w:lang w:val="es-ES_tradnl"/>
-              </w:rPr>
-            </w:pPr>
-            <w:r>
-              <w:rPr>
-                <w:i/>
-                <w:sz w:val="24"/>
-                <w:szCs w:val="24"/>
-                <w:lang w:val="es-ES_tradnl"/>
-              </w:rPr>
-              <w:br/>
-              <w:t>(Para el SENA indicar Regional y Centro de Formación)</w:t>
             </w:r>
           </w:p>
         </w:tc>
         <w:tc>
           <w:tcPr>
             <w:tcW w:w="1888" w:type="dxa"/>
+            <w:shd w:val="clear" w:color="auto" w:fill="auto"/>
             <w:vAlign w:val="center"/>
           </w:tcPr>
           <w:p>
@@ -18492,6 +18307,7 @@
         <w:tc>
           <w:tcPr>
             <w:tcW w:w="1272" w:type="dxa"/>
+            <w:shd w:val="clear" w:color="auto" w:fill="auto"/>
           </w:tcPr>
           <w:p>
             <w:pPr>
@@ -18508,13 +18324,14 @@
                 <w:szCs w:val="24"/>
                 <w:lang w:val="es-ES_tradnl"/>
               </w:rPr>
-              <w:t>Autor (es)</w:t>
+              <w:t>Autor</w:t>
             </w:r>
           </w:p>
         </w:tc>
         <w:tc>
           <w:tcPr>
             <w:tcW w:w="1991" w:type="dxa"/>
+            <w:shd w:val="clear" w:color="auto" w:fill="auto"/>
           </w:tcPr>
           <w:p>
             <w:pPr>
@@ -18550,6 +18367,7 @@
         <w:tc>
           <w:tcPr>
             <w:tcW w:w="1840" w:type="dxa"/>
+            <w:shd w:val="clear" w:color="auto" w:fill="auto"/>
           </w:tcPr>
           <w:p>
             <w:pPr>
@@ -18576,6 +18394,7 @@
         <w:tc>
           <w:tcPr>
             <w:tcW w:w="2976" w:type="dxa"/>
+            <w:shd w:val="clear" w:color="auto" w:fill="auto"/>
           </w:tcPr>
           <w:p>
             <w:pPr>
@@ -18602,6 +18421,7 @@
         <w:tc>
           <w:tcPr>
             <w:tcW w:w="1888" w:type="dxa"/>
+            <w:shd w:val="clear" w:color="auto" w:fill="auto"/>
           </w:tcPr>
           <w:p>
             <w:pPr>
@@ -18633,6 +18453,7 @@
         <w:tc>
           <w:tcPr>
             <w:tcW w:w="1272" w:type="dxa"/>
+            <w:shd w:val="clear" w:color="auto" w:fill="auto"/>
           </w:tcPr>
           <w:p>
             <w:pPr>
@@ -18643,11 +18464,20 @@
                 <w:lang w:val="es-ES_tradnl"/>
               </w:rPr>
             </w:pPr>
+            <w:r>
+              <w:rPr>
+                <w:sz w:val="24"/>
+                <w:szCs w:val="24"/>
+                <w:lang w:val="es-ES_tradnl"/>
+              </w:rPr>
+              <w:t>Autor</w:t>
+            </w:r>
           </w:p>
         </w:tc>
         <w:tc>
           <w:tcPr>
             <w:tcW w:w="1991" w:type="dxa"/>
+            <w:shd w:val="clear" w:color="auto" w:fill="auto"/>
           </w:tcPr>
           <w:p>
             <w:pPr>
@@ -18667,13 +18497,34 @@
                 <w:szCs w:val="24"/>
                 <w:lang w:val="es-ES_tradnl"/>
               </w:rPr>
-              <w:t>Andrés Felipe Velandia Espitia</w:t>
+              <w:t xml:space="preserve">Andrés Felipe </w:t>
+            </w:r>
+            <w:proofErr w:type="spellStart"/>
+            <w:r>
+              <w:rPr>
+                <w:bCs/>
+                <w:sz w:val="24"/>
+                <w:szCs w:val="24"/>
+                <w:lang w:val="es-ES_tradnl"/>
+              </w:rPr>
+              <w:t>Velandia</w:t>
+            </w:r>
+            <w:proofErr w:type="spellEnd"/>
+            <w:r>
+              <w:rPr>
+                <w:bCs/>
+                <w:sz w:val="24"/>
+                <w:szCs w:val="24"/>
+                <w:lang w:val="es-ES_tradnl"/>
+              </w:rPr>
+              <w:t xml:space="preserve"> Espitia</w:t>
             </w:r>
           </w:p>
         </w:tc>
         <w:tc>
           <w:tcPr>
             <w:tcW w:w="1840" w:type="dxa"/>
+            <w:shd w:val="clear" w:color="auto" w:fill="auto"/>
           </w:tcPr>
           <w:p>
             <w:pPr>
@@ -18700,6 +18551,7 @@
         <w:tc>
           <w:tcPr>
             <w:tcW w:w="2976" w:type="dxa"/>
+            <w:shd w:val="clear" w:color="auto" w:fill="auto"/>
           </w:tcPr>
           <w:p>
             <w:pPr>
@@ -18726,6 +18578,7 @@
         <w:tc>
           <w:tcPr>
             <w:tcW w:w="1888" w:type="dxa"/>
+            <w:shd w:val="clear" w:color="auto" w:fill="auto"/>
           </w:tcPr>
           <w:p>
             <w:pPr>
@@ -18791,61 +18644,28 @@
     </w:p>
     <w:p>
       <w:pPr>
-        <w:jc w:val="both"/>
-        <w:rPr>
-          <w:sz w:val="24"/>
-          <w:szCs w:val="24"/>
-          <w:lang w:val="es-ES_tradnl"/>
-        </w:rPr>
-      </w:pPr>
-    </w:p>
-    <w:p>
-      <w:pPr>
-        <w:jc w:val="both"/>
-        <w:rPr>
-          <w:sz w:val="24"/>
-          <w:szCs w:val="24"/>
-          <w:lang w:val="es-ES_tradnl"/>
-        </w:rPr>
-      </w:pPr>
-    </w:p>
-    <w:p>
-      <w:pPr>
-        <w:pStyle w:val="ListParagraph"/>
+        <w:pStyle w:val="Prrafodelista"/>
         <w:numPr>
           <w:ilvl w:val="0"/>
           <w:numId w:val="1"/>
         </w:numPr>
         <w:jc w:val="both"/>
         <w:rPr>
+          <w:sz w:val="24"/>
+          <w:szCs w:val="24"/>
+          <w:lang w:val="es-ES_tradnl"/>
+        </w:rPr>
+      </w:pPr>
+      <w:r>
+        <w:rPr>
           <w:b/>
           <w:bCs/>
           <w:sz w:val="24"/>
           <w:szCs w:val="24"/>
           <w:lang w:val="es-ES_tradnl"/>
         </w:rPr>
-      </w:pPr>
-      <w:r>
-        <w:rPr>
-          <w:b/>
-          <w:bCs/>
-          <w:sz w:val="24"/>
-          <w:szCs w:val="24"/>
-          <w:lang w:val="es-ES_tradnl"/>
-        </w:rPr>
-        <w:lastRenderedPageBreak/>
         <w:t xml:space="preserve">CONTROL DE CAMBIOS </w:t>
       </w:r>
-    </w:p>
-    <w:p>
-      <w:pPr>
-        <w:jc w:val="both"/>
-        <w:rPr>
-          <w:sz w:val="24"/>
-          <w:szCs w:val="24"/>
-          <w:lang w:val="es-ES_tradnl"/>
-        </w:rPr>
-      </w:pPr>
       <w:r>
         <w:rPr>
           <w:sz w:val="24"/>
@@ -18898,6 +18718,7 @@
               <w:top w:val="nil"/>
               <w:left w:val="nil"/>
             </w:tcBorders>
+            <w:shd w:val="clear" w:color="auto" w:fill="auto"/>
           </w:tcPr>
           <w:p>
             <w:pPr>
@@ -18913,6 +18734,7 @@
         <w:tc>
           <w:tcPr>
             <w:tcW w:w="2138" w:type="dxa"/>
+            <w:shd w:val="clear" w:color="auto" w:fill="auto"/>
           </w:tcPr>
           <w:p>
             <w:pPr>
@@ -18936,6 +18758,7 @@
         <w:tc>
           <w:tcPr>
             <w:tcW w:w="1701" w:type="dxa"/>
+            <w:shd w:val="clear" w:color="auto" w:fill="auto"/>
           </w:tcPr>
           <w:p>
             <w:pPr>
@@ -18959,6 +18782,7 @@
         <w:tc>
           <w:tcPr>
             <w:tcW w:w="1843" w:type="dxa"/>
+            <w:shd w:val="clear" w:color="auto" w:fill="auto"/>
           </w:tcPr>
           <w:p>
             <w:pPr>
@@ -18982,6 +18806,7 @@
         <w:tc>
           <w:tcPr>
             <w:tcW w:w="1044" w:type="dxa"/>
+            <w:shd w:val="clear" w:color="auto" w:fill="auto"/>
           </w:tcPr>
           <w:p>
             <w:pPr>
@@ -19005,6 +18830,7 @@
         <w:tc>
           <w:tcPr>
             <w:tcW w:w="1977" w:type="dxa"/>
+            <w:shd w:val="clear" w:color="auto" w:fill="auto"/>
           </w:tcPr>
           <w:p>
             <w:pPr>
@@ -19033,6 +18859,7 @@
         <w:tc>
           <w:tcPr>
             <w:tcW w:w="1264" w:type="dxa"/>
+            <w:shd w:val="clear" w:color="auto" w:fill="auto"/>
           </w:tcPr>
           <w:p>
             <w:pPr>
@@ -19056,6 +18883,7 @@
         <w:tc>
           <w:tcPr>
             <w:tcW w:w="2138" w:type="dxa"/>
+            <w:shd w:val="clear" w:color="auto" w:fill="auto"/>
           </w:tcPr>
           <w:p>
             <w:pPr>
@@ -19071,6 +18899,7 @@
         <w:tc>
           <w:tcPr>
             <w:tcW w:w="1701" w:type="dxa"/>
+            <w:shd w:val="clear" w:color="auto" w:fill="auto"/>
           </w:tcPr>
           <w:p>
             <w:pPr>
@@ -19086,6 +18915,7 @@
         <w:tc>
           <w:tcPr>
             <w:tcW w:w="1843" w:type="dxa"/>
+            <w:shd w:val="clear" w:color="auto" w:fill="auto"/>
           </w:tcPr>
           <w:p>
             <w:pPr>
@@ -19101,6 +18931,7 @@
         <w:tc>
           <w:tcPr>
             <w:tcW w:w="1044" w:type="dxa"/>
+            <w:shd w:val="clear" w:color="auto" w:fill="auto"/>
           </w:tcPr>
           <w:p>
             <w:pPr>
@@ -19116,6 +18947,7 @@
         <w:tc>
           <w:tcPr>
             <w:tcW w:w="1977" w:type="dxa"/>
+            <w:shd w:val="clear" w:color="auto" w:fill="auto"/>
           </w:tcPr>
           <w:p>
             <w:pPr>
@@ -19160,22 +18992,22 @@
 </file>
 
 <file path=word/comments.xml><?xml version="1.0" encoding="utf-8"?>
-<w:comments xmlns:wpc="http://schemas.microsoft.com/office/word/2010/wordprocessingCanvas" xmlns:cx="http://schemas.microsoft.com/office/drawing/2014/chartex" xmlns:cx1="http://schemas.microsoft.com/office/drawing/2015/9/8/chartex" xmlns:cx2="http://schemas.microsoft.com/office/drawing/2015/10/21/chartex" xmlns:cx3="http://schemas.microsoft.com/office/drawing/2016/5/9/chartex" xmlns:cx4="http://schemas.microsoft.com/office/drawing/2016/5/10/chartex" xmlns:cx5="http://schemas.microsoft.com/office/drawing/2016/5/11/chartex" xmlns:cx6="http://schemas.microsoft.com/office/drawing/2016/5/12/chartex" xmlns:cx7="http://schemas.microsoft.com/office/drawing/2016/5/13/chartex" xmlns:cx8="http://schemas.microsoft.com/office/drawing/2016/5/14/chartex" xmlns:mc="http://schemas.openxmlformats.org/markup-compatibility/2006" xmlns:aink="http://schemas.microsoft.com/office/drawing/2016/ink" xmlns:am3d="http://schemas.microsoft.com/office/drawing/2017/model3d" xmlns:o="urn:schemas-microsoft-com:office:office" xmlns:oel="http://schemas.microsoft.com/office/2019/extlst" xmlns:r="http://schemas.openxmlformats.org/officeDocument/2006/relationships" xmlns:m="http://schemas.openxmlformats.org/officeDocument/2006/math" xmlns:v="urn:schemas-microsoft-com:vml" xmlns:wp14="http://schemas.microsoft.com/office/word/2010/wordprocessingDrawing" xmlns:wp="http://schemas.openxmlformats.org/drawingml/2006/wordprocessingDrawing" xmlns:w10="urn:schemas-microsoft-com:office:word" xmlns:w="http://schemas.openxmlformats.org/wordprocessingml/2006/main" xmlns:w14="http://schemas.microsoft.com/office/word/2010/wordml" xmlns:w15="http://schemas.microsoft.com/office/word/2012/wordml" xmlns:w16cex="http://schemas.microsoft.com/office/word/2018/wordml/cex" xmlns:w16cid="http://schemas.microsoft.com/office/word/2016/wordml/cid" xmlns:w16="http://schemas.microsoft.com/office/word/2018/wordml" xmlns:w16du="http://schemas.microsoft.com/office/word/2023/wordml/word16du" xmlns:w16sdtdh="http://schemas.microsoft.com/office/word/2020/wordml/sdtdatahash" xmlns:w16sdtfl="http://schemas.microsoft.com/office/word/2024/wordml/sdtformatlock" xmlns:w16se="http://schemas.microsoft.com/office/word/2015/wordml/symex" xmlns:wpg="http://schemas.microsoft.com/office/word/2010/wordprocessingGroup" xmlns:wpi="http://schemas.microsoft.com/office/word/2010/wordprocessingInk" xmlns:wne="http://schemas.microsoft.com/office/word/2006/wordml" xmlns:wps="http://schemas.microsoft.com/office/word/2010/wordprocessingShape" mc:Ignorable="w14 w15 w16se w16cid w16 w16cex w16sdtdh w16sdtfl w16du wp14">
+<w:comments xmlns:wpc="http://schemas.microsoft.com/office/word/2010/wordprocessingCanvas" xmlns:cx="http://schemas.microsoft.com/office/drawing/2014/chartex" xmlns:mc="http://schemas.openxmlformats.org/markup-compatibility/2006" xmlns:o="urn:schemas-microsoft-com:office:office" xmlns:r="http://schemas.openxmlformats.org/officeDocument/2006/relationships" xmlns:m="http://schemas.openxmlformats.org/officeDocument/2006/math" xmlns:v="urn:schemas-microsoft-com:vml" xmlns:wp14="http://schemas.microsoft.com/office/word/2010/wordprocessingDrawing" xmlns:wp="http://schemas.openxmlformats.org/drawingml/2006/wordprocessingDrawing" xmlns:w10="urn:schemas-microsoft-com:office:word" xmlns:w="http://schemas.openxmlformats.org/wordprocessingml/2006/main" xmlns:w14="http://schemas.microsoft.com/office/word/2010/wordml" xmlns:w15="http://schemas.microsoft.com/office/word/2012/wordml" xmlns:w16se="http://schemas.microsoft.com/office/word/2015/wordml/symex" xmlns:wpg="http://schemas.microsoft.com/office/word/2010/wordprocessingGroup" xmlns:wpi="http://schemas.microsoft.com/office/word/2010/wordprocessingInk" xmlns:wne="http://schemas.microsoft.com/office/word/2006/wordml" xmlns:wps="http://schemas.microsoft.com/office/word/2010/wordprocessingShape" mc:Ignorable="w14 w15 w16se wp14">
   <w:comment w:id="4" w:author="Andrés Felipe Velandia Espitia" w:date="2025-07-14T12:44:00Z" w:initials="AFVE">
     <w:p>
       <w:pPr>
-        <w:pStyle w:val="CommentText"/>
-      </w:pPr>
-      <w:r>
-        <w:rPr>
-          <w:rStyle w:val="CommentReference"/>
+        <w:pStyle w:val="Textocomentario"/>
+      </w:pPr>
+      <w:r>
+        <w:rPr>
+          <w:rStyle w:val="Refdecomentario"/>
         </w:rPr>
         <w:annotationRef/>
       </w:r>
       <w:hyperlink r:id="rId1" w:anchor="fromView=search&amp;page=1&amp;position=9&amp;uuid=92062144-f5b4-4bad-bcf0-3092245ae54f&amp;query=afiliaci%C3%B3n+salud" w:history="1">
         <w:r>
           <w:rPr>
-            <w:rStyle w:val="Hyperlink"/>
+            <w:rStyle w:val="Hipervnculo"/>
           </w:rPr>
           <w:t>https://www.freepik.es/vector-gratis/videollamada-terapeuta_7971309.htm#fromView=search&amp;page=1&amp;position=9&amp;uuid=92062144-f5b4-4bad-bcf0-3092245ae54f&amp;query=afiliaci%C3%B3n+salud</w:t>
         </w:r>
@@ -19188,11 +19020,11 @@
   <w:comment w:id="5" w:author="Andrés Felipe Velandia Espitia" w:date="2025-07-14T23:12:00Z" w:initials="AFVE">
     <w:p>
       <w:pPr>
-        <w:pStyle w:val="CommentText"/>
-      </w:pPr>
-      <w:r>
-        <w:rPr>
-          <w:rStyle w:val="CommentReference"/>
+        <w:pStyle w:val="Textocomentario"/>
+      </w:pPr>
+      <w:r>
+        <w:rPr>
+          <w:rStyle w:val="Refdecomentario"/>
         </w:rPr>
         <w:annotationRef/>
       </w:r>
@@ -19204,11 +19036,11 @@
   <w:comment w:id="6" w:author="Andrés Felipe Velandia Espitia" w:date="2025-07-14T23:12:00Z" w:initials="AFVE">
     <w:p>
       <w:pPr>
-        <w:pStyle w:val="CommentText"/>
-      </w:pPr>
-      <w:r>
-        <w:rPr>
-          <w:rStyle w:val="CommentReference"/>
+        <w:pStyle w:val="Textocomentario"/>
+      </w:pPr>
+      <w:r>
+        <w:rPr>
+          <w:rStyle w:val="Refdecomentario"/>
         </w:rPr>
         <w:annotationRef/>
       </w:r>
@@ -19220,11 +19052,11 @@
   <w:comment w:id="7" w:author="Andrés Felipe Velandia Espitia" w:date="2025-07-14T23:12:00Z" w:initials="AFVE">
     <w:p>
       <w:pPr>
-        <w:pStyle w:val="CommentText"/>
-      </w:pPr>
-      <w:r>
-        <w:rPr>
-          <w:rStyle w:val="CommentReference"/>
+        <w:pStyle w:val="Textocomentario"/>
+      </w:pPr>
+      <w:r>
+        <w:rPr>
+          <w:rStyle w:val="Refdecomentario"/>
         </w:rPr>
         <w:annotationRef/>
       </w:r>
@@ -19236,11 +19068,11 @@
   <w:comment w:id="8" w:author="Andrés Felipe Velandia Espitia" w:date="2025-07-14T23:12:00Z" w:initials="AFVE">
     <w:p>
       <w:pPr>
-        <w:pStyle w:val="CommentText"/>
-      </w:pPr>
-      <w:r>
-        <w:rPr>
-          <w:rStyle w:val="CommentReference"/>
+        <w:pStyle w:val="Textocomentario"/>
+      </w:pPr>
+      <w:r>
+        <w:rPr>
+          <w:rStyle w:val="Refdecomentario"/>
         </w:rPr>
         <w:annotationRef/>
       </w:r>
@@ -19252,11 +19084,11 @@
   <w:comment w:id="9" w:author="Andrés Felipe Velandia Espitia" w:date="2025-07-14T23:08:00Z" w:initials="AFVE">
     <w:p>
       <w:pPr>
-        <w:pStyle w:val="CommentText"/>
-      </w:pPr>
-      <w:r>
-        <w:rPr>
-          <w:rStyle w:val="CommentReference"/>
+        <w:pStyle w:val="Textocomentario"/>
+      </w:pPr>
+      <w:r>
+        <w:rPr>
+          <w:rStyle w:val="Refdecomentario"/>
         </w:rPr>
         <w:annotationRef/>
       </w:r>
@@ -19266,7 +19098,7 @@
     </w:p>
     <w:p>
       <w:pPr>
-        <w:pStyle w:val="CommentText"/>
+        <w:pStyle w:val="Textocomentario"/>
       </w:pPr>
       <w:r>
         <w:t>Pestañas.</w:t>
@@ -19274,12 +19106,12 @@
     </w:p>
     <w:p>
       <w:pPr>
-        <w:pStyle w:val="CommentText"/>
-      </w:pPr>
-    </w:p>
-    <w:p>
-      <w:pPr>
-        <w:pStyle w:val="CommentText"/>
+        <w:pStyle w:val="Textocomentario"/>
+      </w:pPr>
+    </w:p>
+    <w:p>
+      <w:pPr>
+        <w:pStyle w:val="Textocomentario"/>
       </w:pPr>
       <w:r>
         <w:t>Imágenes de apoyo:</w:t>
@@ -19287,12 +19119,12 @@
     </w:p>
     <w:p>
       <w:pPr>
-        <w:pStyle w:val="CommentText"/>
-      </w:pPr>
-    </w:p>
-    <w:p>
-      <w:pPr>
-        <w:pStyle w:val="CommentText"/>
+        <w:pStyle w:val="Textocomentario"/>
+      </w:pPr>
+    </w:p>
+    <w:p>
+      <w:pPr>
+        <w:pStyle w:val="Textocomentario"/>
       </w:pPr>
       <w:r>
         <w:t xml:space="preserve">Contributivo: </w:t>
@@ -19300,7 +19132,7 @@
       <w:hyperlink r:id="rId2" w:anchor="fromView=search&amp;page=1&amp;position=44&amp;uuid=6a68b776-7207-4f3c-8e11-3b90f54e32b7&amp;query=dinero+salud" w:history="1">
         <w:r>
           <w:rPr>
-            <w:rStyle w:val="Hyperlink"/>
+            <w:rStyle w:val="Hipervnculo"/>
           </w:rPr>
           <w:t>https://www.freepik.es/fotos-premium/concepto-enfermedad-cardiaca-seguro-salud-atencion-medica-forma-corazon-rojo-estetoscopio-atencion-medica-financiera_7585610.htm#fromView=search&amp;page=1&amp;position=44&amp;uuid=6a68b776-7207-4f3c-8e11-3b90f54e32b7&amp;query=dinero+salud</w:t>
         </w:r>
@@ -19308,12 +19140,12 @@
     </w:p>
     <w:p>
       <w:pPr>
-        <w:pStyle w:val="CommentText"/>
-      </w:pPr>
-    </w:p>
-    <w:p>
-      <w:pPr>
-        <w:pStyle w:val="CommentText"/>
+        <w:pStyle w:val="Textocomentario"/>
+      </w:pPr>
+    </w:p>
+    <w:p>
+      <w:pPr>
+        <w:pStyle w:val="Textocomentario"/>
       </w:pPr>
       <w:r>
         <w:t xml:space="preserve">Subsidiado: </w:t>
@@ -19321,7 +19153,7 @@
       <w:hyperlink r:id="rId3" w:anchor="fromView=search&amp;page=1&amp;position=1&amp;uuid=bce27ced-57f9-4d5a-bcf2-cf93413cec9c&amp;query=ayuda+salud" w:history="1">
         <w:r>
           <w:rPr>
-            <w:rStyle w:val="Hyperlink"/>
+            <w:rStyle w:val="Hipervnculo"/>
           </w:rPr>
           <w:t>https://www.freepik.es/foto-gratis/doctor-estetoscopio-cerca_20825541.htm#fromView=search&amp;page=1&amp;position=1&amp;uuid=bce27ced-57f9-4d5a-bcf2-cf93413cec9c&amp;query=ayuda+salud</w:t>
         </w:r>
@@ -19334,11 +19166,11 @@
   <w:comment w:id="10" w:author="Andrés Felipe Velandia Espitia" w:date="2025-07-14T23:12:00Z" w:initials="AFVE">
     <w:p>
       <w:pPr>
-        <w:pStyle w:val="CommentText"/>
-      </w:pPr>
-      <w:r>
-        <w:rPr>
-          <w:rStyle w:val="CommentReference"/>
+        <w:pStyle w:val="Textocomentario"/>
+      </w:pPr>
+      <w:r>
+        <w:rPr>
+          <w:rStyle w:val="Refdecomentario"/>
         </w:rPr>
         <w:annotationRef/>
       </w:r>
@@ -19350,11 +19182,11 @@
   <w:comment w:id="11" w:author="Andrés Felipe Velandia Espitia" w:date="2025-07-14T23:12:00Z" w:initials="AFVE">
     <w:p>
       <w:pPr>
-        <w:pStyle w:val="CommentText"/>
-      </w:pPr>
-      <w:r>
-        <w:rPr>
-          <w:rStyle w:val="CommentReference"/>
+        <w:pStyle w:val="Textocomentario"/>
+      </w:pPr>
+      <w:r>
+        <w:rPr>
+          <w:rStyle w:val="Refdecomentario"/>
         </w:rPr>
         <w:annotationRef/>
       </w:r>
@@ -19366,11 +19198,11 @@
   <w:comment w:id="12" w:author="Andrés Felipe Velandia Espitia" w:date="2025-07-14T23:12:00Z" w:initials="AFVE">
     <w:p>
       <w:pPr>
-        <w:pStyle w:val="CommentText"/>
-      </w:pPr>
-      <w:r>
-        <w:rPr>
-          <w:rStyle w:val="CommentReference"/>
+        <w:pStyle w:val="Textocomentario"/>
+      </w:pPr>
+      <w:r>
+        <w:rPr>
+          <w:rStyle w:val="Refdecomentario"/>
         </w:rPr>
         <w:annotationRef/>
       </w:r>
@@ -19382,11 +19214,11 @@
   <w:comment w:id="13" w:author="Andrés Felipe Velandia Espitia" w:date="2025-07-14T23:12:00Z" w:initials="AFVE">
     <w:p>
       <w:pPr>
-        <w:pStyle w:val="CommentText"/>
-      </w:pPr>
-      <w:r>
-        <w:rPr>
-          <w:rStyle w:val="CommentReference"/>
+        <w:pStyle w:val="Textocomentario"/>
+      </w:pPr>
+      <w:r>
+        <w:rPr>
+          <w:rStyle w:val="Refdecomentario"/>
         </w:rPr>
         <w:annotationRef/>
       </w:r>
@@ -19398,11 +19230,11 @@
   <w:comment w:id="15" w:author="Andrés Felipe Velandia Espitia" w:date="2025-07-14T23:19:00Z" w:initials="AFVE">
     <w:p>
       <w:pPr>
-        <w:pStyle w:val="CommentText"/>
-      </w:pPr>
-      <w:r>
-        <w:rPr>
-          <w:rStyle w:val="CommentReference"/>
+        <w:pStyle w:val="Textocomentario"/>
+      </w:pPr>
+      <w:r>
+        <w:rPr>
+          <w:rStyle w:val="Refdecomentario"/>
         </w:rPr>
         <w:annotationRef/>
       </w:r>
@@ -19412,7 +19244,7 @@
     </w:p>
     <w:p>
       <w:pPr>
-        <w:pStyle w:val="CommentText"/>
+        <w:pStyle w:val="Textocomentario"/>
       </w:pPr>
       <w:r>
         <w:t>Slider de diapositivas.</w:t>
@@ -19420,12 +19252,12 @@
     </w:p>
     <w:p>
       <w:pPr>
-        <w:pStyle w:val="CommentText"/>
-      </w:pPr>
-    </w:p>
-    <w:p>
-      <w:pPr>
-        <w:pStyle w:val="CommentText"/>
+        <w:pStyle w:val="Textocomentario"/>
+      </w:pPr>
+    </w:p>
+    <w:p>
+      <w:pPr>
+        <w:pStyle w:val="Textocomentario"/>
       </w:pPr>
       <w:r>
         <w:t>Imágenes de apoyo:</w:t>
@@ -19433,12 +19265,12 @@
     </w:p>
     <w:p>
       <w:pPr>
-        <w:pStyle w:val="CommentText"/>
-      </w:pPr>
-    </w:p>
-    <w:p>
-      <w:pPr>
-        <w:pStyle w:val="CommentText"/>
+        <w:pStyle w:val="Textocomentario"/>
+      </w:pPr>
+    </w:p>
+    <w:p>
+      <w:pPr>
+        <w:pStyle w:val="Textocomentario"/>
       </w:pPr>
       <w:r>
         <w:t xml:space="preserve">48: </w:t>
@@ -19446,7 +19278,7 @@
       <w:hyperlink r:id="rId4" w:anchor="fromView=search&amp;page=1&amp;position=5&amp;uuid=db3fa1b5-a9a6-46cf-b534-94f7690f1f91&amp;query=seguridad+social" w:history="1">
         <w:r>
           <w:rPr>
-            <w:rStyle w:val="Hyperlink"/>
+            <w:rStyle w:val="Hipervnculo"/>
           </w:rPr>
           <w:t>https://www.freepik.es/vector-premium/dia-mundial-salud-7-abril_7484621.htm#fromView=search&amp;page=1&amp;position=5&amp;uuid=db3fa1b5-a9a6-46cf-b534-94f7690f1f91&amp;query=seguridad+social</w:t>
         </w:r>
@@ -19454,12 +19286,12 @@
     </w:p>
     <w:p>
       <w:pPr>
-        <w:pStyle w:val="CommentText"/>
-      </w:pPr>
-    </w:p>
-    <w:p>
-      <w:pPr>
-        <w:pStyle w:val="CommentText"/>
+        <w:pStyle w:val="Textocomentario"/>
+      </w:pPr>
+    </w:p>
+    <w:p>
+      <w:pPr>
+        <w:pStyle w:val="Textocomentario"/>
       </w:pPr>
       <w:r>
         <w:t xml:space="preserve">49: </w:t>
@@ -19467,7 +19299,7 @@
       <w:hyperlink r:id="rId5" w:anchor="fromView=search&amp;page=1&amp;position=8&amp;uuid=4ec07227-8015-4229-86eb-18a92d77dddc&amp;query=derecho+a+la+salud" w:history="1">
         <w:r>
           <w:rPr>
-            <w:rStyle w:val="Hyperlink"/>
+            <w:rStyle w:val="Hipervnculo"/>
           </w:rPr>
           <w:t>https://www.freepik.es/vector-premium/plantilla-diseno-logotipo-vector-ley-medica-estetoscopio-diseno-vector-icono-escala-ley_58432159.htm#fromView=search&amp;page=1&amp;position=8&amp;uuid=4ec07227-8015-4229-86eb-18a92d77dddc&amp;query=derecho+a+la+salud</w:t>
         </w:r>
@@ -19480,11 +19312,11 @@
   <w:comment w:id="16" w:author="Andrés Felipe Velandia Espitia" w:date="2025-07-14T23:27:00Z" w:initials="AFVE">
     <w:p>
       <w:pPr>
-        <w:pStyle w:val="CommentText"/>
-      </w:pPr>
-      <w:r>
-        <w:rPr>
-          <w:rStyle w:val="CommentReference"/>
+        <w:pStyle w:val="Textocomentario"/>
+      </w:pPr>
+      <w:r>
+        <w:rPr>
+          <w:rStyle w:val="Refdecomentario"/>
         </w:rPr>
         <w:annotationRef/>
       </w:r>
@@ -19494,7 +19326,7 @@
     </w:p>
     <w:p>
       <w:pPr>
-        <w:pStyle w:val="CommentText"/>
+        <w:pStyle w:val="Textocomentario"/>
       </w:pPr>
       <w:r>
         <w:t>Pestañas:</w:t>
@@ -19502,12 +19334,12 @@
     </w:p>
     <w:p>
       <w:pPr>
-        <w:pStyle w:val="CommentText"/>
-      </w:pPr>
-    </w:p>
-    <w:p>
-      <w:pPr>
-        <w:pStyle w:val="CommentText"/>
+        <w:pStyle w:val="Textocomentario"/>
+      </w:pPr>
+    </w:p>
+    <w:p>
+      <w:pPr>
+        <w:pStyle w:val="Textocomentario"/>
       </w:pPr>
       <w:r>
         <w:t xml:space="preserve">Imágenes de apoyo: </w:t>
@@ -19515,12 +19347,12 @@
     </w:p>
     <w:p>
       <w:pPr>
-        <w:pStyle w:val="CommentText"/>
-      </w:pPr>
-    </w:p>
-    <w:p>
-      <w:pPr>
-        <w:pStyle w:val="CommentText"/>
+        <w:pStyle w:val="Textocomentario"/>
+      </w:pPr>
+    </w:p>
+    <w:p>
+      <w:pPr>
+        <w:pStyle w:val="Textocomentario"/>
       </w:pPr>
       <w:r>
         <w:t xml:space="preserve">Universalización: </w:t>
@@ -19528,7 +19360,7 @@
       <w:hyperlink r:id="rId6" w:anchor="fromView=search&amp;page=1&amp;position=0&amp;uuid=e22bca5b-76ab-4c16-aa7c-f25f5a1e741b&amp;query=salud+mundo" w:history="1">
         <w:r>
           <w:rPr>
-            <w:rStyle w:val="Hyperlink"/>
+            <w:rStyle w:val="Hipervnculo"/>
           </w:rPr>
           <w:t>https://www.freepik.es/foto-gratis/angulo-alto-globo-estetoscopio-dia-paz_9469093.htm#fromView=search&amp;page=1&amp;position=0&amp;uuid=e22bca5b-76ab-4c16-aa7c-f25f5a1e741b&amp;query=salud+mundo</w:t>
         </w:r>
@@ -19536,12 +19368,12 @@
     </w:p>
     <w:p>
       <w:pPr>
-        <w:pStyle w:val="CommentText"/>
-      </w:pPr>
-    </w:p>
-    <w:p>
-      <w:pPr>
-        <w:pStyle w:val="CommentText"/>
+        <w:pStyle w:val="Textocomentario"/>
+      </w:pPr>
+    </w:p>
+    <w:p>
+      <w:pPr>
+        <w:pStyle w:val="Textocomentario"/>
       </w:pPr>
       <w:r>
         <w:t xml:space="preserve">Fortalecimiento: </w:t>
@@ -19549,7 +19381,7 @@
       <w:hyperlink r:id="rId7" w:anchor="fromView=search&amp;page=1&amp;position=8&amp;uuid=c597f502-8983-49cb-89fe-ccde6ce38801&amp;query=salud" w:history="1">
         <w:r>
           <w:rPr>
-            <w:rStyle w:val="Hyperlink"/>
+            <w:rStyle w:val="Hipervnculo"/>
           </w:rPr>
           <w:t>https://www.freepik.es/imagen-ia-premium/seguro-proteccion-diagnostico-estetoscopio_273108356.htm#fromView=search&amp;page=1&amp;position=8&amp;uuid=c597f502-8983-49cb-89fe-ccde6ce38801&amp;query=salud</w:t>
         </w:r>
@@ -19560,12 +19392,12 @@
     </w:p>
     <w:p>
       <w:pPr>
-        <w:pStyle w:val="CommentText"/>
-      </w:pPr>
-    </w:p>
-    <w:p>
-      <w:pPr>
-        <w:pStyle w:val="CommentText"/>
+        <w:pStyle w:val="Textocomentario"/>
+      </w:pPr>
+    </w:p>
+    <w:p>
+      <w:pPr>
+        <w:pStyle w:val="Textocomentario"/>
       </w:pPr>
       <w:r>
         <w:t xml:space="preserve">Mejoras: </w:t>
@@ -19573,7 +19405,7 @@
       <w:hyperlink r:id="rId8" w:anchor="fromView=search&amp;page=1&amp;position=0&amp;uuid=d363a2af-5030-4f1a-93ed-9e560b05d336&amp;query=salud+cuadreno" w:history="1">
         <w:r>
           <w:rPr>
-            <w:rStyle w:val="Hyperlink"/>
+            <w:rStyle w:val="Hipervnculo"/>
           </w:rPr>
           <w:t>https://www.freepik.es/foto-gratis/concepto-chequeo-medico-bloques-madera-iconos-plano-mesa-azul_10183635.htm#fromView=search&amp;page=1&amp;position=0&amp;uuid=d363a2af-5030-4f1a-93ed-9e560b05d336&amp;query=salud+cuadreno</w:t>
         </w:r>
@@ -19581,12 +19413,12 @@
     </w:p>
     <w:p>
       <w:pPr>
-        <w:pStyle w:val="CommentText"/>
-      </w:pPr>
-    </w:p>
-    <w:p>
-      <w:pPr>
-        <w:pStyle w:val="CommentText"/>
+        <w:pStyle w:val="Textocomentario"/>
+      </w:pPr>
+    </w:p>
+    <w:p>
+      <w:pPr>
+        <w:pStyle w:val="Textocomentario"/>
       </w:pPr>
       <w:r>
         <w:t xml:space="preserve">Supervisión: </w:t>
@@ -19594,7 +19426,7 @@
       <w:hyperlink r:id="rId9" w:anchor="fromView=search&amp;page=1&amp;position=5&amp;uuid=c4cfd173-5e12-4fb4-8d1f-13c1d7c09fa6&amp;query=salud+lupa" w:history="1">
         <w:r>
           <w:rPr>
-            <w:rStyle w:val="Hyperlink"/>
+            <w:rStyle w:val="Hipervnculo"/>
           </w:rPr>
           <w:t>https://www.freepik.es/fotos-premium/seguro-salud-concepto-medico-atencion-medica-mano-gente-que-sostiene-lupa-centra-icono-simbolo-mas_183162450.htm#fromView=search&amp;page=1&amp;position=5&amp;uuid=c4cfd173-5e12-4fb4-8d1f-13c1d7c09fa6&amp;query=salud+lupa</w:t>
         </w:r>
@@ -19607,11 +19439,11 @@
   <w:comment w:id="17" w:author="Andrés Felipe Velandia Espitia" w:date="2025-07-14T23:33:00Z" w:initials="AFVE">
     <w:p>
       <w:pPr>
-        <w:pStyle w:val="CommentText"/>
-      </w:pPr>
-      <w:r>
-        <w:rPr>
-          <w:rStyle w:val="CommentReference"/>
+        <w:pStyle w:val="Textocomentario"/>
+      </w:pPr>
+      <w:r>
+        <w:rPr>
+          <w:rStyle w:val="Refdecomentario"/>
         </w:rPr>
         <w:annotationRef/>
       </w:r>
@@ -19621,23 +19453,20 @@
     </w:p>
     <w:p>
       <w:pPr>
-        <w:pStyle w:val="CommentText"/>
-      </w:pPr>
-      <w:r>
-        <w:t>Slider de diapositivas</w:t>
-      </w:r>
-      <w:r>
-        <w:t>.</w:t>
-      </w:r>
-    </w:p>
-    <w:p>
-      <w:pPr>
-        <w:pStyle w:val="CommentText"/>
-      </w:pPr>
-    </w:p>
-    <w:p>
-      <w:pPr>
-        <w:pStyle w:val="CommentText"/>
+        <w:pStyle w:val="Textocomentario"/>
+      </w:pPr>
+      <w:r>
+        <w:t>Slider de diapositivas.</w:t>
+      </w:r>
+    </w:p>
+    <w:p>
+      <w:pPr>
+        <w:pStyle w:val="Textocomentario"/>
+      </w:pPr>
+    </w:p>
+    <w:p>
+      <w:pPr>
+        <w:pStyle w:val="Textocomentario"/>
       </w:pPr>
       <w:r>
         <w:t>Imágenes:</w:t>
@@ -19645,12 +19474,12 @@
     </w:p>
     <w:p>
       <w:pPr>
-        <w:pStyle w:val="CommentText"/>
-      </w:pPr>
-    </w:p>
-    <w:p>
-      <w:pPr>
-        <w:pStyle w:val="CommentText"/>
+        <w:pStyle w:val="Textocomentario"/>
+      </w:pPr>
+    </w:p>
+    <w:p>
+      <w:pPr>
+        <w:pStyle w:val="Textocomentario"/>
       </w:pPr>
       <w:r>
         <w:t xml:space="preserve">Afiliación: </w:t>
@@ -19658,7 +19487,7 @@
       <w:hyperlink r:id="rId10" w:anchor="fromView=search&amp;page=1&amp;position=1&amp;uuid=428f6a1d-9eb9-44c7-907e-42a3e07ae891&amp;query=afiliarse+salud" w:history="1">
         <w:r>
           <w:rPr>
-            <w:rStyle w:val="Hyperlink"/>
+            <w:rStyle w:val="Hipervnculo"/>
           </w:rPr>
           <w:t>https://www.freepik.es/vector-gratis/llame-al-concepto-medico-medicos-responden-preguntas-pacientes-telefono_18707003.htm#fromView=search&amp;page=1&amp;position=1&amp;uuid=428f6a1d-9eb9-44c7-907e-42a3e07ae891&amp;query=afiliarse+salud</w:t>
         </w:r>
@@ -19666,12 +19495,12 @@
     </w:p>
     <w:p>
       <w:pPr>
-        <w:pStyle w:val="CommentText"/>
-      </w:pPr>
-    </w:p>
-    <w:p>
-      <w:pPr>
-        <w:pStyle w:val="CommentText"/>
+        <w:pStyle w:val="Textocomentario"/>
+      </w:pPr>
+    </w:p>
+    <w:p>
+      <w:pPr>
+        <w:pStyle w:val="Textocomentario"/>
       </w:pPr>
       <w:r>
         <w:t xml:space="preserve">Portabilidad: </w:t>
@@ -19679,7 +19508,7 @@
       <w:hyperlink r:id="rId11" w:anchor="fromView=search&amp;page=1&amp;position=8&amp;uuid=6d274257-a3f2-446a-a257-c1ce52602012&amp;query=acceso+salud" w:history="1">
         <w:r>
           <w:rPr>
-            <w:rStyle w:val="Hyperlink"/>
+            <w:rStyle w:val="Hipervnculo"/>
           </w:rPr>
           <w:t>https://www.freepik.es/vector-gratis/medicina-linea_4790277.htm#fromView=search&amp;page=1&amp;position=8&amp;uuid=6d274257-a3f2-446a-a257-c1ce52602012&amp;query=acceso+salud</w:t>
         </w:r>
@@ -19687,12 +19516,12 @@
     </w:p>
     <w:p>
       <w:pPr>
-        <w:pStyle w:val="CommentText"/>
-      </w:pPr>
-    </w:p>
-    <w:p>
-      <w:pPr>
-        <w:pStyle w:val="CommentText"/>
+        <w:pStyle w:val="Textocomentario"/>
+      </w:pPr>
+    </w:p>
+    <w:p>
+      <w:pPr>
+        <w:pStyle w:val="Textocomentario"/>
       </w:pPr>
       <w:r>
         <w:t xml:space="preserve">Eliminación: </w:t>
@@ -19700,7 +19529,7 @@
       <w:hyperlink r:id="rId12" w:anchor="fromView=search&amp;page=1&amp;position=11&amp;uuid=bfeecad4-ecec-436e-bbf5-2286656f6df7&amp;query=tiempo+salud" w:history="1">
         <w:r>
           <w:rPr>
-            <w:rStyle w:val="Hyperlink"/>
+            <w:rStyle w:val="Hipervnculo"/>
           </w:rPr>
           <w:t>https://www.freepik.es/vector-premium/estetoscopio-corazon-reloj-vectorial-estetoscopio-corazon-reloj-concepto-ilustracion-estetoscopio-reloj_138333279.htm#fromView=search&amp;page=1&amp;position=11&amp;uuid=bfeecad4-ecec-436e-bbf5-2286656f6df7&amp;query=tiempo+salud</w:t>
         </w:r>
@@ -19708,12 +19537,12 @@
     </w:p>
     <w:p>
       <w:pPr>
-        <w:pStyle w:val="CommentText"/>
-      </w:pPr>
-    </w:p>
-    <w:p>
-      <w:pPr>
-        <w:pStyle w:val="CommentText"/>
+        <w:pStyle w:val="Textocomentario"/>
+      </w:pPr>
+    </w:p>
+    <w:p>
+      <w:pPr>
+        <w:pStyle w:val="Textocomentario"/>
       </w:pPr>
       <w:r>
         <w:t xml:space="preserve">Unificación: </w:t>
@@ -19721,7 +19550,7 @@
       <w:hyperlink r:id="rId13" w:anchor="fromView=search&amp;page=1&amp;position=14&amp;uuid=d4f1f6d4-1d53-4f3c-9614-9959a5c90c81&amp;query=salud+personas" w:history="1">
         <w:r>
           <w:rPr>
-            <w:rStyle w:val="Hyperlink"/>
+            <w:rStyle w:val="Hipervnculo"/>
           </w:rPr>
           <w:t>https://www.freepik.es/vector-premium/iconos-cuidado-comunitario-e-ilustracion-ayuda-al-equipo_158690026.htm#fromView=search&amp;page=1&amp;position=14&amp;uuid=d4f1f6d4-1d53-4f3c-9614-9959a5c90c81&amp;query=salud+personas</w:t>
         </w:r>
@@ -19734,11 +19563,11 @@
   <w:comment w:id="19" w:author="Andrés Felipe Velandia Espitia" w:date="2025-07-14T23:42:00Z" w:initials="AFVE">
     <w:p>
       <w:pPr>
-        <w:pStyle w:val="CommentText"/>
-      </w:pPr>
-      <w:r>
-        <w:rPr>
-          <w:rStyle w:val="CommentReference"/>
+        <w:pStyle w:val="Textocomentario"/>
+      </w:pPr>
+      <w:r>
+        <w:rPr>
+          <w:rStyle w:val="Refdecomentario"/>
         </w:rPr>
         <w:annotationRef/>
       </w:r>
@@ -19748,7 +19577,7 @@
     </w:p>
     <w:p>
       <w:pPr>
-        <w:pStyle w:val="CommentText"/>
+        <w:pStyle w:val="Textocomentario"/>
       </w:pPr>
       <w:r>
         <w:t>Acordeón.</w:t>
@@ -19758,18 +19587,18 @@
   <w:comment w:id="21" w:author="Andrés Felipe Velandia Espitia" w:date="2025-07-14T23:49:00Z" w:initials="AFVE">
     <w:p>
       <w:pPr>
-        <w:pStyle w:val="CommentText"/>
-      </w:pPr>
-      <w:r>
-        <w:rPr>
-          <w:rStyle w:val="CommentReference"/>
+        <w:pStyle w:val="Textocomentario"/>
+      </w:pPr>
+      <w:r>
+        <w:rPr>
+          <w:rStyle w:val="Refdecomentario"/>
         </w:rPr>
         <w:annotationRef/>
       </w:r>
       <w:hyperlink r:id="rId14" w:anchor="fromView=search&amp;page=1&amp;position=8&amp;uuid=c16e1381-df4a-42d9-bdbf-5102c3f1d1bc&amp;query=portabilidad+salud" w:history="1">
         <w:r>
           <w:rPr>
-            <w:rStyle w:val="Hyperlink"/>
+            <w:rStyle w:val="Hipervnculo"/>
           </w:rPr>
           <w:t>https://www.freepik.es/vector-premium/telemedicina-medico-practicante-telefonos-inteligentes-que-consulta-debate-linea-paciente_8592525.htm#fromView=search&amp;page=1&amp;position=8&amp;uuid=c16e1381-df4a-42d9-bdbf-5102c3f1d1bc&amp;query=portabilidad+salud</w:t>
         </w:r>
@@ -19782,11 +19611,11 @@
   <w:comment w:id="22" w:author="Andrés Felipe Velandia Espitia" w:date="2025-07-14T23:53:00Z" w:initials="AFVE">
     <w:p>
       <w:pPr>
-        <w:pStyle w:val="CommentText"/>
-      </w:pPr>
-      <w:r>
-        <w:rPr>
-          <w:rStyle w:val="CommentReference"/>
+        <w:pStyle w:val="Textocomentario"/>
+      </w:pPr>
+      <w:r>
+        <w:rPr>
+          <w:rStyle w:val="Refdecomentario"/>
         </w:rPr>
         <w:annotationRef/>
       </w:r>
@@ -19796,12 +19625,12 @@
     </w:p>
     <w:p>
       <w:pPr>
-        <w:pStyle w:val="CommentText"/>
-      </w:pPr>
-    </w:p>
-    <w:p>
-      <w:pPr>
-        <w:pStyle w:val="CommentText"/>
+        <w:pStyle w:val="Textocomentario"/>
+      </w:pPr>
+    </w:p>
+    <w:p>
+      <w:pPr>
+        <w:pStyle w:val="Textocomentario"/>
       </w:pPr>
       <w:r>
         <w:t>Íconos de apoyo:</w:t>
@@ -19809,12 +19638,12 @@
     </w:p>
     <w:p>
       <w:pPr>
-        <w:pStyle w:val="CommentText"/>
-      </w:pPr>
-    </w:p>
-    <w:p>
-      <w:pPr>
-        <w:pStyle w:val="CommentText"/>
+        <w:pStyle w:val="Textocomentario"/>
+      </w:pPr>
+    </w:p>
+    <w:p>
+      <w:pPr>
+        <w:pStyle w:val="Textocomentario"/>
       </w:pPr>
       <w:r>
         <w:t xml:space="preserve">Optimización: </w:t>
@@ -19822,7 +19651,7 @@
       <w:hyperlink r:id="rId15" w:history="1">
         <w:r>
           <w:rPr>
-            <w:rStyle w:val="Hyperlink"/>
+            <w:rStyle w:val="Hipervnculo"/>
           </w:rPr>
           <w:t>https://www.flaticon.es/icono-gratis/cuidado-de-la-salud_3196808?term=salud+manos&amp;page=1&amp;position=16&amp;origin=search&amp;related_id=3196808</w:t>
         </w:r>
@@ -19830,12 +19659,12 @@
     </w:p>
     <w:p>
       <w:pPr>
-        <w:pStyle w:val="CommentText"/>
-      </w:pPr>
-    </w:p>
-    <w:p>
-      <w:pPr>
-        <w:pStyle w:val="CommentText"/>
+        <w:pStyle w:val="Textocomentario"/>
+      </w:pPr>
+    </w:p>
+    <w:p>
+      <w:pPr>
+        <w:pStyle w:val="Textocomentario"/>
       </w:pPr>
       <w:r>
         <w:t xml:space="preserve">Atención: </w:t>
@@ -19843,7 +19672,7 @@
       <w:hyperlink r:id="rId16" w:history="1">
         <w:r>
           <w:rPr>
-            <w:rStyle w:val="Hyperlink"/>
+            <w:rStyle w:val="Hipervnculo"/>
           </w:rPr>
           <w:t>https://www.flaticon.es/icono-gratis/atencion-medica_2618626?term=salud+atenci%C3%B3n&amp;related_id=2618626</w:t>
         </w:r>
@@ -19851,12 +19680,12 @@
     </w:p>
     <w:p>
       <w:pPr>
-        <w:pStyle w:val="CommentText"/>
-      </w:pPr>
-    </w:p>
-    <w:p>
-      <w:pPr>
-        <w:pStyle w:val="CommentText"/>
+        <w:pStyle w:val="Textocomentario"/>
+      </w:pPr>
+    </w:p>
+    <w:p>
+      <w:pPr>
+        <w:pStyle w:val="Textocomentario"/>
       </w:pPr>
       <w:r>
         <w:t xml:space="preserve">Protección: </w:t>
@@ -19864,7 +19693,7 @@
       <w:hyperlink r:id="rId17" w:history="1">
         <w:r>
           <w:rPr>
-            <w:rStyle w:val="Hyperlink"/>
+            <w:rStyle w:val="Hipervnculo"/>
           </w:rPr>
           <w:t>https://www.flaticon.es/icono-gratis/escudo_7932629?term=salud+escudo&amp;page=1&amp;position=4&amp;origin=search&amp;related_id=7932629</w:t>
         </w:r>
@@ -19872,12 +19701,12 @@
     </w:p>
     <w:p>
       <w:pPr>
-        <w:pStyle w:val="CommentText"/>
-      </w:pPr>
-    </w:p>
-    <w:p>
-      <w:pPr>
-        <w:pStyle w:val="CommentText"/>
+        <w:pStyle w:val="Textocomentario"/>
+      </w:pPr>
+    </w:p>
+    <w:p>
+      <w:pPr>
+        <w:pStyle w:val="Textocomentario"/>
       </w:pPr>
       <w:r>
         <w:t xml:space="preserve">Cobertura: </w:t>
@@ -19885,7 +19714,7 @@
       <w:hyperlink r:id="rId18" w:history="1">
         <w:r>
           <w:rPr>
-            <w:rStyle w:val="Hyperlink"/>
+            <w:rStyle w:val="Hipervnculo"/>
           </w:rPr>
           <w:t>https://www.flaticon.es/icono-gratis/mundo_3490673?term=salud+mundo&amp;page=1&amp;position=1&amp;origin=search&amp;related_id=3490673</w:t>
         </w:r>
@@ -19895,11 +19724,11 @@
   <w:comment w:id="24" w:author="Andrés Felipe Velandia Espitia" w:date="2025-07-15T00:00:00Z" w:initials="AFVE">
     <w:p>
       <w:pPr>
-        <w:pStyle w:val="CommentText"/>
-      </w:pPr>
-      <w:r>
-        <w:rPr>
-          <w:rStyle w:val="CommentReference"/>
+        <w:pStyle w:val="Textocomentario"/>
+      </w:pPr>
+      <w:r>
+        <w:rPr>
+          <w:rStyle w:val="Refdecomentario"/>
         </w:rPr>
         <w:annotationRef/>
       </w:r>
@@ -19909,7 +19738,7 @@
     </w:p>
     <w:p>
       <w:pPr>
-        <w:pStyle w:val="CommentText"/>
+        <w:pStyle w:val="Textocomentario"/>
       </w:pPr>
       <w:r>
         <w:t>Tarjetas Avatar.</w:t>
@@ -19917,12 +19746,12 @@
     </w:p>
     <w:p>
       <w:pPr>
-        <w:pStyle w:val="CommentText"/>
-      </w:pPr>
-    </w:p>
-    <w:p>
-      <w:pPr>
-        <w:pStyle w:val="CommentText"/>
+        <w:pStyle w:val="Textocomentario"/>
+      </w:pPr>
+    </w:p>
+    <w:p>
+      <w:pPr>
+        <w:pStyle w:val="Textocomentario"/>
       </w:pPr>
       <w:r>
         <w:t>Íconos de apoyo:</w:t>
@@ -19930,23 +19759,20 @@
     </w:p>
     <w:p>
       <w:pPr>
-        <w:pStyle w:val="CommentText"/>
-      </w:pPr>
-    </w:p>
-    <w:p>
-      <w:pPr>
-        <w:pStyle w:val="CommentText"/>
-      </w:pPr>
-      <w:r>
-        <w:t>Traslado:</w:t>
-      </w:r>
-      <w:r>
-        <w:t xml:space="preserve"> </w:t>
+        <w:pStyle w:val="Textocomentario"/>
+      </w:pPr>
+    </w:p>
+    <w:p>
+      <w:pPr>
+        <w:pStyle w:val="Textocomentario"/>
+      </w:pPr>
+      <w:r>
+        <w:t xml:space="preserve">Traslado: </w:t>
       </w:r>
       <w:hyperlink r:id="rId19" w:history="1">
         <w:r>
           <w:rPr>
-            <w:rStyle w:val="Hyperlink"/>
+            <w:rStyle w:val="Hipervnculo"/>
           </w:rPr>
           <w:t>https://www.flaticon.es/icono-gratis/blindaje_11353273?term=salud+maletas&amp;page=1&amp;position=96&amp;origin=search&amp;related_id=11353273</w:t>
         </w:r>
@@ -19957,12 +19783,12 @@
     </w:p>
     <w:p>
       <w:pPr>
-        <w:pStyle w:val="CommentText"/>
-      </w:pPr>
-    </w:p>
-    <w:p>
-      <w:pPr>
-        <w:pStyle w:val="CommentText"/>
+        <w:pStyle w:val="Textocomentario"/>
+      </w:pPr>
+    </w:p>
+    <w:p>
+      <w:pPr>
+        <w:pStyle w:val="Textocomentario"/>
       </w:pPr>
       <w:r>
         <w:t xml:space="preserve">Otras: </w:t>
@@ -19970,7 +19796,7 @@
       <w:hyperlink r:id="rId20" w:history="1">
         <w:r>
           <w:rPr>
-            <w:rStyle w:val="Hyperlink"/>
+            <w:rStyle w:val="Hipervnculo"/>
           </w:rPr>
           <w:t>https://www.flaticon.es/icono-gratis/informe-medico_3629830?term=salud&amp;page=1&amp;position=17&amp;origin=search&amp;related_id=3629830</w:t>
         </w:r>
@@ -19980,18 +19806,18 @@
   <w:comment w:id="26" w:author="Andrés Felipe Velandia Espitia" w:date="2025-07-15T11:18:00Z" w:initials="AFVE">
     <w:p>
       <w:pPr>
-        <w:pStyle w:val="CommentText"/>
-      </w:pPr>
-      <w:r>
-        <w:rPr>
-          <w:rStyle w:val="CommentReference"/>
+        <w:pStyle w:val="Textocomentario"/>
+      </w:pPr>
+      <w:r>
+        <w:rPr>
+          <w:rStyle w:val="Refdecomentario"/>
         </w:rPr>
         <w:annotationRef/>
       </w:r>
       <w:hyperlink r:id="rId21" w:anchor="fromView=search&amp;page=1&amp;position=8&amp;uuid=4bc5bd8e-815f-47d3-919b-9b7cc144acad&amp;query=servicio+al+cliente+salud" w:history="1">
         <w:r>
           <w:rPr>
-            <w:rStyle w:val="Hyperlink"/>
+            <w:rStyle w:val="Hipervnculo"/>
           </w:rPr>
           <w:t>https://www.freepik.es/vector-premium/llame-al-concepto-medico_35485352.htm#fromView=search&amp;page=1&amp;position=8&amp;uuid=4bc5bd8e-815f-47d3-919b-9b7cc144acad&amp;query=servicio+al+cliente+salud</w:t>
         </w:r>
@@ -20004,11 +19830,11 @@
   <w:comment w:id="28" w:author="Andrés Felipe Velandia Espitia" w:date="2025-07-15T11:22:00Z" w:initials="AFVE">
     <w:p>
       <w:pPr>
-        <w:pStyle w:val="CommentText"/>
-      </w:pPr>
-      <w:r>
-        <w:rPr>
-          <w:rStyle w:val="CommentReference"/>
+        <w:pStyle w:val="Textocomentario"/>
+      </w:pPr>
+      <w:r>
+        <w:rPr>
+          <w:rStyle w:val="Refdecomentario"/>
         </w:rPr>
         <w:annotationRef/>
       </w:r>
@@ -20018,7 +19844,7 @@
     </w:p>
     <w:p>
       <w:pPr>
-        <w:pStyle w:val="CommentText"/>
+        <w:pStyle w:val="Textocomentario"/>
       </w:pPr>
       <w:r>
         <w:t>Acordeón.</w:t>
@@ -20028,11 +19854,11 @@
   <w:comment w:id="30" w:author="Andrés Felipe Velandia Espitia" w:date="2025-07-15T11:52:00Z" w:initials="AFVE">
     <w:p>
       <w:pPr>
-        <w:pStyle w:val="CommentText"/>
-      </w:pPr>
-      <w:r>
-        <w:rPr>
-          <w:rStyle w:val="CommentReference"/>
+        <w:pStyle w:val="Textocomentario"/>
+      </w:pPr>
+      <w:r>
+        <w:rPr>
+          <w:rStyle w:val="Refdecomentario"/>
         </w:rPr>
         <w:annotationRef/>
       </w:r>
@@ -20042,20 +19868,25 @@
     </w:p>
     <w:p>
       <w:pPr>
-        <w:pStyle w:val="CommentText"/>
-      </w:pPr>
-      <w:r>
-        <w:t>Slide de navegación con numerales.</w:t>
-      </w:r>
-    </w:p>
-    <w:p>
-      <w:pPr>
-        <w:pStyle w:val="CommentText"/>
-      </w:pPr>
-    </w:p>
-    <w:p>
-      <w:pPr>
-        <w:pStyle w:val="CommentText"/>
+        <w:pStyle w:val="Textocomentario"/>
+      </w:pPr>
+      <w:proofErr w:type="spellStart"/>
+      <w:r>
+        <w:t>Slide</w:t>
+      </w:r>
+      <w:proofErr w:type="spellEnd"/>
+      <w:r>
+        <w:t xml:space="preserve"> de navegación con numerales.</w:t>
+      </w:r>
+    </w:p>
+    <w:p>
+      <w:pPr>
+        <w:pStyle w:val="Textocomentario"/>
+      </w:pPr>
+    </w:p>
+    <w:p>
+      <w:pPr>
+        <w:pStyle w:val="Textocomentario"/>
       </w:pPr>
       <w:r>
         <w:t>Hacer un recurso tipo historieta como se muestra en las plantillas de recursos, donde estén dos personas tipo sala de citas de una EPS, donde una le hable a la otra las conversaciones que hay en el contenido. “” ””</w:t>
@@ -20065,18 +19896,18 @@
   <w:comment w:id="32" w:author="Andrés Felipe Velandia Espitia" w:date="2025-07-15T12:02:00Z" w:initials="AFVE">
     <w:p>
       <w:pPr>
-        <w:pStyle w:val="CommentText"/>
-      </w:pPr>
-      <w:r>
-        <w:rPr>
-          <w:rStyle w:val="CommentReference"/>
+        <w:pStyle w:val="Textocomentario"/>
+      </w:pPr>
+      <w:r>
+        <w:rPr>
+          <w:rStyle w:val="Refdecomentario"/>
         </w:rPr>
         <w:annotationRef/>
       </w:r>
       <w:hyperlink r:id="rId22" w:anchor="fromView=search&amp;page=1&amp;position=23&amp;uuid=2d7c93ea-18aa-40ea-af80-ddf4a070fceb&amp;query=personas+salud" w:history="1">
         <w:r>
           <w:rPr>
-            <w:rStyle w:val="Hyperlink"/>
+            <w:rStyle w:val="Hipervnculo"/>
           </w:rPr>
           <w:t>https://www.freepik.es/vector-premium/iconos-cuidado-comunitario-e-ilustracion-ayuda-al-equipo_158690026.htm#fromView=search&amp;page=1&amp;position=23&amp;uuid=2d7c93ea-18aa-40ea-af80-ddf4a070fceb&amp;query=personas+salud</w:t>
         </w:r>
@@ -20089,11 +19920,11 @@
   <w:comment w:id="33" w:author="Andrés Felipe Velandia Espitia" w:date="2025-07-15T12:16:00Z" w:initials="AFVE">
     <w:p>
       <w:pPr>
-        <w:pStyle w:val="CommentText"/>
-      </w:pPr>
-      <w:r>
-        <w:rPr>
-          <w:rStyle w:val="CommentReference"/>
+        <w:pStyle w:val="Textocomentario"/>
+      </w:pPr>
+      <w:r>
+        <w:rPr>
+          <w:rStyle w:val="Refdecomentario"/>
         </w:rPr>
         <w:annotationRef/>
       </w:r>
@@ -20103,7 +19934,7 @@
     </w:p>
     <w:p>
       <w:pPr>
-        <w:pStyle w:val="CommentText"/>
+        <w:pStyle w:val="Textocomentario"/>
       </w:pPr>
       <w:r>
         <w:t>Tarjetas.</w:t>
@@ -20111,12 +19942,12 @@
     </w:p>
     <w:p>
       <w:pPr>
-        <w:pStyle w:val="CommentText"/>
-      </w:pPr>
-    </w:p>
-    <w:p>
-      <w:pPr>
-        <w:pStyle w:val="CommentText"/>
+        <w:pStyle w:val="Textocomentario"/>
+      </w:pPr>
+    </w:p>
+    <w:p>
+      <w:pPr>
+        <w:pStyle w:val="Textocomentario"/>
       </w:pPr>
       <w:r>
         <w:t>Íconos de apoyo:</w:t>
@@ -20124,7 +19955,7 @@
     </w:p>
     <w:p>
       <w:pPr>
-        <w:pStyle w:val="CommentText"/>
+        <w:pStyle w:val="Textocomentario"/>
       </w:pPr>
       <w:r>
         <w:t xml:space="preserve">Lenguaje: </w:t>
@@ -20132,7 +19963,7 @@
       <w:hyperlink r:id="rId23" w:history="1">
         <w:r>
           <w:rPr>
-            <w:rStyle w:val="Hyperlink"/>
+            <w:rStyle w:val="Hipervnculo"/>
           </w:rPr>
           <w:t>https://www.flaticon.es/icono-gratis/hablar_3220604?term=personas+hablando&amp;page=1&amp;position=39&amp;origin=search&amp;related_id=3220604</w:t>
         </w:r>
@@ -20140,12 +19971,12 @@
     </w:p>
     <w:p>
       <w:pPr>
-        <w:pStyle w:val="CommentText"/>
-      </w:pPr>
-    </w:p>
-    <w:p>
-      <w:pPr>
-        <w:pStyle w:val="CommentText"/>
+        <w:pStyle w:val="Textocomentario"/>
+      </w:pPr>
+    </w:p>
+    <w:p>
+      <w:pPr>
+        <w:pStyle w:val="Textocomentario"/>
       </w:pPr>
       <w:r>
         <w:t xml:space="preserve">Flexibilidad: </w:t>
@@ -20153,7 +19984,7 @@
       <w:hyperlink r:id="rId24" w:history="1">
         <w:r>
           <w:rPr>
-            <w:rStyle w:val="Hyperlink"/>
+            <w:rStyle w:val="Hipervnculo"/>
           </w:rPr>
           <w:t>https://www.flaticon.es/icono-gratis/flexibilidad_2319072?term=flexibilidad&amp;page=1&amp;position=28&amp;origin=search&amp;related_id=2319072</w:t>
         </w:r>
@@ -20161,12 +19992,12 @@
     </w:p>
     <w:p>
       <w:pPr>
-        <w:pStyle w:val="CommentText"/>
-      </w:pPr>
-    </w:p>
-    <w:p>
-      <w:pPr>
-        <w:pStyle w:val="CommentText"/>
+        <w:pStyle w:val="Textocomentario"/>
+      </w:pPr>
+    </w:p>
+    <w:p>
+      <w:pPr>
+        <w:pStyle w:val="Textocomentario"/>
       </w:pPr>
       <w:r>
         <w:t xml:space="preserve">Atención: </w:t>
@@ -20174,7 +20005,7 @@
       <w:hyperlink r:id="rId25" w:history="1">
         <w:r>
           <w:rPr>
-            <w:rStyle w:val="Hyperlink"/>
+            <w:rStyle w:val="Hipervnculo"/>
           </w:rPr>
           <w:t>https://www.flaticon.es/icono-gratis/embarazada_7214819?term=embarazadas&amp;page=1&amp;position=4&amp;origin=search&amp;related_id=7214819</w:t>
         </w:r>
@@ -20182,12 +20013,12 @@
     </w:p>
     <w:p>
       <w:pPr>
-        <w:pStyle w:val="CommentText"/>
-      </w:pPr>
-    </w:p>
-    <w:p>
-      <w:pPr>
-        <w:pStyle w:val="CommentText"/>
+        <w:pStyle w:val="Textocomentario"/>
+      </w:pPr>
+    </w:p>
+    <w:p>
+      <w:pPr>
+        <w:pStyle w:val="Textocomentario"/>
       </w:pPr>
       <w:r>
         <w:t xml:space="preserve">Orientación: </w:t>
@@ -20195,7 +20026,7 @@
       <w:hyperlink r:id="rId26" w:history="1">
         <w:r>
           <w:rPr>
-            <w:rStyle w:val="Hyperlink"/>
+            <w:rStyle w:val="Hipervnculo"/>
           </w:rPr>
           <w:t>https://www.flaticon.es/icono-gratis/signos_1611394?term=sordos&amp;page=1&amp;position=3&amp;origin=search&amp;related_id=1611394</w:t>
         </w:r>
@@ -20203,12 +20034,12 @@
     </w:p>
     <w:p>
       <w:pPr>
-        <w:pStyle w:val="CommentText"/>
-      </w:pPr>
-    </w:p>
-    <w:p>
-      <w:pPr>
-        <w:pStyle w:val="CommentText"/>
+        <w:pStyle w:val="Textocomentario"/>
+      </w:pPr>
+    </w:p>
+    <w:p>
+      <w:pPr>
+        <w:pStyle w:val="Textocomentario"/>
       </w:pPr>
       <w:r>
         <w:t xml:space="preserve">Acceso: </w:t>
@@ -20216,7 +20047,7 @@
       <w:hyperlink r:id="rId27" w:history="1">
         <w:r>
           <w:rPr>
-            <w:rStyle w:val="Hyperlink"/>
+            <w:rStyle w:val="Hipervnculo"/>
           </w:rPr>
           <w:t>https://www.flaticon.es/icono-gratis/sin-hogar_4441865?term=personas+calle&amp;page=1&amp;position=6&amp;origin=search&amp;related_id=4441865</w:t>
         </w:r>
@@ -20229,11 +20060,11 @@
   <w:comment w:id="35" w:author="Andrés Felipe Velandia Espitia" w:date="2025-07-15T12:36:00Z" w:initials="AFVE">
     <w:p>
       <w:pPr>
-        <w:pStyle w:val="CommentText"/>
-      </w:pPr>
-      <w:r>
-        <w:rPr>
-          <w:rStyle w:val="CommentReference"/>
+        <w:pStyle w:val="Textocomentario"/>
+      </w:pPr>
+      <w:r>
+        <w:rPr>
+          <w:rStyle w:val="Refdecomentario"/>
         </w:rPr>
         <w:annotationRef/>
       </w:r>
@@ -20243,27 +20074,21 @@
     </w:p>
     <w:p>
       <w:pPr>
-        <w:pStyle w:val="CommentText"/>
-      </w:pPr>
-      <w:r>
-        <w:t>P</w:t>
-      </w:r>
-      <w:r>
-        <w:t>asos</w:t>
-      </w:r>
-      <w:r>
-        <w:t xml:space="preserve"> o slider de navegación simple.</w:t>
+        <w:pStyle w:val="Textocomentario"/>
+      </w:pPr>
+      <w:r>
+        <w:t>Pasos o slider de navegación simple.</w:t>
       </w:r>
     </w:p>
   </w:comment>
   <w:comment w:id="37" w:author="Andrés Felipe Velandia Espitia" w:date="2025-07-15T12:40:00Z" w:initials="AFVE">
     <w:p>
       <w:pPr>
-        <w:pStyle w:val="CommentText"/>
-      </w:pPr>
-      <w:r>
-        <w:rPr>
-          <w:rStyle w:val="CommentReference"/>
+        <w:pStyle w:val="Textocomentario"/>
+      </w:pPr>
+      <w:r>
+        <w:rPr>
+          <w:rStyle w:val="Refdecomentario"/>
         </w:rPr>
         <w:annotationRef/>
       </w:r>
@@ -20273,7 +20098,7 @@
     </w:p>
     <w:p>
       <w:pPr>
-        <w:pStyle w:val="CommentText"/>
+        <w:pStyle w:val="Textocomentario"/>
       </w:pPr>
       <w:r>
         <w:t>Acordeón.</w:t>
@@ -20281,12 +20106,12 @@
     </w:p>
     <w:p>
       <w:pPr>
-        <w:pStyle w:val="CommentText"/>
-      </w:pPr>
-    </w:p>
-    <w:p>
-      <w:pPr>
-        <w:pStyle w:val="CommentText"/>
+        <w:pStyle w:val="Textocomentario"/>
+      </w:pPr>
+    </w:p>
+    <w:p>
+      <w:pPr>
+        <w:pStyle w:val="Textocomentario"/>
       </w:pPr>
       <w:r>
         <w:t>Imágenes de apoyo:</w:t>
@@ -20294,7 +20119,7 @@
     </w:p>
     <w:p>
       <w:pPr>
-        <w:pStyle w:val="CommentText"/>
+        <w:pStyle w:val="Textocomentario"/>
       </w:pPr>
       <w:r>
         <w:t xml:space="preserve">Mujer: </w:t>
@@ -20302,7 +20127,7 @@
       <w:hyperlink r:id="rId28" w:anchor="fromView=search&amp;page=1&amp;position=8&amp;uuid=a4db38f1-b7ce-49fa-9ab8-731454cdd21a&amp;query=mujer+embarazo+cita+m%C3%A9dica" w:history="1">
         <w:r>
           <w:rPr>
-            <w:rStyle w:val="Hyperlink"/>
+            <w:rStyle w:val="Hipervnculo"/>
           </w:rPr>
           <w:t>https://www.freepik.es/fotos-premium/medico-examina-al-paciente-hospital_123240992.htm#fromView=search&amp;page=1&amp;position=8&amp;uuid=a4db38f1-b7ce-49fa-9ab8-731454cdd21a&amp;query=mujer+embarazo+cita+m%C3%A9dica</w:t>
         </w:r>
@@ -20310,12 +20135,12 @@
     </w:p>
     <w:p>
       <w:pPr>
-        <w:pStyle w:val="CommentText"/>
-      </w:pPr>
-    </w:p>
-    <w:p>
-      <w:pPr>
-        <w:pStyle w:val="CommentText"/>
+        <w:pStyle w:val="Textocomentario"/>
+      </w:pPr>
+    </w:p>
+    <w:p>
+      <w:pPr>
+        <w:pStyle w:val="Textocomentario"/>
       </w:pPr>
       <w:r>
         <w:t xml:space="preserve">Persona: </w:t>
@@ -20323,7 +20148,7 @@
       <w:hyperlink r:id="rId29" w:anchor="fromView=search&amp;page=1&amp;position=8&amp;uuid=93e43b02-2e92-4db8-8c9b-2f2a427d9e91&amp;query=anciano+sordo+cita+m%C3%A9dica" w:history="1">
         <w:r>
           <w:rPr>
-            <w:rStyle w:val="Hyperlink"/>
+            <w:rStyle w:val="Hipervnculo"/>
           </w:rPr>
           <w:t>https://www.freepik.es/fotos-premium/optometrista-paciente-mayor-ayuda-gafas-tienda-apoyo-asistencia-opcion-atencion-medica-mujeres-tienda-optometria-gafas-evaluacion-vision-consulta-receta_222608894.htm#fromView=search&amp;page=1&amp;position=8&amp;uuid=93e43b02-2e92-4db8-8c9b-2f2a427d9e91&amp;query=anciano+sordo+cita+m%C3%A9dica</w:t>
         </w:r>
@@ -20331,12 +20156,12 @@
     </w:p>
     <w:p>
       <w:pPr>
-        <w:pStyle w:val="CommentText"/>
-      </w:pPr>
-    </w:p>
-    <w:p>
-      <w:pPr>
-        <w:pStyle w:val="CommentText"/>
+        <w:pStyle w:val="Textocomentario"/>
+      </w:pPr>
+    </w:p>
+    <w:p>
+      <w:pPr>
+        <w:pStyle w:val="Textocomentario"/>
       </w:pPr>
       <w:r>
         <w:t xml:space="preserve">Joven: </w:t>
@@ -20344,7 +20169,7 @@
       <w:hyperlink r:id="rId30" w:anchor="fromView=search&amp;page=1&amp;position=16&amp;uuid=dba1f79c-a226-4206-8d32-25aa563ff54c&amp;query=ind%C3%ADgena+cita+m%C3%A9dica" w:history="1">
         <w:r>
           <w:rPr>
-            <w:rStyle w:val="Hyperlink"/>
+            <w:rStyle w:val="Hipervnculo"/>
           </w:rPr>
           <w:t>https://www.freepik.es/imagen-ia-premium/programa-salud-comunitaria-que-educa-gente-sobre-prevencion-tratamiento-infecciones-parasitarias_324590204.htm#fromView=search&amp;page=1&amp;position=16&amp;uuid=dba1f79c-a226-4206-8d32-25aa563ff54c&amp;query=ind%C3%ADgena+cita+m%C3%A9dica</w:t>
         </w:r>
@@ -20357,14 +20182,14 @@
   <w:comment w:id="39" w:author="Andrés Felipe Velandia Espitia" w:date="2025-07-15T22:30:00Z" w:initials="AFVE">
     <w:p>
       <w:pPr>
-        <w:pStyle w:val="CommentText"/>
-        <w:rPr>
-          <w:lang w:val="es-ES_tradnl"/>
-        </w:rPr>
-      </w:pPr>
-      <w:r>
-        <w:rPr>
-          <w:rStyle w:val="CommentReference"/>
+        <w:pStyle w:val="Textocomentario"/>
+        <w:rPr>
+          <w:lang w:val="es-ES_tradnl"/>
+        </w:rPr>
+      </w:pPr>
+      <w:r>
+        <w:rPr>
+          <w:rStyle w:val="Refdecomentario"/>
         </w:rPr>
         <w:annotationRef/>
       </w:r>
@@ -20377,7 +20202,7 @@
     </w:p>
     <w:p>
       <w:pPr>
-        <w:pStyle w:val="CommentText"/>
+        <w:pStyle w:val="Textocomentario"/>
       </w:pPr>
       <w:r>
         <w:rPr>
@@ -20404,35 +20229,7 @@
           <w:color w:val="000000" w:themeColor="text1"/>
           <w:lang w:val="es-ES_tradnl"/>
         </w:rPr>
-        <w:t>se parte del proceso de las novedades que hay presentes con temas de afiliación, lo</w:t>
-      </w:r>
-      <w:r>
-        <w:rPr>
-          <w:color w:val="000000" w:themeColor="text1"/>
-          <w:lang w:val="es-ES_tradnl"/>
-        </w:rPr>
-        <w:t xml:space="preserve"> cual </w:t>
-      </w:r>
-      <w:r>
-        <w:rPr>
-          <w:color w:val="000000" w:themeColor="text1"/>
-          <w:lang w:val="es-ES_tradnl"/>
-        </w:rPr>
-        <w:t>se debe llevar a cabo acorde a la normativa existente. Además, se ahonda en los beneficios que hay en temas de portabilidad, así como las estrategias que se llevan a cabo para tener un buen servicio al cliente, logrando con ello, una comunicación asertiva. Luego, se finaliza con la explicación d</w:t>
-      </w:r>
-      <w:r>
-        <w:rPr>
-          <w:color w:val="000000" w:themeColor="text1"/>
-          <w:lang w:val="es-ES_tradnl"/>
-        </w:rPr>
-        <w:t xml:space="preserve">e los </w:t>
-      </w:r>
-      <w:r>
-        <w:rPr>
-          <w:color w:val="000000" w:themeColor="text1"/>
-          <w:lang w:val="es-ES_tradnl"/>
-        </w:rPr>
-        <w:t>principios que hay en un enfoque diferencial y los ejemplos prácticos de situaciones reales que se pueden presentar en este entorno.</w:t>
+        <w:t>se parte del proceso de las novedades que hay presentes con temas de afiliación, lo cual se debe llevar a cabo acorde a la normativa existente. Además, se ahonda en los beneficios que hay en temas de portabilidad, así como las estrategias que se llevan a cabo para tener un buen servicio al cliente, logrando con ello, una comunicación asertiva. Luego, se finaliza con la explicación de los principios que hay en un enfoque diferencial y los ejemplos prácticos de situaciones reales que se pueden presentar en este entorno.</w:t>
       </w:r>
     </w:p>
   </w:comment>
@@ -20440,7 +20237,7 @@
 </file>
 
 <file path=word/commentsExtended.xml><?xml version="1.0" encoding="utf-8"?>
-<w15:commentsEx xmlns:wpc="http://schemas.microsoft.com/office/word/2010/wordprocessingCanvas" xmlns:cx="http://schemas.microsoft.com/office/drawing/2014/chartex" xmlns:cx1="http://schemas.microsoft.com/office/drawing/2015/9/8/chartex" xmlns:cx2="http://schemas.microsoft.com/office/drawing/2015/10/21/chartex" xmlns:cx3="http://schemas.microsoft.com/office/drawing/2016/5/9/chartex" xmlns:cx4="http://schemas.microsoft.com/office/drawing/2016/5/10/chartex" xmlns:cx5="http://schemas.microsoft.com/office/drawing/2016/5/11/chartex" xmlns:cx6="http://schemas.microsoft.com/office/drawing/2016/5/12/chartex" xmlns:cx7="http://schemas.microsoft.com/office/drawing/2016/5/13/chartex" xmlns:cx8="http://schemas.microsoft.com/office/drawing/2016/5/14/chartex" xmlns:mc="http://schemas.openxmlformats.org/markup-compatibility/2006" xmlns:aink="http://schemas.microsoft.com/office/drawing/2016/ink" xmlns:am3d="http://schemas.microsoft.com/office/drawing/2017/model3d" xmlns:o="urn:schemas-microsoft-com:office:office" xmlns:oel="http://schemas.microsoft.com/office/2019/extlst" xmlns:r="http://schemas.openxmlformats.org/officeDocument/2006/relationships" xmlns:m="http://schemas.openxmlformats.org/officeDocument/2006/math" xmlns:v="urn:schemas-microsoft-com:vml" xmlns:wp14="http://schemas.microsoft.com/office/word/2010/wordprocessingDrawing" xmlns:wp="http://schemas.openxmlformats.org/drawingml/2006/wordprocessingDrawing" xmlns:w10="urn:schemas-microsoft-com:office:word" xmlns:w="http://schemas.openxmlformats.org/wordprocessingml/2006/main" xmlns:w14="http://schemas.microsoft.com/office/word/2010/wordml" xmlns:w15="http://schemas.microsoft.com/office/word/2012/wordml" xmlns:w16cex="http://schemas.microsoft.com/office/word/2018/wordml/cex" xmlns:w16cid="http://schemas.microsoft.com/office/word/2016/wordml/cid" xmlns:w16="http://schemas.microsoft.com/office/word/2018/wordml" xmlns:w16du="http://schemas.microsoft.com/office/word/2023/wordml/word16du" xmlns:w16sdtdh="http://schemas.microsoft.com/office/word/2020/wordml/sdtdatahash" xmlns:w16sdtfl="http://schemas.microsoft.com/office/word/2024/wordml/sdtformatlock" xmlns:w16se="http://schemas.microsoft.com/office/word/2015/wordml/symex" xmlns:wpg="http://schemas.microsoft.com/office/word/2010/wordprocessingGroup" xmlns:wpi="http://schemas.microsoft.com/office/word/2010/wordprocessingInk" xmlns:wne="http://schemas.microsoft.com/office/word/2006/wordml" xmlns:wps="http://schemas.microsoft.com/office/word/2010/wordprocessingShape" mc:Ignorable="w14 w15 w16se w16cid w16 w16cex w16sdtdh w16sdtfl w16du wp14">
+<w15:commentsEx xmlns:wpc="http://schemas.microsoft.com/office/word/2010/wordprocessingCanvas" xmlns:cx="http://schemas.microsoft.com/office/drawing/2014/chartex" xmlns:mc="http://schemas.openxmlformats.org/markup-compatibility/2006" xmlns:o="urn:schemas-microsoft-com:office:office" xmlns:r="http://schemas.openxmlformats.org/officeDocument/2006/relationships" xmlns:m="http://schemas.openxmlformats.org/officeDocument/2006/math" xmlns:v="urn:schemas-microsoft-com:vml" xmlns:wp14="http://schemas.microsoft.com/office/word/2010/wordprocessingDrawing" xmlns:wp="http://schemas.openxmlformats.org/drawingml/2006/wordprocessingDrawing" xmlns:w10="urn:schemas-microsoft-com:office:word" xmlns:w="http://schemas.openxmlformats.org/wordprocessingml/2006/main" xmlns:w14="http://schemas.microsoft.com/office/word/2010/wordml" xmlns:w15="http://schemas.microsoft.com/office/word/2012/wordml" xmlns:w16se="http://schemas.microsoft.com/office/word/2015/wordml/symex" xmlns:wpg="http://schemas.microsoft.com/office/word/2010/wordprocessingGroup" xmlns:wpi="http://schemas.microsoft.com/office/word/2010/wordprocessingInk" xmlns:wne="http://schemas.microsoft.com/office/word/2006/wordml" xmlns:wps="http://schemas.microsoft.com/office/word/2010/wordprocessingShape" mc:Ignorable="w14 w15 w16se wp14">
   <w15:commentEx w15:paraId="2587D432" w15:done="0"/>
   <w15:commentEx w15:paraId="538F6AAC" w15:done="0"/>
   <w15:commentEx w15:paraId="6AC80624" w15:done="0"/>
@@ -20470,7 +20267,7 @@
 </file>
 
 <file path=word/commentsExtensible.xml><?xml version="1.0" encoding="utf-8"?>
-<w16cex:commentsExtensible xmlns:wpc="http://schemas.microsoft.com/office/word/2010/wordprocessingCanvas" xmlns:cx="http://schemas.microsoft.com/office/drawing/2014/chartex" xmlns:cx1="http://schemas.microsoft.com/office/drawing/2015/9/8/chartex" xmlns:cx2="http://schemas.microsoft.com/office/drawing/2015/10/21/chartex" xmlns:cx3="http://schemas.microsoft.com/office/drawing/2016/5/9/chartex" xmlns:cx4="http://schemas.microsoft.com/office/drawing/2016/5/10/chartex" xmlns:cx5="http://schemas.microsoft.com/office/drawing/2016/5/11/chartex" xmlns:cx6="http://schemas.microsoft.com/office/drawing/2016/5/12/chartex" xmlns:cx7="http://schemas.microsoft.com/office/drawing/2016/5/13/chartex" xmlns:cx8="http://schemas.microsoft.com/office/drawing/2016/5/14/chartex" xmlns:cr="http://schemas.microsoft.com/office/comments/2020/reactions" xmlns:mc="http://schemas.openxmlformats.org/markup-compatibility/2006" xmlns:aink="http://schemas.microsoft.com/office/drawing/2016/ink" xmlns:am3d="http://schemas.microsoft.com/office/drawing/2017/model3d" xmlns:o="urn:schemas-microsoft-com:office:office" xmlns:oel="http://schemas.microsoft.com/office/2019/extlst" xmlns:r="http://schemas.openxmlformats.org/officeDocument/2006/relationships" xmlns:m="http://schemas.openxmlformats.org/officeDocument/2006/math" xmlns:v="urn:schemas-microsoft-com:vml" xmlns:wp14="http://schemas.microsoft.com/office/word/2010/wordprocessingDrawing" xmlns:wp="http://schemas.openxmlformats.org/drawingml/2006/wordprocessingDrawing" xmlns:w10="urn:schemas-microsoft-com:office:word" xmlns:w="http://schemas.openxmlformats.org/wordprocessingml/2006/main" xmlns:w14="http://schemas.microsoft.com/office/word/2010/wordml" xmlns:w15="http://schemas.microsoft.com/office/word/2012/wordml" xmlns:w16cex="http://schemas.microsoft.com/office/word/2018/wordml/cex" xmlns:w16cid="http://schemas.microsoft.com/office/word/2016/wordml/cid" xmlns:w16="http://schemas.microsoft.com/office/word/2018/wordml" xmlns:w16du="http://schemas.microsoft.com/office/word/2023/wordml/word16du" xmlns:w16sdtdh="http://schemas.microsoft.com/office/word/2020/wordml/sdtdatahash" xmlns:w16sdtfl="http://schemas.microsoft.com/office/word/2024/wordml/sdtformatlock" xmlns:w16se="http://schemas.microsoft.com/office/word/2015/wordml/symex" xmlns:wpg="http://schemas.microsoft.com/office/word/2010/wordprocessingGroup" xmlns:wpi="http://schemas.microsoft.com/office/word/2010/wordprocessingInk" xmlns:wne="http://schemas.microsoft.com/office/word/2006/wordml" xmlns:wps="http://schemas.microsoft.com/office/word/2010/wordprocessingShape" mc:Ignorable="w14 w15 w16se w16cid w16 w16cex w16sdtdh w16sdtfl cr w16du wp14">
+<w16cex:commentsExtensible xmlns:wpc="http://schemas.microsoft.com/office/word/2010/wordprocessingCanvas" xmlns:cx="http://schemas.microsoft.com/office/drawing/2014/chartex" xmlns:cx1="http://schemas.microsoft.com/office/drawing/2015/9/8/chartex" xmlns:cx2="http://schemas.microsoft.com/office/drawing/2015/10/21/chartex" xmlns:cx3="http://schemas.microsoft.com/office/drawing/2016/5/9/chartex" xmlns:cx4="http://schemas.microsoft.com/office/drawing/2016/5/10/chartex" xmlns:cx5="http://schemas.microsoft.com/office/drawing/2016/5/11/chartex" xmlns:cx6="http://schemas.microsoft.com/office/drawing/2016/5/12/chartex" xmlns:cx7="http://schemas.microsoft.com/office/drawing/2016/5/13/chartex" xmlns:cx8="http://schemas.microsoft.com/office/drawing/2016/5/14/chartex" xmlns:mc="http://schemas.openxmlformats.org/markup-compatibility/2006" xmlns:aink="http://schemas.microsoft.com/office/drawing/2016/ink" xmlns:am3d="http://schemas.microsoft.com/office/drawing/2017/model3d" xmlns:o="urn:schemas-microsoft-com:office:office" xmlns:r="http://schemas.openxmlformats.org/officeDocument/2006/relationships" xmlns:m="http://schemas.openxmlformats.org/officeDocument/2006/math" xmlns:v="urn:schemas-microsoft-com:vml" xmlns:wp14="http://schemas.microsoft.com/office/word/2010/wordprocessingDrawing" xmlns:wp="http://schemas.openxmlformats.org/drawingml/2006/wordprocessingDrawing" xmlns:w10="urn:schemas-microsoft-com:office:word" xmlns:w="http://schemas.openxmlformats.org/wordprocessingml/2006/main" xmlns:w14="http://schemas.microsoft.com/office/word/2010/wordml" xmlns:w15="http://schemas.microsoft.com/office/word/2012/wordml" xmlns:w16cex="http://schemas.microsoft.com/office/word/2018/wordml/cex" xmlns:w16cid="http://schemas.microsoft.com/office/word/2016/wordml/cid" xmlns:w16="http://schemas.microsoft.com/office/word/2018/wordml" xmlns:w16sdtdh="http://schemas.microsoft.com/office/word/2020/wordml/sdtdatahash" xmlns:w16se="http://schemas.microsoft.com/office/word/2015/wordml/symex" xmlns:wpg="http://schemas.microsoft.com/office/word/2010/wordprocessingGroup" xmlns:wpi="http://schemas.microsoft.com/office/word/2010/wordprocessingInk" xmlns:wne="http://schemas.microsoft.com/office/word/2006/wordml" xmlns:wps="http://schemas.microsoft.com/office/word/2010/wordprocessingShape" mc:Ignorable="w14 w15 w16se w16cid w16 w16cex w16sdtdh wp14">
   <w16cex:commentExtensible w16cex:durableId="2C1F7A23" w16cex:dateUtc="2025-07-14T17:44:00Z"/>
   <w16cex:commentExtensible w16cex:durableId="2C200D79" w16cex:dateUtc="2025-07-15T04:12:00Z"/>
   <w16cex:commentExtensible w16cex:durableId="2C200D9B" w16cex:dateUtc="2025-07-15T04:12:00Z"/>
@@ -20500,7 +20297,7 @@
 </file>
 
 <file path=word/commentsIds.xml><?xml version="1.0" encoding="utf-8"?>
-<w16cid:commentsIds xmlns:wpc="http://schemas.microsoft.com/office/word/2010/wordprocessingCanvas" xmlns:cx="http://schemas.microsoft.com/office/drawing/2014/chartex" xmlns:cx1="http://schemas.microsoft.com/office/drawing/2015/9/8/chartex" xmlns:cx2="http://schemas.microsoft.com/office/drawing/2015/10/21/chartex" xmlns:cx3="http://schemas.microsoft.com/office/drawing/2016/5/9/chartex" xmlns:cx4="http://schemas.microsoft.com/office/drawing/2016/5/10/chartex" xmlns:cx5="http://schemas.microsoft.com/office/drawing/2016/5/11/chartex" xmlns:cx6="http://schemas.microsoft.com/office/drawing/2016/5/12/chartex" xmlns:cx7="http://schemas.microsoft.com/office/drawing/2016/5/13/chartex" xmlns:cx8="http://schemas.microsoft.com/office/drawing/2016/5/14/chartex" xmlns:mc="http://schemas.openxmlformats.org/markup-compatibility/2006" xmlns:aink="http://schemas.microsoft.com/office/drawing/2016/ink" xmlns:am3d="http://schemas.microsoft.com/office/drawing/2017/model3d" xmlns:o="urn:schemas-microsoft-com:office:office" xmlns:oel="http://schemas.microsoft.com/office/2019/extlst" xmlns:r="http://schemas.openxmlformats.org/officeDocument/2006/relationships" xmlns:m="http://schemas.openxmlformats.org/officeDocument/2006/math" xmlns:v="urn:schemas-microsoft-com:vml" xmlns:wp14="http://schemas.microsoft.com/office/word/2010/wordprocessingDrawing" xmlns:wp="http://schemas.openxmlformats.org/drawingml/2006/wordprocessingDrawing" xmlns:w10="urn:schemas-microsoft-com:office:word" xmlns:w="http://schemas.openxmlformats.org/wordprocessingml/2006/main" xmlns:w14="http://schemas.microsoft.com/office/word/2010/wordml" xmlns:w15="http://schemas.microsoft.com/office/word/2012/wordml" xmlns:w16cex="http://schemas.microsoft.com/office/word/2018/wordml/cex" xmlns:w16cid="http://schemas.microsoft.com/office/word/2016/wordml/cid" xmlns:w16="http://schemas.microsoft.com/office/word/2018/wordml" xmlns:w16du="http://schemas.microsoft.com/office/word/2023/wordml/word16du" xmlns:w16sdtdh="http://schemas.microsoft.com/office/word/2020/wordml/sdtdatahash" xmlns:w16sdtfl="http://schemas.microsoft.com/office/word/2024/wordml/sdtformatlock" xmlns:w16se="http://schemas.microsoft.com/office/word/2015/wordml/symex" xmlns:wpg="http://schemas.microsoft.com/office/word/2010/wordprocessingGroup" xmlns:wpi="http://schemas.microsoft.com/office/word/2010/wordprocessingInk" xmlns:wne="http://schemas.microsoft.com/office/word/2006/wordml" xmlns:wps="http://schemas.microsoft.com/office/word/2010/wordprocessingShape" mc:Ignorable="w14 w15 w16se w16cid w16 w16cex w16sdtdh w16sdtfl w16du wp14">
+<w16cid:commentsIds xmlns:wpc="http://schemas.microsoft.com/office/word/2010/wordprocessingCanvas" xmlns:cx="http://schemas.microsoft.com/office/drawing/2014/chartex" xmlns:cx1="http://schemas.microsoft.com/office/drawing/2015/9/8/chartex" xmlns:cx2="http://schemas.microsoft.com/office/drawing/2015/10/21/chartex" xmlns:cx3="http://schemas.microsoft.com/office/drawing/2016/5/9/chartex" xmlns:cx4="http://schemas.microsoft.com/office/drawing/2016/5/10/chartex" xmlns:cx5="http://schemas.microsoft.com/office/drawing/2016/5/11/chartex" xmlns:cx6="http://schemas.microsoft.com/office/drawing/2016/5/12/chartex" xmlns:cx7="http://schemas.microsoft.com/office/drawing/2016/5/13/chartex" xmlns:cx8="http://schemas.microsoft.com/office/drawing/2016/5/14/chartex" xmlns:mc="http://schemas.openxmlformats.org/markup-compatibility/2006" xmlns:aink="http://schemas.microsoft.com/office/drawing/2016/ink" xmlns:am3d="http://schemas.microsoft.com/office/drawing/2017/model3d" xmlns:o="urn:schemas-microsoft-com:office:office" xmlns:r="http://schemas.openxmlformats.org/officeDocument/2006/relationships" xmlns:m="http://schemas.openxmlformats.org/officeDocument/2006/math" xmlns:v="urn:schemas-microsoft-com:vml" xmlns:wp14="http://schemas.microsoft.com/office/word/2010/wordprocessingDrawing" xmlns:wp="http://schemas.openxmlformats.org/drawingml/2006/wordprocessingDrawing" xmlns:w10="urn:schemas-microsoft-com:office:word" xmlns:w="http://schemas.openxmlformats.org/wordprocessingml/2006/main" xmlns:w14="http://schemas.microsoft.com/office/word/2010/wordml" xmlns:w15="http://schemas.microsoft.com/office/word/2012/wordml" xmlns:w16cex="http://schemas.microsoft.com/office/word/2018/wordml/cex" xmlns:w16cid="http://schemas.microsoft.com/office/word/2016/wordml/cid" xmlns:w16="http://schemas.microsoft.com/office/word/2018/wordml" xmlns:w16sdtdh="http://schemas.microsoft.com/office/word/2020/wordml/sdtdatahash" xmlns:w16se="http://schemas.microsoft.com/office/word/2015/wordml/symex" xmlns:wpg="http://schemas.microsoft.com/office/word/2010/wordprocessingGroup" xmlns:wpi="http://schemas.microsoft.com/office/word/2010/wordprocessingInk" xmlns:wne="http://schemas.microsoft.com/office/word/2006/wordml" xmlns:wps="http://schemas.microsoft.com/office/word/2010/wordprocessingShape" mc:Ignorable="w14 w15 w16se w16cid w16 w16cex w16sdtdh wp14">
   <w16cid:commentId w16cid:paraId="2587D432" w16cid:durableId="2C1F7A23"/>
   <w16cid:commentId w16cid:paraId="538F6AAC" w16cid:durableId="2C200D79"/>
   <w16cid:commentId w16cid:paraId="6AC80624" w16cid:durableId="2C200D9B"/>
@@ -20530,7 +20327,7 @@
 </file>
 
 <file path=word/numbering.xml><?xml version="1.0" encoding="utf-8"?>
-<w:numbering xmlns:wpc="http://schemas.microsoft.com/office/word/2010/wordprocessingCanvas" xmlns:cx="http://schemas.microsoft.com/office/drawing/2014/chartex" xmlns:cx1="http://schemas.microsoft.com/office/drawing/2015/9/8/chartex" xmlns:cx2="http://schemas.microsoft.com/office/drawing/2015/10/21/chartex" xmlns:cx3="http://schemas.microsoft.com/office/drawing/2016/5/9/chartex" xmlns:cx4="http://schemas.microsoft.com/office/drawing/2016/5/10/chartex" xmlns:cx5="http://schemas.microsoft.com/office/drawing/2016/5/11/chartex" xmlns:cx6="http://schemas.microsoft.com/office/drawing/2016/5/12/chartex" xmlns:cx7="http://schemas.microsoft.com/office/drawing/2016/5/13/chartex" xmlns:cx8="http://schemas.microsoft.com/office/drawing/2016/5/14/chartex" xmlns:mc="http://schemas.openxmlformats.org/markup-compatibility/2006" xmlns:aink="http://schemas.microsoft.com/office/drawing/2016/ink" xmlns:am3d="http://schemas.microsoft.com/office/drawing/2017/model3d" xmlns:o="urn:schemas-microsoft-com:office:office" xmlns:oel="http://schemas.microsoft.com/office/2019/extlst" xmlns:r="http://schemas.openxmlformats.org/officeDocument/2006/relationships" xmlns:m="http://schemas.openxmlformats.org/officeDocument/2006/math" xmlns:v="urn:schemas-microsoft-com:vml" xmlns:wp14="http://schemas.microsoft.com/office/word/2010/wordprocessingDrawing" xmlns:wp="http://schemas.openxmlformats.org/drawingml/2006/wordprocessingDrawing" xmlns:w10="urn:schemas-microsoft-com:office:word" xmlns:w="http://schemas.openxmlformats.org/wordprocessingml/2006/main" xmlns:w14="http://schemas.microsoft.com/office/word/2010/wordml" xmlns:w15="http://schemas.microsoft.com/office/word/2012/wordml" xmlns:w16cex="http://schemas.microsoft.com/office/word/2018/wordml/cex" xmlns:w16cid="http://schemas.microsoft.com/office/word/2016/wordml/cid" xmlns:w16="http://schemas.microsoft.com/office/word/2018/wordml" xmlns:w16du="http://schemas.microsoft.com/office/word/2023/wordml/word16du" xmlns:w16sdtdh="http://schemas.microsoft.com/office/word/2020/wordml/sdtdatahash" xmlns:w16sdtfl="http://schemas.microsoft.com/office/word/2024/wordml/sdtformatlock" xmlns:w16se="http://schemas.microsoft.com/office/word/2015/wordml/symex" xmlns:wpg="http://schemas.microsoft.com/office/word/2010/wordprocessingGroup" xmlns:wpi="http://schemas.microsoft.com/office/word/2010/wordprocessingInk" xmlns:wne="http://schemas.microsoft.com/office/word/2006/wordml" xmlns:wps="http://schemas.microsoft.com/office/word/2010/wordprocessingShape" mc:Ignorable="w14 w15 w16se w16cid w16 w16cex w16sdtdh w16sdtfl w16du wp14">
+<w:numbering xmlns:wpc="http://schemas.microsoft.com/office/word/2010/wordprocessingCanvas" xmlns:cx="http://schemas.microsoft.com/office/drawing/2014/chartex" xmlns:mc="http://schemas.openxmlformats.org/markup-compatibility/2006" xmlns:o="urn:schemas-microsoft-com:office:office" xmlns:r="http://schemas.openxmlformats.org/officeDocument/2006/relationships" xmlns:m="http://schemas.openxmlformats.org/officeDocument/2006/math" xmlns:v="urn:schemas-microsoft-com:vml" xmlns:wp14="http://schemas.microsoft.com/office/word/2010/wordprocessingDrawing" xmlns:wp="http://schemas.openxmlformats.org/drawingml/2006/wordprocessingDrawing" xmlns:w10="urn:schemas-microsoft-com:office:word" xmlns:w="http://schemas.openxmlformats.org/wordprocessingml/2006/main" xmlns:w14="http://schemas.microsoft.com/office/word/2010/wordml" xmlns:w15="http://schemas.microsoft.com/office/word/2012/wordml" xmlns:w16se="http://schemas.microsoft.com/office/word/2015/wordml/symex" xmlns:wpg="http://schemas.microsoft.com/office/word/2010/wordprocessingGroup" xmlns:wpi="http://schemas.microsoft.com/office/word/2010/wordprocessingInk" xmlns:wne="http://schemas.microsoft.com/office/word/2006/wordml" xmlns:wps="http://schemas.microsoft.com/office/word/2010/wordprocessingShape" mc:Ignorable="w14 w15 w16se wp14">
   <w:abstractNum w:abstractNumId="0" w15:restartNumberingAfterBreak="0">
     <w:nsid w:val="0AB73E8D"/>
     <w:multiLevelType w:val="hybridMultilevel"/>
@@ -22089,53 +21886,53 @@
       </w:rPr>
     </w:lvl>
   </w:abstractNum>
-  <w:num w:numId="1" w16cid:durableId="143358613">
+  <w:num w:numId="1">
     <w:abstractNumId w:val="3"/>
   </w:num>
-  <w:num w:numId="2" w16cid:durableId="709302778">
+  <w:num w:numId="2">
     <w:abstractNumId w:val="6"/>
   </w:num>
-  <w:num w:numId="3" w16cid:durableId="848641155">
+  <w:num w:numId="3">
     <w:abstractNumId w:val="5"/>
   </w:num>
-  <w:num w:numId="4" w16cid:durableId="779296100">
+  <w:num w:numId="4">
     <w:abstractNumId w:val="11"/>
   </w:num>
-  <w:num w:numId="5" w16cid:durableId="176161352">
+  <w:num w:numId="5">
     <w:abstractNumId w:val="4"/>
   </w:num>
-  <w:num w:numId="6" w16cid:durableId="2125035586">
+  <w:num w:numId="6">
     <w:abstractNumId w:val="12"/>
   </w:num>
-  <w:num w:numId="7" w16cid:durableId="1978028844">
+  <w:num w:numId="7">
     <w:abstractNumId w:val="9"/>
   </w:num>
-  <w:num w:numId="8" w16cid:durableId="1993174857">
+  <w:num w:numId="8">
     <w:abstractNumId w:val="2"/>
   </w:num>
-  <w:num w:numId="9" w16cid:durableId="1260797787">
+  <w:num w:numId="9">
     <w:abstractNumId w:val="0"/>
   </w:num>
-  <w:num w:numId="10" w16cid:durableId="1562522472">
+  <w:num w:numId="10">
     <w:abstractNumId w:val="7"/>
   </w:num>
-  <w:num w:numId="11" w16cid:durableId="1183322969">
+  <w:num w:numId="11">
     <w:abstractNumId w:val="13"/>
   </w:num>
-  <w:num w:numId="12" w16cid:durableId="1022442736">
+  <w:num w:numId="12">
     <w:abstractNumId w:val="1"/>
   </w:num>
-  <w:num w:numId="13" w16cid:durableId="2049721593">
+  <w:num w:numId="13">
     <w:abstractNumId w:val="8"/>
   </w:num>
-  <w:num w:numId="14" w16cid:durableId="611058548">
+  <w:num w:numId="14">
     <w:abstractNumId w:val="10"/>
   </w:num>
 </w:numbering>
 </file>
 
 <file path=word/people.xml><?xml version="1.0" encoding="utf-8"?>
-<w15:people xmlns:wpc="http://schemas.microsoft.com/office/word/2010/wordprocessingCanvas" xmlns:cx="http://schemas.microsoft.com/office/drawing/2014/chartex" xmlns:cx1="http://schemas.microsoft.com/office/drawing/2015/9/8/chartex" xmlns:cx2="http://schemas.microsoft.com/office/drawing/2015/10/21/chartex" xmlns:cx3="http://schemas.microsoft.com/office/drawing/2016/5/9/chartex" xmlns:cx4="http://schemas.microsoft.com/office/drawing/2016/5/10/chartex" xmlns:cx5="http://schemas.microsoft.com/office/drawing/2016/5/11/chartex" xmlns:cx6="http://schemas.microsoft.com/office/drawing/2016/5/12/chartex" xmlns:cx7="http://schemas.microsoft.com/office/drawing/2016/5/13/chartex" xmlns:cx8="http://schemas.microsoft.com/office/drawing/2016/5/14/chartex" xmlns:mc="http://schemas.openxmlformats.org/markup-compatibility/2006" xmlns:aink="http://schemas.microsoft.com/office/drawing/2016/ink" xmlns:am3d="http://schemas.microsoft.com/office/drawing/2017/model3d" xmlns:o="urn:schemas-microsoft-com:office:office" xmlns:oel="http://schemas.microsoft.com/office/2019/extlst" xmlns:r="http://schemas.openxmlformats.org/officeDocument/2006/relationships" xmlns:m="http://schemas.openxmlformats.org/officeDocument/2006/math" xmlns:v="urn:schemas-microsoft-com:vml" xmlns:wp14="http://schemas.microsoft.com/office/word/2010/wordprocessingDrawing" xmlns:wp="http://schemas.openxmlformats.org/drawingml/2006/wordprocessingDrawing" xmlns:w10="urn:schemas-microsoft-com:office:word" xmlns:w="http://schemas.openxmlformats.org/wordprocessingml/2006/main" xmlns:w14="http://schemas.microsoft.com/office/word/2010/wordml" xmlns:w15="http://schemas.microsoft.com/office/word/2012/wordml" xmlns:w16cex="http://schemas.microsoft.com/office/word/2018/wordml/cex" xmlns:w16cid="http://schemas.microsoft.com/office/word/2016/wordml/cid" xmlns:w16="http://schemas.microsoft.com/office/word/2018/wordml" xmlns:w16du="http://schemas.microsoft.com/office/word/2023/wordml/word16du" xmlns:w16sdtdh="http://schemas.microsoft.com/office/word/2020/wordml/sdtdatahash" xmlns:w16sdtfl="http://schemas.microsoft.com/office/word/2024/wordml/sdtformatlock" xmlns:w16se="http://schemas.microsoft.com/office/word/2015/wordml/symex" xmlns:wpg="http://schemas.microsoft.com/office/word/2010/wordprocessingGroup" xmlns:wpi="http://schemas.microsoft.com/office/word/2010/wordprocessingInk" xmlns:wne="http://schemas.microsoft.com/office/word/2006/wordml" xmlns:wps="http://schemas.microsoft.com/office/word/2010/wordprocessingShape" mc:Ignorable="w14 w15 w16se w16cid w16 w16cex w16sdtdh w16sdtfl w16du wp14">
+<w15:people xmlns:wpc="http://schemas.microsoft.com/office/word/2010/wordprocessingCanvas" xmlns:cx="http://schemas.microsoft.com/office/drawing/2014/chartex" xmlns:mc="http://schemas.openxmlformats.org/markup-compatibility/2006" xmlns:o="urn:schemas-microsoft-com:office:office" xmlns:r="http://schemas.openxmlformats.org/officeDocument/2006/relationships" xmlns:m="http://schemas.openxmlformats.org/officeDocument/2006/math" xmlns:v="urn:schemas-microsoft-com:vml" xmlns:wp14="http://schemas.microsoft.com/office/word/2010/wordprocessingDrawing" xmlns:wp="http://schemas.openxmlformats.org/drawingml/2006/wordprocessingDrawing" xmlns:w10="urn:schemas-microsoft-com:office:word" xmlns:w="http://schemas.openxmlformats.org/wordprocessingml/2006/main" xmlns:w14="http://schemas.microsoft.com/office/word/2010/wordml" xmlns:w15="http://schemas.microsoft.com/office/word/2012/wordml" xmlns:w16se="http://schemas.microsoft.com/office/word/2015/wordml/symex" xmlns:wpg="http://schemas.microsoft.com/office/word/2010/wordprocessingGroup" xmlns:wpi="http://schemas.microsoft.com/office/word/2010/wordprocessingInk" xmlns:wne="http://schemas.microsoft.com/office/word/2006/wordml" xmlns:wps="http://schemas.microsoft.com/office/word/2010/wordprocessingShape" mc:Ignorable="w14 w15 w16se wp14">
   <w15:person w15:author="Andrés Felipe Velandia Espitia">
     <w15:presenceInfo w15:providerId="Windows Live" w15:userId="c7056c470dc3b715"/>
   </w15:person>
@@ -22143,7 +21940,7 @@
 </file>
 
 <file path=word/styles.xml><?xml version="1.0" encoding="utf-8"?>
-<w:styles xmlns:mc="http://schemas.openxmlformats.org/markup-compatibility/2006" xmlns:r="http://schemas.openxmlformats.org/officeDocument/2006/relationships" xmlns:w="http://schemas.openxmlformats.org/wordprocessingml/2006/main" xmlns:w14="http://schemas.microsoft.com/office/word/2010/wordml" xmlns:w15="http://schemas.microsoft.com/office/word/2012/wordml" xmlns:w16cex="http://schemas.microsoft.com/office/word/2018/wordml/cex" xmlns:w16cid="http://schemas.microsoft.com/office/word/2016/wordml/cid" xmlns:w16="http://schemas.microsoft.com/office/word/2018/wordml" xmlns:w16du="http://schemas.microsoft.com/office/word/2023/wordml/word16du" xmlns:w16sdtdh="http://schemas.microsoft.com/office/word/2020/wordml/sdtdatahash" xmlns:w16sdtfl="http://schemas.microsoft.com/office/word/2024/wordml/sdtformatlock" xmlns:w16se="http://schemas.microsoft.com/office/word/2015/wordml/symex" mc:Ignorable="w14 w15 w16se w16cid w16 w16cex w16sdtdh w16sdtfl w16du">
+<w:styles xmlns:mc="http://schemas.openxmlformats.org/markup-compatibility/2006" xmlns:r="http://schemas.openxmlformats.org/officeDocument/2006/relationships" xmlns:w="http://schemas.openxmlformats.org/wordprocessingml/2006/main" xmlns:w14="http://schemas.microsoft.com/office/word/2010/wordml" xmlns:w15="http://schemas.microsoft.com/office/word/2012/wordml" xmlns:w16se="http://schemas.microsoft.com/office/word/2015/wordml/symex" mc:Ignorable="w14 w15 w16se">
   <w:docDefaults>
     <w:rPrDefault>
       <w:rPr>
@@ -22159,7 +21956,7 @@
       </w:pPr>
     </w:pPrDefault>
   </w:docDefaults>
-  <w:latentStyles w:defLockedState="0" w:defUIPriority="99" w:defSemiHidden="0" w:defUnhideWhenUsed="0" w:defQFormat="0" w:count="376">
+  <w:latentStyles w:defLockedState="0" w:defUIPriority="99" w:defSemiHidden="0" w:defUnhideWhenUsed="0" w:defQFormat="0" w:count="371">
     <w:lsdException w:name="Normal" w:uiPriority="0" w:qFormat="1"/>
     <w:lsdException w:name="heading 1" w:uiPriority="9" w:qFormat="1"/>
     <w:lsdException w:name="heading 2" w:semiHidden="1" w:uiPriority="9" w:unhideWhenUsed="1" w:qFormat="1"/>
@@ -22531,11 +22328,6 @@
     <w:lsdException w:name="List Table 5 Dark Accent 6" w:uiPriority="50"/>
     <w:lsdException w:name="List Table 6 Colorful Accent 6" w:uiPriority="51"/>
     <w:lsdException w:name="List Table 7 Colorful Accent 6" w:uiPriority="52"/>
-    <w:lsdException w:name="Mention" w:semiHidden="1" w:unhideWhenUsed="1"/>
-    <w:lsdException w:name="Smart Hyperlink" w:semiHidden="1" w:unhideWhenUsed="1"/>
-    <w:lsdException w:name="Hashtag" w:semiHidden="1" w:unhideWhenUsed="1"/>
-    <w:lsdException w:name="Unresolved Mention" w:semiHidden="1" w:unhideWhenUsed="1"/>
-    <w:lsdException w:name="Smart Link" w:semiHidden="1" w:unhideWhenUsed="1"/>
   </w:latentStyles>
   <w:style w:type="paragraph" w:default="1" w:styleId="Normal">
     <w:name w:val="Normal"/>
@@ -22549,11 +22341,11 @@
       <w:lang w:eastAsia="es-CO"/>
     </w:rPr>
   </w:style>
-  <w:style w:type="paragraph" w:styleId="Heading1">
+  <w:style w:type="paragraph" w:styleId="Ttulo1">
     <w:name w:val="heading 1"/>
     <w:basedOn w:val="Normal"/>
     <w:next w:val="Normal"/>
-    <w:link w:val="Heading1Char"/>
+    <w:link w:val="Ttulo1Car"/>
     <w:uiPriority w:val="9"/>
     <w:qFormat/>
     <w:rsid w:val="00714ADB"/>
@@ -22570,11 +22362,11 @@
       <w:szCs w:val="32"/>
     </w:rPr>
   </w:style>
-  <w:style w:type="paragraph" w:styleId="Heading2">
+  <w:style w:type="paragraph" w:styleId="Ttulo2">
     <w:name w:val="heading 2"/>
     <w:basedOn w:val="Normal"/>
     <w:next w:val="Normal"/>
-    <w:link w:val="Heading2Char"/>
+    <w:link w:val="Ttulo2Car"/>
     <w:uiPriority w:val="9"/>
     <w:semiHidden/>
     <w:unhideWhenUsed/>
@@ -22593,12 +22385,13 @@
       <w:szCs w:val="26"/>
     </w:rPr>
   </w:style>
-  <w:style w:type="character" w:default="1" w:styleId="DefaultParagraphFont">
+  <w:style w:type="character" w:default="1" w:styleId="Fuentedeprrafopredeter">
     <w:name w:val="Default Paragraph Font"/>
     <w:uiPriority w:val="1"/>
+    <w:semiHidden/>
     <w:unhideWhenUsed/>
   </w:style>
-  <w:style w:type="table" w:default="1" w:styleId="TableNormal">
+  <w:style w:type="table" w:default="1" w:styleId="Tablanormal">
     <w:name w:val="Normal Table"/>
     <w:uiPriority w:val="99"/>
     <w:semiHidden/>
@@ -22613,13 +22406,13 @@
       </w:tblCellMar>
     </w:tblPr>
   </w:style>
-  <w:style w:type="numbering" w:default="1" w:styleId="NoList">
+  <w:style w:type="numbering" w:default="1" w:styleId="Sinlista">
     <w:name w:val="No List"/>
     <w:uiPriority w:val="99"/>
     <w:semiHidden/>
     <w:unhideWhenUsed/>
   </w:style>
-  <w:style w:type="paragraph" w:styleId="ListParagraph">
+  <w:style w:type="paragraph" w:styleId="Prrafodelista">
     <w:name w:val="List Paragraph"/>
     <w:basedOn w:val="Normal"/>
     <w:uiPriority w:val="34"/>
@@ -22630,9 +22423,9 @@
       <w:contextualSpacing/>
     </w:pPr>
   </w:style>
-  <w:style w:type="character" w:styleId="Hyperlink">
+  <w:style w:type="character" w:styleId="Hipervnculo">
     <w:name w:val="Hyperlink"/>
-    <w:basedOn w:val="DefaultParagraphFont"/>
+    <w:basedOn w:val="Fuentedeprrafopredeter"/>
     <w:uiPriority w:val="99"/>
     <w:unhideWhenUsed/>
     <w:rsid w:val="00714ADB"/>
@@ -22641,10 +22434,10 @@
       <w:u w:val="single"/>
     </w:rPr>
   </w:style>
-  <w:style w:type="character" w:customStyle="1" w:styleId="Heading1Char">
-    <w:name w:val="Heading 1 Char"/>
-    <w:basedOn w:val="DefaultParagraphFont"/>
-    <w:link w:val="Heading1"/>
+  <w:style w:type="character" w:customStyle="1" w:styleId="Ttulo1Car">
+    <w:name w:val="Título 1 Car"/>
+    <w:basedOn w:val="Fuentedeprrafopredeter"/>
+    <w:link w:val="Ttulo1"/>
     <w:uiPriority w:val="9"/>
     <w:rsid w:val="00714ADB"/>
     <w:rPr>
@@ -22655,9 +22448,9 @@
       <w:lang w:eastAsia="es-CO"/>
     </w:rPr>
   </w:style>
-  <w:style w:type="paragraph" w:styleId="TOCHeading">
+  <w:style w:type="paragraph" w:styleId="TtuloTDC">
     <w:name w:val="TOC Heading"/>
-    <w:basedOn w:val="Heading1"/>
+    <w:basedOn w:val="Ttulo1"/>
     <w:next w:val="Normal"/>
     <w:uiPriority w:val="39"/>
     <w:unhideWhenUsed/>
@@ -22668,7 +22461,7 @@
       <w:outlineLvl w:val="9"/>
     </w:pPr>
   </w:style>
-  <w:style w:type="paragraph" w:styleId="TOC1">
+  <w:style w:type="paragraph" w:styleId="TDC1">
     <w:name w:val="toc 1"/>
     <w:basedOn w:val="Normal"/>
     <w:next w:val="Normal"/>
@@ -22682,10 +22475,10 @@
   </w:style>
   <w:style w:type="character" w:customStyle="1" w:styleId="normaltextrun">
     <w:name w:val="normaltextrun"/>
-    <w:basedOn w:val="DefaultParagraphFont"/>
+    <w:basedOn w:val="Fuentedeprrafopredeter"/>
     <w:rsid w:val="00714ADB"/>
   </w:style>
-  <w:style w:type="paragraph" w:styleId="TOC2">
+  <w:style w:type="paragraph" w:styleId="TDC2">
     <w:name w:val="toc 2"/>
     <w:basedOn w:val="Normal"/>
     <w:next w:val="Normal"/>
@@ -22705,10 +22498,10 @@
       <w:lang w:val="es-ES_tradnl"/>
     </w:rPr>
   </w:style>
-  <w:style w:type="character" w:customStyle="1" w:styleId="Heading2Char">
-    <w:name w:val="Heading 2 Char"/>
-    <w:basedOn w:val="DefaultParagraphFont"/>
-    <w:link w:val="Heading2"/>
+  <w:style w:type="character" w:customStyle="1" w:styleId="Ttulo2Car">
+    <w:name w:val="Título 2 Car"/>
+    <w:basedOn w:val="Fuentedeprrafopredeter"/>
+    <w:link w:val="Ttulo2"/>
     <w:uiPriority w:val="9"/>
     <w:semiHidden/>
     <w:rsid w:val="00714ADB"/>
@@ -22720,9 +22513,9 @@
       <w:lang w:eastAsia="es-CO"/>
     </w:rPr>
   </w:style>
-  <w:style w:type="character" w:styleId="CommentReference">
+  <w:style w:type="character" w:styleId="Refdecomentario">
     <w:name w:val="annotation reference"/>
-    <w:basedOn w:val="DefaultParagraphFont"/>
+    <w:basedOn w:val="Fuentedeprrafopredeter"/>
     <w:uiPriority w:val="99"/>
     <w:semiHidden/>
     <w:unhideWhenUsed/>
@@ -22732,10 +22525,10 @@
       <w:szCs w:val="16"/>
     </w:rPr>
   </w:style>
-  <w:style w:type="paragraph" w:styleId="CommentText">
+  <w:style w:type="paragraph" w:styleId="Textocomentario">
     <w:name w:val="annotation text"/>
     <w:basedOn w:val="Normal"/>
-    <w:link w:val="CommentTextChar"/>
+    <w:link w:val="TextocomentarioCar"/>
     <w:uiPriority w:val="99"/>
     <w:unhideWhenUsed/>
     <w:rsid w:val="00714ADB"/>
@@ -22747,10 +22540,10 @@
       <w:szCs w:val="20"/>
     </w:rPr>
   </w:style>
-  <w:style w:type="character" w:customStyle="1" w:styleId="CommentTextChar">
-    <w:name w:val="Comment Text Char"/>
-    <w:basedOn w:val="DefaultParagraphFont"/>
-    <w:link w:val="CommentText"/>
+  <w:style w:type="character" w:customStyle="1" w:styleId="TextocomentarioCar">
+    <w:name w:val="Texto comentario Car"/>
+    <w:basedOn w:val="Fuentedeprrafopredeter"/>
+    <w:link w:val="Textocomentario"/>
     <w:uiPriority w:val="99"/>
     <w:rsid w:val="00714ADB"/>
     <w:rPr>
@@ -22760,9 +22553,9 @@
       <w:lang w:eastAsia="es-CO"/>
     </w:rPr>
   </w:style>
-  <w:style w:type="character" w:styleId="UnresolvedMention">
+  <w:style w:type="character" w:customStyle="1" w:styleId="UnresolvedMention">
     <w:name w:val="Unresolved Mention"/>
-    <w:basedOn w:val="DefaultParagraphFont"/>
+    <w:basedOn w:val="Fuentedeprrafopredeter"/>
     <w:uiPriority w:val="99"/>
     <w:semiHidden/>
     <w:unhideWhenUsed/>
@@ -22772,11 +22565,11 @@
       <w:shd w:val="clear" w:color="auto" w:fill="E1DFDD"/>
     </w:rPr>
   </w:style>
-  <w:style w:type="paragraph" w:styleId="CommentSubject">
+  <w:style w:type="paragraph" w:styleId="Asuntodelcomentario">
     <w:name w:val="annotation subject"/>
-    <w:basedOn w:val="CommentText"/>
-    <w:next w:val="CommentText"/>
-    <w:link w:val="CommentSubjectChar"/>
+    <w:basedOn w:val="Textocomentario"/>
+    <w:next w:val="Textocomentario"/>
+    <w:link w:val="AsuntodelcomentarioCar"/>
     <w:uiPriority w:val="99"/>
     <w:semiHidden/>
     <w:unhideWhenUsed/>
@@ -22786,10 +22579,10 @@
       <w:bCs/>
     </w:rPr>
   </w:style>
-  <w:style w:type="character" w:customStyle="1" w:styleId="CommentSubjectChar">
-    <w:name w:val="Comment Subject Char"/>
-    <w:basedOn w:val="CommentTextChar"/>
-    <w:link w:val="CommentSubject"/>
+  <w:style w:type="character" w:customStyle="1" w:styleId="AsuntodelcomentarioCar">
+    <w:name w:val="Asunto del comentario Car"/>
+    <w:basedOn w:val="TextocomentarioCar"/>
+    <w:link w:val="Asuntodelcomentario"/>
     <w:uiPriority w:val="99"/>
     <w:semiHidden/>
     <w:rsid w:val="009229FF"/>
@@ -22802,10 +22595,10 @@
       <w:lang w:eastAsia="es-CO"/>
     </w:rPr>
   </w:style>
-  <w:style w:type="paragraph" w:styleId="Header">
+  <w:style w:type="paragraph" w:styleId="Encabezado">
     <w:name w:val="header"/>
     <w:basedOn w:val="Normal"/>
-    <w:link w:val="HeaderChar"/>
+    <w:link w:val="EncabezadoCar"/>
     <w:uiPriority w:val="99"/>
     <w:unhideWhenUsed/>
     <w:rsid w:val="000C77C5"/>
@@ -22817,10 +22610,10 @@
       <w:spacing w:line="240" w:lineRule="auto"/>
     </w:pPr>
   </w:style>
-  <w:style w:type="character" w:customStyle="1" w:styleId="HeaderChar">
-    <w:name w:val="Header Char"/>
-    <w:basedOn w:val="DefaultParagraphFont"/>
-    <w:link w:val="Header"/>
+  <w:style w:type="character" w:customStyle="1" w:styleId="EncabezadoCar">
+    <w:name w:val="Encabezado Car"/>
+    <w:basedOn w:val="Fuentedeprrafopredeter"/>
+    <w:link w:val="Encabezado"/>
     <w:uiPriority w:val="99"/>
     <w:rsid w:val="000C77C5"/>
     <w:rPr>
@@ -22828,9 +22621,9 @@
       <w:lang w:eastAsia="es-CO"/>
     </w:rPr>
   </w:style>
-  <w:style w:type="character" w:styleId="FollowedHyperlink">
+  <w:style w:type="character" w:styleId="Hipervnculovisitado">
     <w:name w:val="FollowedHyperlink"/>
-    <w:basedOn w:val="DefaultParagraphFont"/>
+    <w:basedOn w:val="Fuentedeprrafopredeter"/>
     <w:uiPriority w:val="99"/>
     <w:semiHidden/>
     <w:unhideWhenUsed/>
@@ -22838,6 +22631,37 @@
     <w:rPr>
       <w:color w:val="954F72" w:themeColor="followedHyperlink"/>
       <w:u w:val="single"/>
+    </w:rPr>
+  </w:style>
+  <w:style w:type="paragraph" w:styleId="Textodeglobo">
+    <w:name w:val="Balloon Text"/>
+    <w:basedOn w:val="Normal"/>
+    <w:link w:val="TextodegloboCar"/>
+    <w:uiPriority w:val="99"/>
+    <w:semiHidden/>
+    <w:unhideWhenUsed/>
+    <w:rsid w:val="00C46BC0"/>
+    <w:pPr>
+      <w:spacing w:line="240" w:lineRule="auto"/>
+    </w:pPr>
+    <w:rPr>
+      <w:rFonts w:ascii="Segoe UI" w:hAnsi="Segoe UI" w:cs="Segoe UI"/>
+      <w:sz w:val="18"/>
+      <w:szCs w:val="18"/>
+    </w:rPr>
+  </w:style>
+  <w:style w:type="character" w:customStyle="1" w:styleId="TextodegloboCar">
+    <w:name w:val="Texto de globo Car"/>
+    <w:basedOn w:val="Fuentedeprrafopredeter"/>
+    <w:link w:val="Textodeglobo"/>
+    <w:uiPriority w:val="99"/>
+    <w:semiHidden/>
+    <w:rsid w:val="00C46BC0"/>
+    <w:rPr>
+      <w:rFonts w:ascii="Segoe UI" w:eastAsia="Arial" w:hAnsi="Segoe UI" w:cs="Segoe UI"/>
+      <w:sz w:val="18"/>
+      <w:szCs w:val="18"/>
+      <w:lang w:eastAsia="es-CO"/>
     </w:rPr>
   </w:style>
 </w:styles>
@@ -24163,6 +23987,13 @@
         </dgm:presLayoutVars>
       </dgm:prSet>
       <dgm:spPr/>
+      <dgm:t>
+        <a:bodyPr/>
+        <a:lstStyle/>
+        <a:p>
+          <a:endParaRPr lang="es-ES"/>
+        </a:p>
+      </dgm:t>
     </dgm:pt>
     <dgm:pt modelId="{A182CC86-797A-4CBE-B137-762B6747CACC}" type="pres">
       <dgm:prSet presAssocID="{7E0C4640-E64E-4783-90C0-695A5977CC83}" presName="hierRoot1" presStyleCnt="0">
@@ -24183,10 +24014,24 @@
         </dgm:presLayoutVars>
       </dgm:prSet>
       <dgm:spPr/>
+      <dgm:t>
+        <a:bodyPr/>
+        <a:lstStyle/>
+        <a:p>
+          <a:endParaRPr lang="es-ES"/>
+        </a:p>
+      </dgm:t>
     </dgm:pt>
     <dgm:pt modelId="{EA605AAB-C04E-4E77-B21F-848428C2E50B}" type="pres">
       <dgm:prSet presAssocID="{7E0C4640-E64E-4783-90C0-695A5977CC83}" presName="rootConnector1" presStyleLbl="node1" presStyleIdx="0" presStyleCnt="0"/>
       <dgm:spPr/>
+      <dgm:t>
+        <a:bodyPr/>
+        <a:lstStyle/>
+        <a:p>
+          <a:endParaRPr lang="es-ES"/>
+        </a:p>
+      </dgm:t>
     </dgm:pt>
     <dgm:pt modelId="{CF3BAF95-D7CE-4BC4-A965-80A47888C963}" type="pres">
       <dgm:prSet presAssocID="{7E0C4640-E64E-4783-90C0-695A5977CC83}" presName="hierChild2" presStyleCnt="0"/>
@@ -24195,6 +24040,13 @@
     <dgm:pt modelId="{A649C85F-E437-48FF-BB15-E3539B86D854}" type="pres">
       <dgm:prSet presAssocID="{35506F8B-EE25-4776-8F39-187CCD10A66C}" presName="Name37" presStyleLbl="parChTrans1D2" presStyleIdx="0" presStyleCnt="4"/>
       <dgm:spPr/>
+      <dgm:t>
+        <a:bodyPr/>
+        <a:lstStyle/>
+        <a:p>
+          <a:endParaRPr lang="es-ES"/>
+        </a:p>
+      </dgm:t>
     </dgm:pt>
     <dgm:pt modelId="{137A86C0-A566-49BB-90E3-5A13F32AD7F0}" type="pres">
       <dgm:prSet presAssocID="{015B5FA5-FC10-49FA-B3DE-127C8D7C8900}" presName="hierRoot2" presStyleCnt="0">
@@ -24215,10 +24067,24 @@
         </dgm:presLayoutVars>
       </dgm:prSet>
       <dgm:spPr/>
+      <dgm:t>
+        <a:bodyPr/>
+        <a:lstStyle/>
+        <a:p>
+          <a:endParaRPr lang="es-ES"/>
+        </a:p>
+      </dgm:t>
     </dgm:pt>
     <dgm:pt modelId="{0F3B96DA-DD8B-4AB1-9777-BC5EE9E64B6A}" type="pres">
       <dgm:prSet presAssocID="{015B5FA5-FC10-49FA-B3DE-127C8D7C8900}" presName="rootConnector" presStyleLbl="node2" presStyleIdx="0" presStyleCnt="4"/>
       <dgm:spPr/>
+      <dgm:t>
+        <a:bodyPr/>
+        <a:lstStyle/>
+        <a:p>
+          <a:endParaRPr lang="es-ES"/>
+        </a:p>
+      </dgm:t>
     </dgm:pt>
     <dgm:pt modelId="{558B89A2-9155-47DA-8B80-D7608480BC81}" type="pres">
       <dgm:prSet presAssocID="{015B5FA5-FC10-49FA-B3DE-127C8D7C8900}" presName="hierChild4" presStyleCnt="0"/>
@@ -24227,6 +24093,13 @@
     <dgm:pt modelId="{25643047-9751-4572-97F5-64A3269B843A}" type="pres">
       <dgm:prSet presAssocID="{F23A3826-83D6-4288-A719-59D2AABCCBA5}" presName="Name37" presStyleLbl="parChTrans1D3" presStyleIdx="0" presStyleCnt="8"/>
       <dgm:spPr/>
+      <dgm:t>
+        <a:bodyPr/>
+        <a:lstStyle/>
+        <a:p>
+          <a:endParaRPr lang="es-ES"/>
+        </a:p>
+      </dgm:t>
     </dgm:pt>
     <dgm:pt modelId="{3B636E7B-72CF-447B-89B0-FB1F5A1E1B8A}" type="pres">
       <dgm:prSet presAssocID="{9262605E-8227-48EE-862F-86891C94DC00}" presName="hierRoot2" presStyleCnt="0">
@@ -24247,10 +24120,24 @@
         </dgm:presLayoutVars>
       </dgm:prSet>
       <dgm:spPr/>
+      <dgm:t>
+        <a:bodyPr/>
+        <a:lstStyle/>
+        <a:p>
+          <a:endParaRPr lang="es-ES"/>
+        </a:p>
+      </dgm:t>
     </dgm:pt>
     <dgm:pt modelId="{881C9906-56D0-4D7B-8B35-7FAE2B97C285}" type="pres">
       <dgm:prSet presAssocID="{9262605E-8227-48EE-862F-86891C94DC00}" presName="rootConnector" presStyleLbl="node3" presStyleIdx="0" presStyleCnt="8"/>
       <dgm:spPr/>
+      <dgm:t>
+        <a:bodyPr/>
+        <a:lstStyle/>
+        <a:p>
+          <a:endParaRPr lang="es-ES"/>
+        </a:p>
+      </dgm:t>
     </dgm:pt>
     <dgm:pt modelId="{A8F48FB7-4782-4848-B460-766EE93D0147}" type="pres">
       <dgm:prSet presAssocID="{9262605E-8227-48EE-862F-86891C94DC00}" presName="hierChild4" presStyleCnt="0"/>
@@ -24263,6 +24150,13 @@
     <dgm:pt modelId="{4392A2EE-8072-4C4B-BD4B-E7B15195CE6F}" type="pres">
       <dgm:prSet presAssocID="{AD518169-E28D-4248-8F87-E962BE6A80A8}" presName="Name37" presStyleLbl="parChTrans1D3" presStyleIdx="1" presStyleCnt="8"/>
       <dgm:spPr/>
+      <dgm:t>
+        <a:bodyPr/>
+        <a:lstStyle/>
+        <a:p>
+          <a:endParaRPr lang="es-ES"/>
+        </a:p>
+      </dgm:t>
     </dgm:pt>
     <dgm:pt modelId="{FE751C31-78BC-4FA0-B3A2-81597C6C08C4}" type="pres">
       <dgm:prSet presAssocID="{04F183DA-D02E-4C86-B8F9-47E27F32F3FD}" presName="hierRoot2" presStyleCnt="0">
@@ -24283,10 +24177,24 @@
         </dgm:presLayoutVars>
       </dgm:prSet>
       <dgm:spPr/>
+      <dgm:t>
+        <a:bodyPr/>
+        <a:lstStyle/>
+        <a:p>
+          <a:endParaRPr lang="es-ES"/>
+        </a:p>
+      </dgm:t>
     </dgm:pt>
     <dgm:pt modelId="{430328F7-D74D-4957-8451-921EB2DBD941}" type="pres">
       <dgm:prSet presAssocID="{04F183DA-D02E-4C86-B8F9-47E27F32F3FD}" presName="rootConnector" presStyleLbl="node3" presStyleIdx="1" presStyleCnt="8"/>
       <dgm:spPr/>
+      <dgm:t>
+        <a:bodyPr/>
+        <a:lstStyle/>
+        <a:p>
+          <a:endParaRPr lang="es-ES"/>
+        </a:p>
+      </dgm:t>
     </dgm:pt>
     <dgm:pt modelId="{8EB8266C-9198-4063-813B-E9B4CABA1CCE}" type="pres">
       <dgm:prSet presAssocID="{04F183DA-D02E-4C86-B8F9-47E27F32F3FD}" presName="hierChild4" presStyleCnt="0"/>
@@ -24303,6 +24211,13 @@
     <dgm:pt modelId="{D475CE7E-4DCB-41E9-BBE1-241A5C2E4F4C}" type="pres">
       <dgm:prSet presAssocID="{212E3016-791B-475E-B9FF-2CDF7709E7C1}" presName="Name37" presStyleLbl="parChTrans1D2" presStyleIdx="1" presStyleCnt="4"/>
       <dgm:spPr/>
+      <dgm:t>
+        <a:bodyPr/>
+        <a:lstStyle/>
+        <a:p>
+          <a:endParaRPr lang="es-ES"/>
+        </a:p>
+      </dgm:t>
     </dgm:pt>
     <dgm:pt modelId="{55EBF0C6-EC18-4E3B-B720-C2F38A9C1520}" type="pres">
       <dgm:prSet presAssocID="{A865AC17-83C0-4009-8F13-4CB20DD49E84}" presName="hierRoot2" presStyleCnt="0">
@@ -24323,10 +24238,24 @@
         </dgm:presLayoutVars>
       </dgm:prSet>
       <dgm:spPr/>
+      <dgm:t>
+        <a:bodyPr/>
+        <a:lstStyle/>
+        <a:p>
+          <a:endParaRPr lang="es-ES"/>
+        </a:p>
+      </dgm:t>
     </dgm:pt>
     <dgm:pt modelId="{36C51969-1F7B-4569-9C47-8410C79FA0E1}" type="pres">
       <dgm:prSet presAssocID="{A865AC17-83C0-4009-8F13-4CB20DD49E84}" presName="rootConnector" presStyleLbl="node2" presStyleIdx="1" presStyleCnt="4"/>
       <dgm:spPr/>
+      <dgm:t>
+        <a:bodyPr/>
+        <a:lstStyle/>
+        <a:p>
+          <a:endParaRPr lang="es-ES"/>
+        </a:p>
+      </dgm:t>
     </dgm:pt>
     <dgm:pt modelId="{4DFB67F6-3605-44DB-9ACA-2F9C6F1C8B0E}" type="pres">
       <dgm:prSet presAssocID="{A865AC17-83C0-4009-8F13-4CB20DD49E84}" presName="hierChild4" presStyleCnt="0"/>
@@ -24335,6 +24264,13 @@
     <dgm:pt modelId="{0C32036B-709C-47E3-B23B-D802F7EFA127}" type="pres">
       <dgm:prSet presAssocID="{4BD837D6-D9F2-40CB-9AAF-2AE43FC2DB10}" presName="Name37" presStyleLbl="parChTrans1D3" presStyleIdx="2" presStyleCnt="8"/>
       <dgm:spPr/>
+      <dgm:t>
+        <a:bodyPr/>
+        <a:lstStyle/>
+        <a:p>
+          <a:endParaRPr lang="es-ES"/>
+        </a:p>
+      </dgm:t>
     </dgm:pt>
     <dgm:pt modelId="{8506A87C-0572-4FF4-82D1-5C3999AC2235}" type="pres">
       <dgm:prSet presAssocID="{FE33C52D-E04E-4F81-BD78-E0C362755C5A}" presName="hierRoot2" presStyleCnt="0">
@@ -24355,10 +24291,24 @@
         </dgm:presLayoutVars>
       </dgm:prSet>
       <dgm:spPr/>
+      <dgm:t>
+        <a:bodyPr/>
+        <a:lstStyle/>
+        <a:p>
+          <a:endParaRPr lang="es-ES"/>
+        </a:p>
+      </dgm:t>
     </dgm:pt>
     <dgm:pt modelId="{76013E6C-F60F-468B-9B02-6F71C49C0A62}" type="pres">
       <dgm:prSet presAssocID="{FE33C52D-E04E-4F81-BD78-E0C362755C5A}" presName="rootConnector" presStyleLbl="node3" presStyleIdx="2" presStyleCnt="8"/>
       <dgm:spPr/>
+      <dgm:t>
+        <a:bodyPr/>
+        <a:lstStyle/>
+        <a:p>
+          <a:endParaRPr lang="es-ES"/>
+        </a:p>
+      </dgm:t>
     </dgm:pt>
     <dgm:pt modelId="{EC6A5A89-4689-41C7-9E33-FFB3ECE1FE68}" type="pres">
       <dgm:prSet presAssocID="{FE33C52D-E04E-4F81-BD78-E0C362755C5A}" presName="hierChild4" presStyleCnt="0"/>
@@ -24371,6 +24321,13 @@
     <dgm:pt modelId="{19736E72-B47A-46D1-950D-4E4C7A4FCC2C}" type="pres">
       <dgm:prSet presAssocID="{EC34F36B-C859-4D2B-9119-61EB138B4DEA}" presName="Name37" presStyleLbl="parChTrans1D3" presStyleIdx="3" presStyleCnt="8"/>
       <dgm:spPr/>
+      <dgm:t>
+        <a:bodyPr/>
+        <a:lstStyle/>
+        <a:p>
+          <a:endParaRPr lang="es-ES"/>
+        </a:p>
+      </dgm:t>
     </dgm:pt>
     <dgm:pt modelId="{ED6B6F5E-6A81-49C6-96CD-830D6C1C5E57}" type="pres">
       <dgm:prSet presAssocID="{082091D3-EA67-453D-BE95-ED8254BC9041}" presName="hierRoot2" presStyleCnt="0">
@@ -24391,10 +24348,24 @@
         </dgm:presLayoutVars>
       </dgm:prSet>
       <dgm:spPr/>
+      <dgm:t>
+        <a:bodyPr/>
+        <a:lstStyle/>
+        <a:p>
+          <a:endParaRPr lang="es-ES"/>
+        </a:p>
+      </dgm:t>
     </dgm:pt>
     <dgm:pt modelId="{383F8B97-7CAF-4338-8FCB-A3905A90E052}" type="pres">
       <dgm:prSet presAssocID="{082091D3-EA67-453D-BE95-ED8254BC9041}" presName="rootConnector" presStyleLbl="node3" presStyleIdx="3" presStyleCnt="8"/>
       <dgm:spPr/>
+      <dgm:t>
+        <a:bodyPr/>
+        <a:lstStyle/>
+        <a:p>
+          <a:endParaRPr lang="es-ES"/>
+        </a:p>
+      </dgm:t>
     </dgm:pt>
     <dgm:pt modelId="{39553B3C-8A81-49E2-B1C6-EEF7EEC56524}" type="pres">
       <dgm:prSet presAssocID="{082091D3-EA67-453D-BE95-ED8254BC9041}" presName="hierChild4" presStyleCnt="0"/>
@@ -24411,6 +24382,13 @@
     <dgm:pt modelId="{A332AE2E-A728-45D6-8270-84C417F1E53C}" type="pres">
       <dgm:prSet presAssocID="{771D82D8-3796-4FB8-BFA2-34D9ADE6BE4D}" presName="Name37" presStyleLbl="parChTrans1D2" presStyleIdx="2" presStyleCnt="4"/>
       <dgm:spPr/>
+      <dgm:t>
+        <a:bodyPr/>
+        <a:lstStyle/>
+        <a:p>
+          <a:endParaRPr lang="es-ES"/>
+        </a:p>
+      </dgm:t>
     </dgm:pt>
     <dgm:pt modelId="{939D5634-6E9A-41B3-95C8-E23F789A0282}" type="pres">
       <dgm:prSet presAssocID="{52D9E7B9-3DC1-4CD6-8731-0165056DC39C}" presName="hierRoot2" presStyleCnt="0">
@@ -24431,10 +24409,24 @@
         </dgm:presLayoutVars>
       </dgm:prSet>
       <dgm:spPr/>
+      <dgm:t>
+        <a:bodyPr/>
+        <a:lstStyle/>
+        <a:p>
+          <a:endParaRPr lang="es-ES"/>
+        </a:p>
+      </dgm:t>
     </dgm:pt>
     <dgm:pt modelId="{9137B64F-ECD7-48A5-9DD2-CC54822356E8}" type="pres">
       <dgm:prSet presAssocID="{52D9E7B9-3DC1-4CD6-8731-0165056DC39C}" presName="rootConnector" presStyleLbl="node2" presStyleIdx="2" presStyleCnt="4"/>
       <dgm:spPr/>
+      <dgm:t>
+        <a:bodyPr/>
+        <a:lstStyle/>
+        <a:p>
+          <a:endParaRPr lang="es-ES"/>
+        </a:p>
+      </dgm:t>
     </dgm:pt>
     <dgm:pt modelId="{514E3BEC-9378-472F-8098-E8347941D794}" type="pres">
       <dgm:prSet presAssocID="{52D9E7B9-3DC1-4CD6-8731-0165056DC39C}" presName="hierChild4" presStyleCnt="0"/>
@@ -24443,6 +24435,13 @@
     <dgm:pt modelId="{01AB2619-2095-4D2C-A8A7-4E2A91651E54}" type="pres">
       <dgm:prSet presAssocID="{C219D1B9-3832-4F3E-8A04-8DFB8AD02B01}" presName="Name37" presStyleLbl="parChTrans1D3" presStyleIdx="4" presStyleCnt="8"/>
       <dgm:spPr/>
+      <dgm:t>
+        <a:bodyPr/>
+        <a:lstStyle/>
+        <a:p>
+          <a:endParaRPr lang="es-ES"/>
+        </a:p>
+      </dgm:t>
     </dgm:pt>
     <dgm:pt modelId="{AA735DB4-C144-4902-AFA3-96393CEFACBC}" type="pres">
       <dgm:prSet presAssocID="{B9E852C7-5FF3-439A-95CF-0454B45A052F}" presName="hierRoot2" presStyleCnt="0">
@@ -24463,10 +24462,24 @@
         </dgm:presLayoutVars>
       </dgm:prSet>
       <dgm:spPr/>
+      <dgm:t>
+        <a:bodyPr/>
+        <a:lstStyle/>
+        <a:p>
+          <a:endParaRPr lang="es-ES"/>
+        </a:p>
+      </dgm:t>
     </dgm:pt>
     <dgm:pt modelId="{BB8E9BC8-779A-4DAD-90FB-755EBFA4A9A1}" type="pres">
       <dgm:prSet presAssocID="{B9E852C7-5FF3-439A-95CF-0454B45A052F}" presName="rootConnector" presStyleLbl="node3" presStyleIdx="4" presStyleCnt="8"/>
       <dgm:spPr/>
+      <dgm:t>
+        <a:bodyPr/>
+        <a:lstStyle/>
+        <a:p>
+          <a:endParaRPr lang="es-ES"/>
+        </a:p>
+      </dgm:t>
     </dgm:pt>
     <dgm:pt modelId="{2C855771-C643-4DCB-BDFA-452635769EA9}" type="pres">
       <dgm:prSet presAssocID="{B9E852C7-5FF3-439A-95CF-0454B45A052F}" presName="hierChild4" presStyleCnt="0"/>
@@ -24479,6 +24492,13 @@
     <dgm:pt modelId="{94C7F3EB-4C2A-41BC-AD20-571B2DE69774}" type="pres">
       <dgm:prSet presAssocID="{7DB4CF84-EC86-40BB-8821-828911CDED19}" presName="Name37" presStyleLbl="parChTrans1D3" presStyleIdx="5" presStyleCnt="8"/>
       <dgm:spPr/>
+      <dgm:t>
+        <a:bodyPr/>
+        <a:lstStyle/>
+        <a:p>
+          <a:endParaRPr lang="es-ES"/>
+        </a:p>
+      </dgm:t>
     </dgm:pt>
     <dgm:pt modelId="{93704969-A85A-4894-8587-49E35976C897}" type="pres">
       <dgm:prSet presAssocID="{8D92A082-D80C-412B-8F4E-83AFC2A3B387}" presName="hierRoot2" presStyleCnt="0">
@@ -24499,10 +24519,24 @@
         </dgm:presLayoutVars>
       </dgm:prSet>
       <dgm:spPr/>
+      <dgm:t>
+        <a:bodyPr/>
+        <a:lstStyle/>
+        <a:p>
+          <a:endParaRPr lang="es-ES"/>
+        </a:p>
+      </dgm:t>
     </dgm:pt>
     <dgm:pt modelId="{7444577A-DA73-4881-8301-F71582ABDA7E}" type="pres">
       <dgm:prSet presAssocID="{8D92A082-D80C-412B-8F4E-83AFC2A3B387}" presName="rootConnector" presStyleLbl="node3" presStyleIdx="5" presStyleCnt="8"/>
       <dgm:spPr/>
+      <dgm:t>
+        <a:bodyPr/>
+        <a:lstStyle/>
+        <a:p>
+          <a:endParaRPr lang="es-ES"/>
+        </a:p>
+      </dgm:t>
     </dgm:pt>
     <dgm:pt modelId="{5D5F37A9-D279-490A-9207-335F06A00B65}" type="pres">
       <dgm:prSet presAssocID="{8D92A082-D80C-412B-8F4E-83AFC2A3B387}" presName="hierChild4" presStyleCnt="0"/>
@@ -24519,6 +24553,13 @@
     <dgm:pt modelId="{5CC9D796-C624-4112-8C61-3F3049B4B417}" type="pres">
       <dgm:prSet presAssocID="{E9AA0A44-0CDD-4F15-9068-C203ABE64970}" presName="Name37" presStyleLbl="parChTrans1D2" presStyleIdx="3" presStyleCnt="4"/>
       <dgm:spPr/>
+      <dgm:t>
+        <a:bodyPr/>
+        <a:lstStyle/>
+        <a:p>
+          <a:endParaRPr lang="es-ES"/>
+        </a:p>
+      </dgm:t>
     </dgm:pt>
     <dgm:pt modelId="{C16093D3-8647-4A9A-BCE3-6D2BECE769F6}" type="pres">
       <dgm:prSet presAssocID="{60202C09-55DB-48B4-8DF5-FCFB47B5B48C}" presName="hierRoot2" presStyleCnt="0">
@@ -24539,10 +24580,24 @@
         </dgm:presLayoutVars>
       </dgm:prSet>
       <dgm:spPr/>
+      <dgm:t>
+        <a:bodyPr/>
+        <a:lstStyle/>
+        <a:p>
+          <a:endParaRPr lang="es-ES"/>
+        </a:p>
+      </dgm:t>
     </dgm:pt>
     <dgm:pt modelId="{C13554C6-7139-47A2-9DF4-3B73E1FE53D2}" type="pres">
       <dgm:prSet presAssocID="{60202C09-55DB-48B4-8DF5-FCFB47B5B48C}" presName="rootConnector" presStyleLbl="node2" presStyleIdx="3" presStyleCnt="4"/>
       <dgm:spPr/>
+      <dgm:t>
+        <a:bodyPr/>
+        <a:lstStyle/>
+        <a:p>
+          <a:endParaRPr lang="es-ES"/>
+        </a:p>
+      </dgm:t>
     </dgm:pt>
     <dgm:pt modelId="{5D028AD3-467F-4025-AADD-36D7395F8F9F}" type="pres">
       <dgm:prSet presAssocID="{60202C09-55DB-48B4-8DF5-FCFB47B5B48C}" presName="hierChild4" presStyleCnt="0"/>
@@ -24551,6 +24606,13 @@
     <dgm:pt modelId="{13661554-AE92-4E1A-88BE-D1844780489D}" type="pres">
       <dgm:prSet presAssocID="{8838D2B8-4184-49D4-92AC-498A7FF8A89A}" presName="Name37" presStyleLbl="parChTrans1D3" presStyleIdx="6" presStyleCnt="8"/>
       <dgm:spPr/>
+      <dgm:t>
+        <a:bodyPr/>
+        <a:lstStyle/>
+        <a:p>
+          <a:endParaRPr lang="es-ES"/>
+        </a:p>
+      </dgm:t>
     </dgm:pt>
     <dgm:pt modelId="{13B06BB6-ECFE-49B0-BAD5-BEF1683C23E5}" type="pres">
       <dgm:prSet presAssocID="{3196F986-77DB-4A18-A044-21B03913FF8E}" presName="hierRoot2" presStyleCnt="0">
@@ -24571,10 +24633,24 @@
         </dgm:presLayoutVars>
       </dgm:prSet>
       <dgm:spPr/>
+      <dgm:t>
+        <a:bodyPr/>
+        <a:lstStyle/>
+        <a:p>
+          <a:endParaRPr lang="es-ES"/>
+        </a:p>
+      </dgm:t>
     </dgm:pt>
     <dgm:pt modelId="{B37A6239-7AB9-41E2-94E8-6BB97D8A9B31}" type="pres">
       <dgm:prSet presAssocID="{3196F986-77DB-4A18-A044-21B03913FF8E}" presName="rootConnector" presStyleLbl="node3" presStyleIdx="6" presStyleCnt="8"/>
       <dgm:spPr/>
+      <dgm:t>
+        <a:bodyPr/>
+        <a:lstStyle/>
+        <a:p>
+          <a:endParaRPr lang="es-ES"/>
+        </a:p>
+      </dgm:t>
     </dgm:pt>
     <dgm:pt modelId="{EAB031C7-FA8B-47A7-AC69-27C3A9A7E678}" type="pres">
       <dgm:prSet presAssocID="{3196F986-77DB-4A18-A044-21B03913FF8E}" presName="hierChild4" presStyleCnt="0"/>
@@ -24587,6 +24663,13 @@
     <dgm:pt modelId="{99788179-C255-40AB-B56A-C2FC19C2F82B}" type="pres">
       <dgm:prSet presAssocID="{0F61F0AD-FFC5-4D8E-8890-071462663A26}" presName="Name37" presStyleLbl="parChTrans1D3" presStyleIdx="7" presStyleCnt="8"/>
       <dgm:spPr/>
+      <dgm:t>
+        <a:bodyPr/>
+        <a:lstStyle/>
+        <a:p>
+          <a:endParaRPr lang="es-ES"/>
+        </a:p>
+      </dgm:t>
     </dgm:pt>
     <dgm:pt modelId="{EFB25B57-CFFE-4F9D-B4AB-0D6E57BDDC25}" type="pres">
       <dgm:prSet presAssocID="{CD1F9EAE-4B35-42AD-901D-4BE447D08EED}" presName="hierRoot2" presStyleCnt="0">
@@ -24607,10 +24690,24 @@
         </dgm:presLayoutVars>
       </dgm:prSet>
       <dgm:spPr/>
+      <dgm:t>
+        <a:bodyPr/>
+        <a:lstStyle/>
+        <a:p>
+          <a:endParaRPr lang="es-ES"/>
+        </a:p>
+      </dgm:t>
     </dgm:pt>
     <dgm:pt modelId="{FD7EE746-46D8-4FB2-B441-72864F70C9D7}" type="pres">
       <dgm:prSet presAssocID="{CD1F9EAE-4B35-42AD-901D-4BE447D08EED}" presName="rootConnector" presStyleLbl="node3" presStyleIdx="7" presStyleCnt="8"/>
       <dgm:spPr/>
+      <dgm:t>
+        <a:bodyPr/>
+        <a:lstStyle/>
+        <a:p>
+          <a:endParaRPr lang="es-ES"/>
+        </a:p>
+      </dgm:t>
     </dgm:pt>
     <dgm:pt modelId="{9DAA1841-6B98-44E3-9D5F-63AA1122E3A8}" type="pres">
       <dgm:prSet presAssocID="{CD1F9EAE-4B35-42AD-901D-4BE447D08EED}" presName="hierChild4" presStyleCnt="0"/>
@@ -24647,10 +24744,24 @@
         </dgm:presLayoutVars>
       </dgm:prSet>
       <dgm:spPr/>
+      <dgm:t>
+        <a:bodyPr/>
+        <a:lstStyle/>
+        <a:p>
+          <a:endParaRPr lang="es-ES"/>
+        </a:p>
+      </dgm:t>
     </dgm:pt>
     <dgm:pt modelId="{009BB276-096F-49C6-8370-852B5C8C3297}" type="pres">
       <dgm:prSet presAssocID="{3E620200-91A3-406D-BF69-FFA0C946D7F5}" presName="rootConnector1" presStyleLbl="node1" presStyleIdx="0" presStyleCnt="0"/>
       <dgm:spPr/>
+      <dgm:t>
+        <a:bodyPr/>
+        <a:lstStyle/>
+        <a:p>
+          <a:endParaRPr lang="es-ES"/>
+        </a:p>
+      </dgm:t>
     </dgm:pt>
     <dgm:pt modelId="{F677F3B6-2916-4660-B220-40B70AC765F5}" type="pres">
       <dgm:prSet presAssocID="{3E620200-91A3-406D-BF69-FFA0C946D7F5}" presName="hierChild2" presStyleCnt="0"/>
@@ -24662,61 +24773,61 @@
     </dgm:pt>
   </dgm:ptLst>
   <dgm:cxnLst>
-    <dgm:cxn modelId="{846E9C03-9E65-438A-A748-84E0C639DA8C}" type="presOf" srcId="{52D9E7B9-3DC1-4CD6-8731-0165056DC39C}" destId="{9137B64F-ECD7-48A5-9DD2-CC54822356E8}" srcOrd="1" destOrd="0" presId="urn:microsoft.com/office/officeart/2005/8/layout/orgChart1"/>
-    <dgm:cxn modelId="{E8C12205-004C-48AB-A1A2-7F8F541AA9EA}" srcId="{60202C09-55DB-48B4-8DF5-FCFB47B5B48C}" destId="{CD1F9EAE-4B35-42AD-901D-4BE447D08EED}" srcOrd="1" destOrd="0" parTransId="{0F61F0AD-FFC5-4D8E-8890-071462663A26}" sibTransId="{B03224F4-08C2-4842-BB2E-C3F1011840FE}"/>
+    <dgm:cxn modelId="{A4F71C28-4C30-442F-8174-812E1DB2ABD6}" type="presOf" srcId="{EC34F36B-C859-4D2B-9119-61EB138B4DEA}" destId="{19736E72-B47A-46D1-950D-4E4C7A4FCC2C}" srcOrd="0" destOrd="0" presId="urn:microsoft.com/office/officeart/2005/8/layout/orgChart1"/>
+    <dgm:cxn modelId="{04F8BDD1-8B72-456E-91DF-7D28C81181B3}" type="presOf" srcId="{3196F986-77DB-4A18-A044-21B03913FF8E}" destId="{810C88FA-4E89-4659-BAF0-AA352045B684}" srcOrd="0" destOrd="0" presId="urn:microsoft.com/office/officeart/2005/8/layout/orgChart1"/>
+    <dgm:cxn modelId="{2B5F0845-85D0-4DCC-9830-71B46B422240}" type="presOf" srcId="{C219D1B9-3832-4F3E-8A04-8DFB8AD02B01}" destId="{01AB2619-2095-4D2C-A8A7-4E2A91651E54}" srcOrd="0" destOrd="0" presId="urn:microsoft.com/office/officeart/2005/8/layout/orgChart1"/>
+    <dgm:cxn modelId="{83C7CA2D-770C-45EE-8B61-5594C1234B0E}" type="presOf" srcId="{7E0C4640-E64E-4783-90C0-695A5977CC83}" destId="{EA605AAB-C04E-4E77-B21F-848428C2E50B}" srcOrd="1" destOrd="0" presId="urn:microsoft.com/office/officeart/2005/8/layout/orgChart1"/>
+    <dgm:cxn modelId="{2DFB4B25-A3F3-42BE-914D-0FDDFE014ADC}" type="presOf" srcId="{B9E852C7-5FF3-439A-95CF-0454B45A052F}" destId="{122B5D9A-65A7-4B4E-8BDF-1C0DADCF476E}" srcOrd="0" destOrd="0" presId="urn:microsoft.com/office/officeart/2005/8/layout/orgChart1"/>
+    <dgm:cxn modelId="{EA15242B-E2F4-457A-9932-D98C50074C7E}" type="presOf" srcId="{4BD837D6-D9F2-40CB-9AAF-2AE43FC2DB10}" destId="{0C32036B-709C-47E3-B23B-D802F7EFA127}" srcOrd="0" destOrd="0" presId="urn:microsoft.com/office/officeart/2005/8/layout/orgChart1"/>
+    <dgm:cxn modelId="{FE85BEE8-0565-4D5A-9735-8F1A341A069F}" type="presOf" srcId="{015B5FA5-FC10-49FA-B3DE-127C8D7C8900}" destId="{FC71684E-EC04-46BD-AFF0-C406444EF857}" srcOrd="0" destOrd="0" presId="urn:microsoft.com/office/officeart/2005/8/layout/orgChart1"/>
+    <dgm:cxn modelId="{911D75E1-96EC-4C01-8F75-1F0859498AA3}" type="presOf" srcId="{082091D3-EA67-453D-BE95-ED8254BC9041}" destId="{CC66D1CB-31CE-442F-8BA7-164FF8C795AA}" srcOrd="0" destOrd="0" presId="urn:microsoft.com/office/officeart/2005/8/layout/orgChart1"/>
     <dgm:cxn modelId="{623BC50C-BD86-4499-A3D9-3B6E7CD8F706}" type="presOf" srcId="{3E620200-91A3-406D-BF69-FFA0C946D7F5}" destId="{009BB276-096F-49C6-8370-852B5C8C3297}" srcOrd="1" destOrd="0" presId="urn:microsoft.com/office/officeart/2005/8/layout/orgChart1"/>
+    <dgm:cxn modelId="{4F3B7142-BA07-49F7-931B-DFB21DD76D73}" type="presOf" srcId="{CD1F9EAE-4B35-42AD-901D-4BE447D08EED}" destId="{2143A897-4D9D-434C-B5D8-992A6FB4F3F8}" srcOrd="0" destOrd="0" presId="urn:microsoft.com/office/officeart/2005/8/layout/orgChart1"/>
+    <dgm:cxn modelId="{3A3051C0-A713-4F0E-AE86-2A00A7F212A6}" type="presOf" srcId="{3E620200-91A3-406D-BF69-FFA0C946D7F5}" destId="{04ED8A69-5698-4092-9176-E64496522BB6}" srcOrd="0" destOrd="0" presId="urn:microsoft.com/office/officeart/2005/8/layout/orgChart1"/>
+    <dgm:cxn modelId="{1982EF2F-A263-493E-A470-7FE56379CE57}" srcId="{52D9E7B9-3DC1-4CD6-8731-0165056DC39C}" destId="{B9E852C7-5FF3-439A-95CF-0454B45A052F}" srcOrd="0" destOrd="0" parTransId="{C219D1B9-3832-4F3E-8A04-8DFB8AD02B01}" sibTransId="{6EDD48E8-8368-409C-A14A-62DE78ECB6C3}"/>
+    <dgm:cxn modelId="{0B5D14E4-6DDD-4144-BCAD-08F17D5D9E7D}" type="presOf" srcId="{60202C09-55DB-48B4-8DF5-FCFB47B5B48C}" destId="{C13554C6-7139-47A2-9DF4-3B73E1FE53D2}" srcOrd="1" destOrd="0" presId="urn:microsoft.com/office/officeart/2005/8/layout/orgChart1"/>
+    <dgm:cxn modelId="{359015B0-FB66-4F1A-975F-B2F581A927B9}" type="presOf" srcId="{04F183DA-D02E-4C86-B8F9-47E27F32F3FD}" destId="{430328F7-D74D-4957-8451-921EB2DBD941}" srcOrd="1" destOrd="0" presId="urn:microsoft.com/office/officeart/2005/8/layout/orgChart1"/>
+    <dgm:cxn modelId="{783785DF-179F-44E4-A447-2FF3FB37CB11}" type="presOf" srcId="{771D82D8-3796-4FB8-BFA2-34D9ADE6BE4D}" destId="{A332AE2E-A728-45D6-8270-84C417F1E53C}" srcOrd="0" destOrd="0" presId="urn:microsoft.com/office/officeart/2005/8/layout/orgChart1"/>
+    <dgm:cxn modelId="{4B330C43-8A53-4115-8EB0-2AECB82E3E65}" srcId="{A865AC17-83C0-4009-8F13-4CB20DD49E84}" destId="{FE33C52D-E04E-4F81-BD78-E0C362755C5A}" srcOrd="0" destOrd="0" parTransId="{4BD837D6-D9F2-40CB-9AAF-2AE43FC2DB10}" sibTransId="{63DB0C42-C024-4601-9B37-0271C3170521}"/>
+    <dgm:cxn modelId="{6659C4AE-8E0D-4705-A522-6A0873C532D4}" srcId="{60202C09-55DB-48B4-8DF5-FCFB47B5B48C}" destId="{3196F986-77DB-4A18-A044-21B03913FF8E}" srcOrd="0" destOrd="0" parTransId="{8838D2B8-4184-49D4-92AC-498A7FF8A89A}" sibTransId="{E2C967D7-4362-4AB6-BC87-B776D1F72146}"/>
     <dgm:cxn modelId="{D9022315-7D46-473F-A089-B0ECC5B6D9E4}" srcId="{7E0C4640-E64E-4783-90C0-695A5977CC83}" destId="{60202C09-55DB-48B4-8DF5-FCFB47B5B48C}" srcOrd="3" destOrd="0" parTransId="{E9AA0A44-0CDD-4F15-9068-C203ABE64970}" sibTransId="{C8714BAF-89D3-458E-AFE2-99C1454659F2}"/>
+    <dgm:cxn modelId="{529168C9-E5DA-4C24-AC8B-AE9710578C9E}" type="presOf" srcId="{04F183DA-D02E-4C86-B8F9-47E27F32F3FD}" destId="{73B7A438-851B-418F-9E47-231E13E9CDBA}" srcOrd="0" destOrd="0" presId="urn:microsoft.com/office/officeart/2005/8/layout/orgChart1"/>
+    <dgm:cxn modelId="{DF3586D3-464B-4519-B3BF-904794647320}" srcId="{7E0C4640-E64E-4783-90C0-695A5977CC83}" destId="{015B5FA5-FC10-49FA-B3DE-127C8D7C8900}" srcOrd="0" destOrd="0" parTransId="{35506F8B-EE25-4776-8F39-187CCD10A66C}" sibTransId="{81227975-3300-436D-BB12-55842A7ECB6C}"/>
+    <dgm:cxn modelId="{F19E43E4-4386-4E30-AD2A-13FF5C520EE8}" type="presOf" srcId="{35506F8B-EE25-4776-8F39-187CCD10A66C}" destId="{A649C85F-E437-48FF-BB15-E3539B86D854}" srcOrd="0" destOrd="0" presId="urn:microsoft.com/office/officeart/2005/8/layout/orgChart1"/>
+    <dgm:cxn modelId="{D5BE43C5-67FD-4442-8538-1870FBF4F5C1}" srcId="{52D9E7B9-3DC1-4CD6-8731-0165056DC39C}" destId="{8D92A082-D80C-412B-8F4E-83AFC2A3B387}" srcOrd="1" destOrd="0" parTransId="{7DB4CF84-EC86-40BB-8821-828911CDED19}" sibTransId="{808A8D4F-86F4-47F4-BFAE-17331744BD28}"/>
+    <dgm:cxn modelId="{72F01C2D-5875-432D-B2F7-5316165E28AC}" type="presOf" srcId="{7DB4CF84-EC86-40BB-8821-828911CDED19}" destId="{94C7F3EB-4C2A-41BC-AD20-571B2DE69774}" srcOrd="0" destOrd="0" presId="urn:microsoft.com/office/officeart/2005/8/layout/orgChart1"/>
+    <dgm:cxn modelId="{2C7523CA-B8D3-4845-8003-2D1C4A2F5A4B}" type="presOf" srcId="{0F61F0AD-FFC5-4D8E-8890-071462663A26}" destId="{99788179-C255-40AB-B56A-C2FC19C2F82B}" srcOrd="0" destOrd="0" presId="urn:microsoft.com/office/officeart/2005/8/layout/orgChart1"/>
+    <dgm:cxn modelId="{40A7BFAD-4254-4BAC-B58D-4C7984E6A6D8}" type="presOf" srcId="{E9AA0A44-0CDD-4F15-9068-C203ABE64970}" destId="{5CC9D796-C624-4112-8C61-3F3049B4B417}" srcOrd="0" destOrd="0" presId="urn:microsoft.com/office/officeart/2005/8/layout/orgChart1"/>
+    <dgm:cxn modelId="{E7CD13AD-FDC4-4AFA-905C-3BF00E372FF3}" type="presOf" srcId="{212E3016-791B-475E-B9FF-2CDF7709E7C1}" destId="{D475CE7E-4DCB-41E9-BBE1-241A5C2E4F4C}" srcOrd="0" destOrd="0" presId="urn:microsoft.com/office/officeart/2005/8/layout/orgChart1"/>
+    <dgm:cxn modelId="{285BCC2A-79FE-4F98-B511-234A642F5883}" type="presOf" srcId="{FE33C52D-E04E-4F81-BD78-E0C362755C5A}" destId="{76013E6C-F60F-468B-9B02-6F71C49C0A62}" srcOrd="1" destOrd="0" presId="urn:microsoft.com/office/officeart/2005/8/layout/orgChart1"/>
+    <dgm:cxn modelId="{10D3C2FA-8B07-4FDF-8339-61628709D780}" type="presOf" srcId="{AD518169-E28D-4248-8F87-E962BE6A80A8}" destId="{4392A2EE-8072-4C4B-BD4B-E7B15195CE6F}" srcOrd="0" destOrd="0" presId="urn:microsoft.com/office/officeart/2005/8/layout/orgChart1"/>
+    <dgm:cxn modelId="{41328F9D-3B97-4621-A973-7F16F6CFECA0}" type="presOf" srcId="{3196F986-77DB-4A18-A044-21B03913FF8E}" destId="{B37A6239-7AB9-41E2-94E8-6BB97D8A9B31}" srcOrd="1" destOrd="0" presId="urn:microsoft.com/office/officeart/2005/8/layout/orgChart1"/>
     <dgm:cxn modelId="{9A310A16-7ECD-46CE-A089-3B0C06FE5D0B}" type="presOf" srcId="{082091D3-EA67-453D-BE95-ED8254BC9041}" destId="{383F8B97-7CAF-4338-8FCB-A3905A90E052}" srcOrd="1" destOrd="0" presId="urn:microsoft.com/office/officeart/2005/8/layout/orgChart1"/>
-    <dgm:cxn modelId="{2DFB4B25-A3F3-42BE-914D-0FDDFE014ADC}" type="presOf" srcId="{B9E852C7-5FF3-439A-95CF-0454B45A052F}" destId="{122B5D9A-65A7-4B4E-8BDF-1C0DADCF476E}" srcOrd="0" destOrd="0" presId="urn:microsoft.com/office/officeart/2005/8/layout/orgChart1"/>
-    <dgm:cxn modelId="{A4F71C28-4C30-442F-8174-812E1DB2ABD6}" type="presOf" srcId="{EC34F36B-C859-4D2B-9119-61EB138B4DEA}" destId="{19736E72-B47A-46D1-950D-4E4C7A4FCC2C}" srcOrd="0" destOrd="0" presId="urn:microsoft.com/office/officeart/2005/8/layout/orgChart1"/>
+    <dgm:cxn modelId="{29BFDD7F-FE36-42D3-A5D5-F5EC27AAE950}" type="presOf" srcId="{CD1F9EAE-4B35-42AD-901D-4BE447D08EED}" destId="{FD7EE746-46D8-4FB2-B441-72864F70C9D7}" srcOrd="1" destOrd="0" presId="urn:microsoft.com/office/officeart/2005/8/layout/orgChart1"/>
+    <dgm:cxn modelId="{BD382BC9-C9B1-4C73-9756-FD9F672CD8B9}" type="presOf" srcId="{F23A3826-83D6-4288-A719-59D2AABCCBA5}" destId="{25643047-9751-4572-97F5-64A3269B843A}" srcOrd="0" destOrd="0" presId="urn:microsoft.com/office/officeart/2005/8/layout/orgChart1"/>
+    <dgm:cxn modelId="{C43FBCBB-1FFA-48C1-B014-A327F5D843EF}" type="presOf" srcId="{FE33C52D-E04E-4F81-BD78-E0C362755C5A}" destId="{3F164FCC-E868-4C88-B0F7-FD919F94A84F}" srcOrd="0" destOrd="0" presId="urn:microsoft.com/office/officeart/2005/8/layout/orgChart1"/>
+    <dgm:cxn modelId="{8E6AED6C-A9EF-4B38-BCEB-F9D645A0690E}" type="presOf" srcId="{9262605E-8227-48EE-862F-86891C94DC00}" destId="{881C9906-56D0-4D7B-8B35-7FAE2B97C285}" srcOrd="1" destOrd="0" presId="urn:microsoft.com/office/officeart/2005/8/layout/orgChart1"/>
+    <dgm:cxn modelId="{85827CA8-6833-4B65-95C9-E25CD6DCBAAA}" type="presOf" srcId="{7E0C4640-E64E-4783-90C0-695A5977CC83}" destId="{E0F44991-923A-420B-9BE3-042EF2557044}" srcOrd="0" destOrd="0" presId="urn:microsoft.com/office/officeart/2005/8/layout/orgChart1"/>
     <dgm:cxn modelId="{2BD35D28-C80F-4A31-A021-09A43C24D703}" srcId="{015B5FA5-FC10-49FA-B3DE-127C8D7C8900}" destId="{9262605E-8227-48EE-862F-86891C94DC00}" srcOrd="0" destOrd="0" parTransId="{F23A3826-83D6-4288-A719-59D2AABCCBA5}" sibTransId="{0E548BDB-1799-4D35-9D8E-89953F497AC0}"/>
-    <dgm:cxn modelId="{285BCC2A-79FE-4F98-B511-234A642F5883}" type="presOf" srcId="{FE33C52D-E04E-4F81-BD78-E0C362755C5A}" destId="{76013E6C-F60F-468B-9B02-6F71C49C0A62}" srcOrd="1" destOrd="0" presId="urn:microsoft.com/office/officeart/2005/8/layout/orgChart1"/>
-    <dgm:cxn modelId="{EA15242B-E2F4-457A-9932-D98C50074C7E}" type="presOf" srcId="{4BD837D6-D9F2-40CB-9AAF-2AE43FC2DB10}" destId="{0C32036B-709C-47E3-B23B-D802F7EFA127}" srcOrd="0" destOrd="0" presId="urn:microsoft.com/office/officeart/2005/8/layout/orgChart1"/>
-    <dgm:cxn modelId="{72F01C2D-5875-432D-B2F7-5316165E28AC}" type="presOf" srcId="{7DB4CF84-EC86-40BB-8821-828911CDED19}" destId="{94C7F3EB-4C2A-41BC-AD20-571B2DE69774}" srcOrd="0" destOrd="0" presId="urn:microsoft.com/office/officeart/2005/8/layout/orgChart1"/>
-    <dgm:cxn modelId="{83C7CA2D-770C-45EE-8B61-5594C1234B0E}" type="presOf" srcId="{7E0C4640-E64E-4783-90C0-695A5977CC83}" destId="{EA605AAB-C04E-4E77-B21F-848428C2E50B}" srcOrd="1" destOrd="0" presId="urn:microsoft.com/office/officeart/2005/8/layout/orgChart1"/>
-    <dgm:cxn modelId="{1982EF2F-A263-493E-A470-7FE56379CE57}" srcId="{52D9E7B9-3DC1-4CD6-8731-0165056DC39C}" destId="{B9E852C7-5FF3-439A-95CF-0454B45A052F}" srcOrd="0" destOrd="0" parTransId="{C219D1B9-3832-4F3E-8A04-8DFB8AD02B01}" sibTransId="{6EDD48E8-8368-409C-A14A-62DE78ECB6C3}"/>
+    <dgm:cxn modelId="{FFD68F9E-F9F2-4451-B0EC-34F13BE1FD8B}" type="presOf" srcId="{8D92A082-D80C-412B-8F4E-83AFC2A3B387}" destId="{7444577A-DA73-4881-8301-F71582ABDA7E}" srcOrd="1" destOrd="0" presId="urn:microsoft.com/office/officeart/2005/8/layout/orgChart1"/>
+    <dgm:cxn modelId="{C5B9ACBB-1CA4-43EE-A293-723FADC9FC32}" type="presOf" srcId="{52D9E7B9-3DC1-4CD6-8731-0165056DC39C}" destId="{A15CFFB4-0C1B-406B-BFC8-5DF8B07EA17F}" srcOrd="0" destOrd="0" presId="urn:microsoft.com/office/officeart/2005/8/layout/orgChart1"/>
+    <dgm:cxn modelId="{36BBFF5C-B44B-42D7-BA20-59AC5054B276}" type="presOf" srcId="{B9E852C7-5FF3-439A-95CF-0454B45A052F}" destId="{BB8E9BC8-779A-4DAD-90FB-755EBFA4A9A1}" srcOrd="1" destOrd="0" presId="urn:microsoft.com/office/officeart/2005/8/layout/orgChart1"/>
+    <dgm:cxn modelId="{509AEFE2-6C69-426A-AB73-98B0B43B8204}" type="presOf" srcId="{9A938894-839B-43F6-AAC4-DF3C8BEC9E6C}" destId="{1FB69BE4-E3CC-47E9-936B-083759332ABE}" srcOrd="0" destOrd="0" presId="urn:microsoft.com/office/officeart/2005/8/layout/orgChart1"/>
+    <dgm:cxn modelId="{0FF64196-C8CF-40EC-8F44-55D9901A70D5}" srcId="{7E0C4640-E64E-4783-90C0-695A5977CC83}" destId="{52D9E7B9-3DC1-4CD6-8731-0165056DC39C}" srcOrd="2" destOrd="0" parTransId="{771D82D8-3796-4FB8-BFA2-34D9ADE6BE4D}" sibTransId="{424E0886-CB33-4C99-BC37-ED8B266E295B}"/>
+    <dgm:cxn modelId="{217423D8-3FB1-4735-9579-1D3E95F614B5}" type="presOf" srcId="{A865AC17-83C0-4009-8F13-4CB20DD49E84}" destId="{36C51969-1F7B-4569-9C47-8410C79FA0E1}" srcOrd="1" destOrd="0" presId="urn:microsoft.com/office/officeart/2005/8/layout/orgChart1"/>
     <dgm:cxn modelId="{54259333-2C98-4F27-B6F4-E5219E56F6C0}" type="presOf" srcId="{60202C09-55DB-48B4-8DF5-FCFB47B5B48C}" destId="{F079E800-9618-4CEF-97E7-1CC70AB3CD27}" srcOrd="0" destOrd="0" presId="urn:microsoft.com/office/officeart/2005/8/layout/orgChart1"/>
-    <dgm:cxn modelId="{33E7585B-0F33-4B28-89F1-159986585AE5}" srcId="{015B5FA5-FC10-49FA-B3DE-127C8D7C8900}" destId="{04F183DA-D02E-4C86-B8F9-47E27F32F3FD}" srcOrd="1" destOrd="0" parTransId="{AD518169-E28D-4248-8F87-E962BE6A80A8}" sibTransId="{65E9C24D-92ED-4772-A5A5-EDEE3CCBDC16}"/>
-    <dgm:cxn modelId="{36BBFF5C-B44B-42D7-BA20-59AC5054B276}" type="presOf" srcId="{B9E852C7-5FF3-439A-95CF-0454B45A052F}" destId="{BB8E9BC8-779A-4DAD-90FB-755EBFA4A9A1}" srcOrd="1" destOrd="0" presId="urn:microsoft.com/office/officeart/2005/8/layout/orgChart1"/>
-    <dgm:cxn modelId="{4F3B7142-BA07-49F7-931B-DFB21DD76D73}" type="presOf" srcId="{CD1F9EAE-4B35-42AD-901D-4BE447D08EED}" destId="{2143A897-4D9D-434C-B5D8-992A6FB4F3F8}" srcOrd="0" destOrd="0" presId="urn:microsoft.com/office/officeart/2005/8/layout/orgChart1"/>
-    <dgm:cxn modelId="{4B330C43-8A53-4115-8EB0-2AECB82E3E65}" srcId="{A865AC17-83C0-4009-8F13-4CB20DD49E84}" destId="{FE33C52D-E04E-4F81-BD78-E0C362755C5A}" srcOrd="0" destOrd="0" parTransId="{4BD837D6-D9F2-40CB-9AAF-2AE43FC2DB10}" sibTransId="{63DB0C42-C024-4601-9B37-0271C3170521}"/>
-    <dgm:cxn modelId="{2B5F0845-85D0-4DCC-9830-71B46B422240}" type="presOf" srcId="{C219D1B9-3832-4F3E-8A04-8DFB8AD02B01}" destId="{01AB2619-2095-4D2C-A8A7-4E2A91651E54}" srcOrd="0" destOrd="0" presId="urn:microsoft.com/office/officeart/2005/8/layout/orgChart1"/>
     <dgm:cxn modelId="{2E04BE65-4AF5-4C57-8DBF-41A488650520}" srcId="{9A938894-839B-43F6-AAC4-DF3C8BEC9E6C}" destId="{3E620200-91A3-406D-BF69-FFA0C946D7F5}" srcOrd="1" destOrd="0" parTransId="{7C9BE735-1C19-49FE-B949-52D05D460E5B}" sibTransId="{2B3AFD81-E065-40DD-B565-226039F70285}"/>
-    <dgm:cxn modelId="{8E6AED6C-A9EF-4B38-BCEB-F9D645A0690E}" type="presOf" srcId="{9262605E-8227-48EE-862F-86891C94DC00}" destId="{881C9906-56D0-4D7B-8B35-7FAE2B97C285}" srcOrd="1" destOrd="0" presId="urn:microsoft.com/office/officeart/2005/8/layout/orgChart1"/>
-    <dgm:cxn modelId="{29BFDD7F-FE36-42D3-A5D5-F5EC27AAE950}" type="presOf" srcId="{CD1F9EAE-4B35-42AD-901D-4BE447D08EED}" destId="{FD7EE746-46D8-4FB2-B441-72864F70C9D7}" srcOrd="1" destOrd="0" presId="urn:microsoft.com/office/officeart/2005/8/layout/orgChart1"/>
-    <dgm:cxn modelId="{0FF64196-C8CF-40EC-8F44-55D9901A70D5}" srcId="{7E0C4640-E64E-4783-90C0-695A5977CC83}" destId="{52D9E7B9-3DC1-4CD6-8731-0165056DC39C}" srcOrd="2" destOrd="0" parTransId="{771D82D8-3796-4FB8-BFA2-34D9ADE6BE4D}" sibTransId="{424E0886-CB33-4C99-BC37-ED8B266E295B}"/>
-    <dgm:cxn modelId="{41328F9D-3B97-4621-A973-7F16F6CFECA0}" type="presOf" srcId="{3196F986-77DB-4A18-A044-21B03913FF8E}" destId="{B37A6239-7AB9-41E2-94E8-6BB97D8A9B31}" srcOrd="1" destOrd="0" presId="urn:microsoft.com/office/officeart/2005/8/layout/orgChart1"/>
-    <dgm:cxn modelId="{FFD68F9E-F9F2-4451-B0EC-34F13BE1FD8B}" type="presOf" srcId="{8D92A082-D80C-412B-8F4E-83AFC2A3B387}" destId="{7444577A-DA73-4881-8301-F71582ABDA7E}" srcOrd="1" destOrd="0" presId="urn:microsoft.com/office/officeart/2005/8/layout/orgChart1"/>
-    <dgm:cxn modelId="{85827CA8-6833-4B65-95C9-E25CD6DCBAAA}" type="presOf" srcId="{7E0C4640-E64E-4783-90C0-695A5977CC83}" destId="{E0F44991-923A-420B-9BE3-042EF2557044}" srcOrd="0" destOrd="0" presId="urn:microsoft.com/office/officeart/2005/8/layout/orgChart1"/>
-    <dgm:cxn modelId="{E7CD13AD-FDC4-4AFA-905C-3BF00E372FF3}" type="presOf" srcId="{212E3016-791B-475E-B9FF-2CDF7709E7C1}" destId="{D475CE7E-4DCB-41E9-BBE1-241A5C2E4F4C}" srcOrd="0" destOrd="0" presId="urn:microsoft.com/office/officeart/2005/8/layout/orgChart1"/>
-    <dgm:cxn modelId="{40A7BFAD-4254-4BAC-B58D-4C7984E6A6D8}" type="presOf" srcId="{E9AA0A44-0CDD-4F15-9068-C203ABE64970}" destId="{5CC9D796-C624-4112-8C61-3F3049B4B417}" srcOrd="0" destOrd="0" presId="urn:microsoft.com/office/officeart/2005/8/layout/orgChart1"/>
-    <dgm:cxn modelId="{6659C4AE-8E0D-4705-A522-6A0873C532D4}" srcId="{60202C09-55DB-48B4-8DF5-FCFB47B5B48C}" destId="{3196F986-77DB-4A18-A044-21B03913FF8E}" srcOrd="0" destOrd="0" parTransId="{8838D2B8-4184-49D4-92AC-498A7FF8A89A}" sibTransId="{E2C967D7-4362-4AB6-BC87-B776D1F72146}"/>
-    <dgm:cxn modelId="{359015B0-FB66-4F1A-975F-B2F581A927B9}" type="presOf" srcId="{04F183DA-D02E-4C86-B8F9-47E27F32F3FD}" destId="{430328F7-D74D-4957-8451-921EB2DBD941}" srcOrd="1" destOrd="0" presId="urn:microsoft.com/office/officeart/2005/8/layout/orgChart1"/>
-    <dgm:cxn modelId="{A21EE5B8-0ECC-482D-B740-3421FCEEA665}" type="presOf" srcId="{015B5FA5-FC10-49FA-B3DE-127C8D7C8900}" destId="{0F3B96DA-DD8B-4AB1-9777-BC5EE9E64B6A}" srcOrd="1" destOrd="0" presId="urn:microsoft.com/office/officeart/2005/8/layout/orgChart1"/>
-    <dgm:cxn modelId="{F4815EBB-FDB7-416E-9800-0A7FF2924DE8}" type="presOf" srcId="{A865AC17-83C0-4009-8F13-4CB20DD49E84}" destId="{073E6C43-60F1-48F2-A622-EB37E6ED2DA2}" srcOrd="0" destOrd="0" presId="urn:microsoft.com/office/officeart/2005/8/layout/orgChart1"/>
-    <dgm:cxn modelId="{C5B9ACBB-1CA4-43EE-A293-723FADC9FC32}" type="presOf" srcId="{52D9E7B9-3DC1-4CD6-8731-0165056DC39C}" destId="{A15CFFB4-0C1B-406B-BFC8-5DF8B07EA17F}" srcOrd="0" destOrd="0" presId="urn:microsoft.com/office/officeart/2005/8/layout/orgChart1"/>
-    <dgm:cxn modelId="{C43FBCBB-1FFA-48C1-B014-A327F5D843EF}" type="presOf" srcId="{FE33C52D-E04E-4F81-BD78-E0C362755C5A}" destId="{3F164FCC-E868-4C88-B0F7-FD919F94A84F}" srcOrd="0" destOrd="0" presId="urn:microsoft.com/office/officeart/2005/8/layout/orgChart1"/>
-    <dgm:cxn modelId="{3A3051C0-A713-4F0E-AE86-2A00A7F212A6}" type="presOf" srcId="{3E620200-91A3-406D-BF69-FFA0C946D7F5}" destId="{04ED8A69-5698-4092-9176-E64496522BB6}" srcOrd="0" destOrd="0" presId="urn:microsoft.com/office/officeart/2005/8/layout/orgChart1"/>
-    <dgm:cxn modelId="{D5BE43C5-67FD-4442-8538-1870FBF4F5C1}" srcId="{52D9E7B9-3DC1-4CD6-8731-0165056DC39C}" destId="{8D92A082-D80C-412B-8F4E-83AFC2A3B387}" srcOrd="1" destOrd="0" parTransId="{7DB4CF84-EC86-40BB-8821-828911CDED19}" sibTransId="{808A8D4F-86F4-47F4-BFAE-17331744BD28}"/>
-    <dgm:cxn modelId="{BD382BC9-C9B1-4C73-9756-FD9F672CD8B9}" type="presOf" srcId="{F23A3826-83D6-4288-A719-59D2AABCCBA5}" destId="{25643047-9751-4572-97F5-64A3269B843A}" srcOrd="0" destOrd="0" presId="urn:microsoft.com/office/officeart/2005/8/layout/orgChart1"/>
-    <dgm:cxn modelId="{529168C9-E5DA-4C24-AC8B-AE9710578C9E}" type="presOf" srcId="{04F183DA-D02E-4C86-B8F9-47E27F32F3FD}" destId="{73B7A438-851B-418F-9E47-231E13E9CDBA}" srcOrd="0" destOrd="0" presId="urn:microsoft.com/office/officeart/2005/8/layout/orgChart1"/>
-    <dgm:cxn modelId="{2C7523CA-B8D3-4845-8003-2D1C4A2F5A4B}" type="presOf" srcId="{0F61F0AD-FFC5-4D8E-8890-071462663A26}" destId="{99788179-C255-40AB-B56A-C2FC19C2F82B}" srcOrd="0" destOrd="0" presId="urn:microsoft.com/office/officeart/2005/8/layout/orgChart1"/>
     <dgm:cxn modelId="{EBDEDDCF-9E11-44DD-9809-B73BEED4969D}" type="presOf" srcId="{8838D2B8-4184-49D4-92AC-498A7FF8A89A}" destId="{13661554-AE92-4E1A-88BE-D1844780489D}" srcOrd="0" destOrd="0" presId="urn:microsoft.com/office/officeart/2005/8/layout/orgChart1"/>
-    <dgm:cxn modelId="{04F8BDD1-8B72-456E-91DF-7D28C81181B3}" type="presOf" srcId="{3196F986-77DB-4A18-A044-21B03913FF8E}" destId="{810C88FA-4E89-4659-BAF0-AA352045B684}" srcOrd="0" destOrd="0" presId="urn:microsoft.com/office/officeart/2005/8/layout/orgChart1"/>
-    <dgm:cxn modelId="{DF3586D3-464B-4519-B3BF-904794647320}" srcId="{7E0C4640-E64E-4783-90C0-695A5977CC83}" destId="{015B5FA5-FC10-49FA-B3DE-127C8D7C8900}" srcOrd="0" destOrd="0" parTransId="{35506F8B-EE25-4776-8F39-187CCD10A66C}" sibTransId="{81227975-3300-436D-BB12-55842A7ECB6C}"/>
-    <dgm:cxn modelId="{217423D8-3FB1-4735-9579-1D3E95F614B5}" type="presOf" srcId="{A865AC17-83C0-4009-8F13-4CB20DD49E84}" destId="{36C51969-1F7B-4569-9C47-8410C79FA0E1}" srcOrd="1" destOrd="0" presId="urn:microsoft.com/office/officeart/2005/8/layout/orgChart1"/>
-    <dgm:cxn modelId="{783785DF-179F-44E4-A447-2FF3FB37CB11}" type="presOf" srcId="{771D82D8-3796-4FB8-BFA2-34D9ADE6BE4D}" destId="{A332AE2E-A728-45D6-8270-84C417F1E53C}" srcOrd="0" destOrd="0" presId="urn:microsoft.com/office/officeart/2005/8/layout/orgChart1"/>
-    <dgm:cxn modelId="{911D75E1-96EC-4C01-8F75-1F0859498AA3}" type="presOf" srcId="{082091D3-EA67-453D-BE95-ED8254BC9041}" destId="{CC66D1CB-31CE-442F-8BA7-164FF8C795AA}" srcOrd="0" destOrd="0" presId="urn:microsoft.com/office/officeart/2005/8/layout/orgChart1"/>
-    <dgm:cxn modelId="{509AEFE2-6C69-426A-AB73-98B0B43B8204}" type="presOf" srcId="{9A938894-839B-43F6-AAC4-DF3C8BEC9E6C}" destId="{1FB69BE4-E3CC-47E9-936B-083759332ABE}" srcOrd="0" destOrd="0" presId="urn:microsoft.com/office/officeart/2005/8/layout/orgChart1"/>
-    <dgm:cxn modelId="{0B5D14E4-6DDD-4144-BCAD-08F17D5D9E7D}" type="presOf" srcId="{60202C09-55DB-48B4-8DF5-FCFB47B5B48C}" destId="{C13554C6-7139-47A2-9DF4-3B73E1FE53D2}" srcOrd="1" destOrd="0" presId="urn:microsoft.com/office/officeart/2005/8/layout/orgChart1"/>
-    <dgm:cxn modelId="{F19E43E4-4386-4E30-AD2A-13FF5C520EE8}" type="presOf" srcId="{35506F8B-EE25-4776-8F39-187CCD10A66C}" destId="{A649C85F-E437-48FF-BB15-E3539B86D854}" srcOrd="0" destOrd="0" presId="urn:microsoft.com/office/officeart/2005/8/layout/orgChart1"/>
-    <dgm:cxn modelId="{FE85BEE8-0565-4D5A-9735-8F1A341A069F}" type="presOf" srcId="{015B5FA5-FC10-49FA-B3DE-127C8D7C8900}" destId="{FC71684E-EC04-46BD-AFF0-C406444EF857}" srcOrd="0" destOrd="0" presId="urn:microsoft.com/office/officeart/2005/8/layout/orgChart1"/>
-    <dgm:cxn modelId="{A2F014E9-7E83-44F1-A665-BABC7F1E81A3}" type="presOf" srcId="{8D92A082-D80C-412B-8F4E-83AFC2A3B387}" destId="{41D682FC-D0E6-4ADD-B474-43F7F2AA86E5}" srcOrd="0" destOrd="0" presId="urn:microsoft.com/office/officeart/2005/8/layout/orgChart1"/>
-    <dgm:cxn modelId="{08BDACF1-0F51-4B26-A42B-27DF0FFC03AF}" srcId="{7E0C4640-E64E-4783-90C0-695A5977CC83}" destId="{A865AC17-83C0-4009-8F13-4CB20DD49E84}" srcOrd="1" destOrd="0" parTransId="{212E3016-791B-475E-B9FF-2CDF7709E7C1}" sibTransId="{8CB8D233-B5F8-45F1-A334-3CB89D8B6F73}"/>
     <dgm:cxn modelId="{B55EC4F2-0C35-49F7-830C-55F64B45F267}" srcId="{9A938894-839B-43F6-AAC4-DF3C8BEC9E6C}" destId="{7E0C4640-E64E-4783-90C0-695A5977CC83}" srcOrd="0" destOrd="0" parTransId="{3899A561-85A8-4398-9897-595E5A7B9EA0}" sibTransId="{4C2D627E-89C0-406D-8921-54C76EB916DB}"/>
     <dgm:cxn modelId="{6EB830F7-CDC0-4E97-ABD2-5A6E3AF5E429}" srcId="{A865AC17-83C0-4009-8F13-4CB20DD49E84}" destId="{082091D3-EA67-453D-BE95-ED8254BC9041}" srcOrd="1" destOrd="0" parTransId="{EC34F36B-C859-4D2B-9119-61EB138B4DEA}" sibTransId="{5B14ED41-E760-4A4D-8E8A-13824894D881}"/>
+    <dgm:cxn modelId="{F4815EBB-FDB7-416E-9800-0A7FF2924DE8}" type="presOf" srcId="{A865AC17-83C0-4009-8F13-4CB20DD49E84}" destId="{073E6C43-60F1-48F2-A622-EB37E6ED2DA2}" srcOrd="0" destOrd="0" presId="urn:microsoft.com/office/officeart/2005/8/layout/orgChart1"/>
+    <dgm:cxn modelId="{08BDACF1-0F51-4B26-A42B-27DF0FFC03AF}" srcId="{7E0C4640-E64E-4783-90C0-695A5977CC83}" destId="{A865AC17-83C0-4009-8F13-4CB20DD49E84}" srcOrd="1" destOrd="0" parTransId="{212E3016-791B-475E-B9FF-2CDF7709E7C1}" sibTransId="{8CB8D233-B5F8-45F1-A334-3CB89D8B6F73}"/>
+    <dgm:cxn modelId="{A2F014E9-7E83-44F1-A665-BABC7F1E81A3}" type="presOf" srcId="{8D92A082-D80C-412B-8F4E-83AFC2A3B387}" destId="{41D682FC-D0E6-4ADD-B474-43F7F2AA86E5}" srcOrd="0" destOrd="0" presId="urn:microsoft.com/office/officeart/2005/8/layout/orgChart1"/>
     <dgm:cxn modelId="{D905E2F7-7CDE-44FC-973E-B3661E7FB8B1}" type="presOf" srcId="{9262605E-8227-48EE-862F-86891C94DC00}" destId="{DBC42735-D1B8-4DCA-8DF9-FDA2B94252FE}" srcOrd="0" destOrd="0" presId="urn:microsoft.com/office/officeart/2005/8/layout/orgChart1"/>
-    <dgm:cxn modelId="{10D3C2FA-8B07-4FDF-8339-61628709D780}" type="presOf" srcId="{AD518169-E28D-4248-8F87-E962BE6A80A8}" destId="{4392A2EE-8072-4C4B-BD4B-E7B15195CE6F}" srcOrd="0" destOrd="0" presId="urn:microsoft.com/office/officeart/2005/8/layout/orgChart1"/>
+    <dgm:cxn modelId="{846E9C03-9E65-438A-A748-84E0C639DA8C}" type="presOf" srcId="{52D9E7B9-3DC1-4CD6-8731-0165056DC39C}" destId="{9137B64F-ECD7-48A5-9DD2-CC54822356E8}" srcOrd="1" destOrd="0" presId="urn:microsoft.com/office/officeart/2005/8/layout/orgChart1"/>
+    <dgm:cxn modelId="{A21EE5B8-0ECC-482D-B740-3421FCEEA665}" type="presOf" srcId="{015B5FA5-FC10-49FA-B3DE-127C8D7C8900}" destId="{0F3B96DA-DD8B-4AB1-9777-BC5EE9E64B6A}" srcOrd="1" destOrd="0" presId="urn:microsoft.com/office/officeart/2005/8/layout/orgChart1"/>
+    <dgm:cxn modelId="{33E7585B-0F33-4B28-89F1-159986585AE5}" srcId="{015B5FA5-FC10-49FA-B3DE-127C8D7C8900}" destId="{04F183DA-D02E-4C86-B8F9-47E27F32F3FD}" srcOrd="1" destOrd="0" parTransId="{AD518169-E28D-4248-8F87-E962BE6A80A8}" sibTransId="{65E9C24D-92ED-4772-A5A5-EDEE3CCBDC16}"/>
+    <dgm:cxn modelId="{E8C12205-004C-48AB-A1A2-7F8F541AA9EA}" srcId="{60202C09-55DB-48B4-8DF5-FCFB47B5B48C}" destId="{CD1F9EAE-4B35-42AD-901D-4BE447D08EED}" srcOrd="1" destOrd="0" parTransId="{0F61F0AD-FFC5-4D8E-8890-071462663A26}" sibTransId="{B03224F4-08C2-4842-BB2E-C3F1011840FE}"/>
     <dgm:cxn modelId="{6C752FC1-305C-469E-B498-BD54F467F930}" type="presParOf" srcId="{1FB69BE4-E3CC-47E9-936B-083759332ABE}" destId="{A182CC86-797A-4CBE-B137-762B6747CACC}" srcOrd="0" destOrd="0" presId="urn:microsoft.com/office/officeart/2005/8/layout/orgChart1"/>
     <dgm:cxn modelId="{214321CA-0EC5-4A2A-BC95-B2F3820E4128}" type="presParOf" srcId="{A182CC86-797A-4CBE-B137-762B6747CACC}" destId="{D3E6CEDA-7A4E-4EF9-B63E-5B6E37B36821}" srcOrd="0" destOrd="0" presId="urn:microsoft.com/office/officeart/2005/8/layout/orgChart1"/>
     <dgm:cxn modelId="{2BD6A8E4-9B33-49A9-AFF5-241C5A29C359}" type="presParOf" srcId="{D3E6CEDA-7A4E-4EF9-B63E-5B6E37B36821}" destId="{E0F44991-923A-420B-9BE3-042EF2557044}" srcOrd="0" destOrd="0" presId="urn:microsoft.com/office/officeart/2005/8/layout/orgChart1"/>
@@ -24818,7 +24929,7 @@
   <dgm:whole/>
   <dgm:extLst>
     <a:ext uri="http://schemas.microsoft.com/office/drawing/2008/diagram">
-      <dsp:dataModelExt xmlns:dsp="http://schemas.microsoft.com/office/drawing/2008/diagram" relId="rId21" minVer="http://schemas.openxmlformats.org/drawingml/2006/diagram"/>
+      <dsp:dataModelExt xmlns:dsp="http://schemas.microsoft.com/office/drawing/2008/diagram" relId="rId19" minVer="http://schemas.openxmlformats.org/drawingml/2006/diagram"/>
     </a:ext>
   </dgm:extLst>
 </dgm:dataModel>
@@ -25595,7 +25706,7 @@
         </a:bodyPr>
         <a:lstStyle/>
         <a:p>
-          <a:pPr marL="0" lvl="0" indent="0" algn="ctr" defTabSz="533400">
+          <a:pPr lvl="0" algn="ctr" defTabSz="533400">
             <a:lnSpc>
               <a:spcPct val="90000"/>
             </a:lnSpc>
@@ -25605,7 +25716,6 @@
             <a:spcAft>
               <a:spcPct val="35000"/>
             </a:spcAft>
-            <a:buNone/>
           </a:pPr>
           <a:r>
             <a:rPr lang="es-CO" sz="1200" kern="1200"/>
@@ -25674,7 +25784,7 @@
         </a:bodyPr>
         <a:lstStyle/>
         <a:p>
-          <a:pPr marL="0" lvl="0" indent="0" algn="ctr" defTabSz="666750">
+          <a:pPr lvl="0" algn="ctr" defTabSz="666750">
             <a:lnSpc>
               <a:spcPct val="90000"/>
             </a:lnSpc>
@@ -25684,7 +25794,6 @@
             <a:spcAft>
               <a:spcPct val="35000"/>
             </a:spcAft>
-            <a:buNone/>
           </a:pPr>
           <a:r>
             <a:rPr lang="es-ES" sz="1500" kern="1200"/>
@@ -25752,7 +25861,7 @@
         </a:bodyPr>
         <a:lstStyle/>
         <a:p>
-          <a:pPr marL="0" lvl="0" indent="0" algn="ctr" defTabSz="666750">
+          <a:pPr lvl="0" algn="ctr" defTabSz="666750">
             <a:lnSpc>
               <a:spcPct val="90000"/>
             </a:lnSpc>
@@ -25762,7 +25871,6 @@
             <a:spcAft>
               <a:spcPct val="35000"/>
             </a:spcAft>
-            <a:buNone/>
           </a:pPr>
           <a:r>
             <a:rPr lang="en-US" sz="1500" kern="1200"/>
@@ -25830,7 +25938,7 @@
         </a:bodyPr>
         <a:lstStyle/>
         <a:p>
-          <a:pPr marL="0" lvl="0" indent="0" algn="ctr" defTabSz="666750">
+          <a:pPr lvl="0" algn="ctr" defTabSz="666750">
             <a:lnSpc>
               <a:spcPct val="90000"/>
             </a:lnSpc>
@@ -25840,7 +25948,6 @@
             <a:spcAft>
               <a:spcPct val="35000"/>
             </a:spcAft>
-            <a:buNone/>
           </a:pPr>
           <a:r>
             <a:rPr lang="en-US" sz="1500" kern="1200"/>
@@ -25908,7 +26015,7 @@
         </a:bodyPr>
         <a:lstStyle/>
         <a:p>
-          <a:pPr marL="0" lvl="0" indent="0" algn="ctr" defTabSz="666750">
+          <a:pPr lvl="0" algn="ctr" defTabSz="666750">
             <a:lnSpc>
               <a:spcPct val="90000"/>
             </a:lnSpc>
@@ -25918,7 +26025,6 @@
             <a:spcAft>
               <a:spcPct val="35000"/>
             </a:spcAft>
-            <a:buNone/>
           </a:pPr>
           <a:r>
             <a:rPr lang="en-US" sz="1500" kern="1200"/>
@@ -25986,7 +26092,7 @@
         </a:bodyPr>
         <a:lstStyle/>
         <a:p>
-          <a:pPr marL="0" lvl="0" indent="0" algn="ctr" defTabSz="666750">
+          <a:pPr lvl="0" algn="ctr" defTabSz="666750">
             <a:lnSpc>
               <a:spcPct val="90000"/>
             </a:lnSpc>
@@ -25996,7 +26102,6 @@
             <a:spcAft>
               <a:spcPct val="35000"/>
             </a:spcAft>
-            <a:buNone/>
           </a:pPr>
           <a:r>
             <a:rPr lang="en-US" sz="1500" kern="1200"/>
@@ -26064,7 +26169,7 @@
         </a:bodyPr>
         <a:lstStyle/>
         <a:p>
-          <a:pPr marL="0" lvl="0" indent="0" algn="ctr" defTabSz="666750">
+          <a:pPr lvl="0" algn="ctr" defTabSz="666750">
             <a:lnSpc>
               <a:spcPct val="90000"/>
             </a:lnSpc>
@@ -26074,7 +26179,6 @@
             <a:spcAft>
               <a:spcPct val="35000"/>
             </a:spcAft>
-            <a:buNone/>
           </a:pPr>
           <a:r>
             <a:rPr lang="en-US" sz="1500" kern="1200"/>
@@ -26142,7 +26246,7 @@
         </a:bodyPr>
         <a:lstStyle/>
         <a:p>
-          <a:pPr marL="0" lvl="0" indent="0" algn="ctr" defTabSz="666750">
+          <a:pPr lvl="0" algn="ctr" defTabSz="666750">
             <a:lnSpc>
               <a:spcPct val="90000"/>
             </a:lnSpc>
@@ -26152,7 +26256,6 @@
             <a:spcAft>
               <a:spcPct val="35000"/>
             </a:spcAft>
-            <a:buNone/>
           </a:pPr>
           <a:r>
             <a:rPr lang="en-US" sz="1500" kern="1200"/>
@@ -26220,7 +26323,7 @@
         </a:bodyPr>
         <a:lstStyle/>
         <a:p>
-          <a:pPr marL="0" lvl="0" indent="0" algn="ctr" defTabSz="666750">
+          <a:pPr lvl="0" algn="ctr" defTabSz="666750">
             <a:lnSpc>
               <a:spcPct val="90000"/>
             </a:lnSpc>
@@ -26230,7 +26333,6 @@
             <a:spcAft>
               <a:spcPct val="35000"/>
             </a:spcAft>
-            <a:buNone/>
           </a:pPr>
           <a:r>
             <a:rPr lang="en-US" sz="1500" kern="1200"/>
@@ -26298,7 +26400,7 @@
         </a:bodyPr>
         <a:lstStyle/>
         <a:p>
-          <a:pPr marL="0" lvl="0" indent="0" algn="ctr" defTabSz="666750">
+          <a:pPr lvl="0" algn="ctr" defTabSz="666750">
             <a:lnSpc>
               <a:spcPct val="90000"/>
             </a:lnSpc>
@@ -26308,7 +26410,6 @@
             <a:spcAft>
               <a:spcPct val="35000"/>
             </a:spcAft>
-            <a:buNone/>
           </a:pPr>
           <a:r>
             <a:rPr lang="es-CO" sz="1500" kern="1200"/>
@@ -26377,7 +26478,7 @@
         </a:bodyPr>
         <a:lstStyle/>
         <a:p>
-          <a:pPr marL="0" lvl="0" indent="0" algn="ctr" defTabSz="666750">
+          <a:pPr lvl="0" algn="ctr" defTabSz="666750">
             <a:lnSpc>
               <a:spcPct val="90000"/>
             </a:lnSpc>
@@ -26387,7 +26488,6 @@
             <a:spcAft>
               <a:spcPct val="35000"/>
             </a:spcAft>
-            <a:buNone/>
           </a:pPr>
           <a:r>
             <a:rPr lang="en-US" sz="1500" kern="1200"/>
@@ -26455,7 +26555,7 @@
         </a:bodyPr>
         <a:lstStyle/>
         <a:p>
-          <a:pPr marL="0" lvl="0" indent="0" algn="ctr" defTabSz="666750">
+          <a:pPr lvl="0" algn="ctr" defTabSz="666750">
             <a:lnSpc>
               <a:spcPct val="90000"/>
             </a:lnSpc>
@@ -26465,7 +26565,6 @@
             <a:spcAft>
               <a:spcPct val="35000"/>
             </a:spcAft>
-            <a:buNone/>
           </a:pPr>
           <a:r>
             <a:rPr lang="en-US" sz="1500" kern="1200"/>
@@ -26533,7 +26632,7 @@
         </a:bodyPr>
         <a:lstStyle/>
         <a:p>
-          <a:pPr marL="0" lvl="0" indent="0" algn="ctr" defTabSz="666750">
+          <a:pPr lvl="0" algn="ctr" defTabSz="666750">
             <a:lnSpc>
               <a:spcPct val="90000"/>
             </a:lnSpc>
@@ -26543,7 +26642,6 @@
             <a:spcAft>
               <a:spcPct val="35000"/>
             </a:spcAft>
-            <a:buNone/>
           </a:pPr>
           <a:r>
             <a:rPr lang="en-US" sz="1500" kern="1200"/>
@@ -26608,7 +26706,7 @@
         </a:bodyPr>
         <a:lstStyle/>
         <a:p>
-          <a:pPr marL="0" lvl="0" indent="0" algn="ctr" defTabSz="666750">
+          <a:pPr lvl="0" algn="ctr" defTabSz="666750">
             <a:lnSpc>
               <a:spcPct val="90000"/>
             </a:lnSpc>
@@ -26618,7 +26716,6 @@
             <a:spcAft>
               <a:spcPct val="35000"/>
             </a:spcAft>
-            <a:buNone/>
           </a:pPr>
           <a:r>
             <a:rPr lang="en-US" sz="1500" kern="1200"/>
@@ -29111,21 +29208,17 @@
 </file>
 
 <file path=customXml/item1.xml><?xml version="1.0" encoding="utf-8"?>
-<b:Sources xmlns:b="http://schemas.openxmlformats.org/officeDocument/2006/bibliography" xmlns="http://schemas.openxmlformats.org/officeDocument/2006/bibliography" SelectedStyle="\APASixthEditionOfficeOnline.xsl" StyleName="APA" Version="6"/>
-</file>
-
-<file path=customXml/item2.xml><?xml version="1.0" encoding="utf-8"?>
 <p:properties xmlns:p="http://schemas.microsoft.com/office/2006/metadata/properties" xmlns:xsi="http://www.w3.org/2001/XMLSchema-instance" xmlns:pc="http://schemas.microsoft.com/office/infopath/2007/PartnerControls">
   <documentManagement>
-    <lcf76f155ced4ddcb4097134ff3c332f xmlns="43a3ca16-9c26-4813-b83f-4aec9927b43f">
+    <lcf76f155ced4ddcb4097134ff3c332f xmlns="2b6b437a-5846-4934-ac66-7de06297595b">
       <Terms xmlns="http://schemas.microsoft.com/office/infopath/2007/PartnerControls"/>
     </lcf76f155ced4ddcb4097134ff3c332f>
-    <TaxCatchAll xmlns="cb45339b-ced9-4d0d-8f64-77573914d53b" xsi:nil="true"/>
+    <TaxCatchAll xmlns="2c0ff4f8-6664-4eb8-8bb0-965f2536cb1b" xsi:nil="true"/>
   </documentManagement>
 </p:properties>
 </file>
 
-<file path=customXml/item3.xml><?xml version="1.0" encoding="utf-8"?>
+<file path=customXml/item2.xml><?xml version="1.0" encoding="utf-8"?>
 <?mso-contentType ?>
 <FormTemplates xmlns="http://schemas.microsoft.com/sharepoint/v3/contenttype/forms">
   <Display>DocumentLibraryForm</Display>
@@ -29134,31 +29227,27 @@
 </FormTemplates>
 </file>
 
-<file path=customXml/item4.xml><?xml version="1.0" encoding="utf-8"?>
-<ct:contentTypeSchema xmlns:ct="http://schemas.microsoft.com/office/2006/metadata/contentType" xmlns:ma="http://schemas.microsoft.com/office/2006/metadata/properties/metaAttributes" ct:_="" ma:_="" ma:contentTypeName="Documento" ma:contentTypeID="0x01010049282E1EDBE9234EA9E6D38F720E265F" ma:contentTypeVersion="15" ma:contentTypeDescription="Crear nuevo documento." ma:contentTypeScope="" ma:versionID="b31c7aa9eaf043a08b87120b3c4916e3">
-  <xsd:schema xmlns:xsd="http://www.w3.org/2001/XMLSchema" xmlns:xs="http://www.w3.org/2001/XMLSchema" xmlns:p="http://schemas.microsoft.com/office/2006/metadata/properties" xmlns:ns2="cb45339b-ced9-4d0d-8f64-77573914d53b" xmlns:ns3="43a3ca16-9c26-4813-b83f-4aec9927b43f" targetNamespace="http://schemas.microsoft.com/office/2006/metadata/properties" ma:root="true" ma:fieldsID="3533d065b04d75c457075bc55f1f5315" ns2:_="" ns3:_="">
-    <xsd:import namespace="cb45339b-ced9-4d0d-8f64-77573914d53b"/>
-    <xsd:import namespace="43a3ca16-9c26-4813-b83f-4aec9927b43f"/>
+<file path=customXml/item3.xml><?xml version="1.0" encoding="utf-8"?>
+<ct:contentTypeSchema xmlns:ct="http://schemas.microsoft.com/office/2006/metadata/contentType" xmlns:ma="http://schemas.microsoft.com/office/2006/metadata/properties/metaAttributes" ct:_="" ma:_="" ma:contentTypeName="Documento" ma:contentTypeID="0x010100FD531872C7CE554584EF00C37E403D8B" ma:contentTypeVersion="11" ma:contentTypeDescription="Crear nuevo documento." ma:contentTypeScope="" ma:versionID="524590e4425367f1d713ab8e501490bd">
+  <xsd:schema xmlns:xsd="http://www.w3.org/2001/XMLSchema" xmlns:xs="http://www.w3.org/2001/XMLSchema" xmlns:p="http://schemas.microsoft.com/office/2006/metadata/properties" xmlns:ns2="2b6b437a-5846-4934-ac66-7de06297595b" xmlns:ns3="2c0ff4f8-6664-4eb8-8bb0-965f2536cb1b" targetNamespace="http://schemas.microsoft.com/office/2006/metadata/properties" ma:root="true" ma:fieldsID="8abf30de0900198c15000067d854456b" ns2:_="" ns3:_="">
+    <xsd:import namespace="2b6b437a-5846-4934-ac66-7de06297595b"/>
+    <xsd:import namespace="2c0ff4f8-6664-4eb8-8bb0-965f2536cb1b"/>
     <xsd:element name="properties">
       <xsd:complexType>
         <xsd:sequence>
           <xsd:element name="documentManagement">
             <xsd:complexType>
               <xsd:all>
-                <xsd:element ref="ns2:SharedWithUsers" minOccurs="0"/>
-                <xsd:element ref="ns2:SharedWithDetails" minOccurs="0"/>
-                <xsd:element ref="ns3:MediaServiceMetadata" minOccurs="0"/>
-                <xsd:element ref="ns3:MediaServiceFastMetadata" minOccurs="0"/>
-                <xsd:element ref="ns3:MediaServiceDateTaken" minOccurs="0"/>
-                <xsd:element ref="ns3:MediaServiceObjectDetectorVersions" minOccurs="0"/>
-                <xsd:element ref="ns3:MediaLengthInSeconds" minOccurs="0"/>
-                <xsd:element ref="ns3:MediaServiceLocation" minOccurs="0"/>
-                <xsd:element ref="ns3:MediaServiceGenerationTime" minOccurs="0"/>
-                <xsd:element ref="ns3:MediaServiceEventHashCode" minOccurs="0"/>
-                <xsd:element ref="ns3:lcf76f155ced4ddcb4097134ff3c332f" minOccurs="0"/>
-                <xsd:element ref="ns2:TaxCatchAll" minOccurs="0"/>
-                <xsd:element ref="ns3:MediaServiceOCR" minOccurs="0"/>
-                <xsd:element ref="ns3:MediaServiceSearchProperties" minOccurs="0"/>
+                <xsd:element ref="ns2:MediaServiceMetadata" minOccurs="0"/>
+                <xsd:element ref="ns2:MediaServiceFastMetadata" minOccurs="0"/>
+                <xsd:element ref="ns2:MediaServiceSearchProperties" minOccurs="0"/>
+                <xsd:element ref="ns2:MediaServiceDateTaken" minOccurs="0"/>
+                <xsd:element ref="ns2:lcf76f155ced4ddcb4097134ff3c332f" minOccurs="0"/>
+                <xsd:element ref="ns3:TaxCatchAll" minOccurs="0"/>
+                <xsd:element ref="ns2:MediaServiceOCR" minOccurs="0"/>
+                <xsd:element ref="ns2:MediaServiceGenerationTime" minOccurs="0"/>
+                <xsd:element ref="ns2:MediaServiceEventHashCode" minOccurs="0"/>
+                <xsd:element ref="ns2:MediaLengthInSeconds" minOccurs="0"/>
               </xsd:all>
             </xsd:complexType>
           </xsd:element>
@@ -29166,78 +29255,41 @@
       </xsd:complexType>
     </xsd:element>
   </xsd:schema>
-  <xsd:schema xmlns:xsd="http://www.w3.org/2001/XMLSchema" xmlns:xs="http://www.w3.org/2001/XMLSchema" xmlns:dms="http://schemas.microsoft.com/office/2006/documentManagement/types" xmlns:pc="http://schemas.microsoft.com/office/infopath/2007/PartnerControls" targetNamespace="cb45339b-ced9-4d0d-8f64-77573914d53b" elementFormDefault="qualified">
+  <xsd:schema xmlns:xsd="http://www.w3.org/2001/XMLSchema" xmlns:xs="http://www.w3.org/2001/XMLSchema" xmlns:dms="http://schemas.microsoft.com/office/2006/documentManagement/types" xmlns:pc="http://schemas.microsoft.com/office/infopath/2007/PartnerControls" targetNamespace="2b6b437a-5846-4934-ac66-7de06297595b" elementFormDefault="qualified">
     <xsd:import namespace="http://schemas.microsoft.com/office/2006/documentManagement/types"/>
     <xsd:import namespace="http://schemas.microsoft.com/office/infopath/2007/PartnerControls"/>
-    <xsd:element name="SharedWithUsers" ma:index="8" nillable="true" ma:displayName="Compartido con" ma:internalName="SharedWithUsers" ma:readOnly="true">
+    <xsd:element name="MediaServiceMetadata" ma:index="8" nillable="true" ma:displayName="MediaServiceMetadata" ma:hidden="true" ma:internalName="MediaServiceMetadata" ma:readOnly="true">
+      <xsd:simpleType>
+        <xsd:restriction base="dms:Note"/>
+      </xsd:simpleType>
+    </xsd:element>
+    <xsd:element name="MediaServiceFastMetadata" ma:index="9" nillable="true" ma:displayName="MediaServiceFastMetadata" ma:hidden="true" ma:internalName="MediaServiceFastMetadata" ma:readOnly="true">
+      <xsd:simpleType>
+        <xsd:restriction base="dms:Note"/>
+      </xsd:simpleType>
+    </xsd:element>
+    <xsd:element name="MediaServiceSearchProperties" ma:index="10" nillable="true" ma:displayName="MediaServiceSearchProperties" ma:hidden="true" ma:internalName="MediaServiceSearchProperties" ma:readOnly="true">
+      <xsd:simpleType>
+        <xsd:restriction base="dms:Note"/>
+      </xsd:simpleType>
+    </xsd:element>
+    <xsd:element name="MediaServiceDateTaken" ma:index="11" nillable="true" ma:displayName="MediaServiceDateTaken" ma:hidden="true" ma:indexed="true" ma:internalName="MediaServiceDateTaken" ma:readOnly="true">
+      <xsd:simpleType>
+        <xsd:restriction base="dms:Text"/>
+      </xsd:simpleType>
+    </xsd:element>
+    <xsd:element name="lcf76f155ced4ddcb4097134ff3c332f" ma:index="13" nillable="true" ma:taxonomy="true" ma:internalName="lcf76f155ced4ddcb4097134ff3c332f" ma:taxonomyFieldName="MediaServiceImageTags" ma:displayName="Etiquetas de imagen" ma:readOnly="false" ma:fieldId="{5cf76f15-5ced-4ddc-b409-7134ff3c332f}" ma:taxonomyMulti="true" ma:sspId="d33c8c81-5745-4931-bcc4-c2aeafe86780" ma:termSetId="09814cd3-568e-fe90-9814-8d621ff8fb84" ma:anchorId="fba54fb3-c3e1-fe81-a776-ca4b69148c4d" ma:open="true" ma:isKeyword="false">
       <xsd:complexType>
-        <xsd:complexContent>
-          <xsd:extension base="dms:UserMulti">
-            <xsd:sequence>
-              <xsd:element name="UserInfo" minOccurs="0" maxOccurs="unbounded">
-                <xsd:complexType>
-                  <xsd:sequence>
-                    <xsd:element name="DisplayName" type="xsd:string" minOccurs="0"/>
-                    <xsd:element name="AccountId" type="dms:UserId" minOccurs="0" nillable="true"/>
-                    <xsd:element name="AccountType" type="xsd:string" minOccurs="0"/>
-                  </xsd:sequence>
-                </xsd:complexType>
-              </xsd:element>
-            </xsd:sequence>
-          </xsd:extension>
-        </xsd:complexContent>
+        <xsd:sequence>
+          <xsd:element ref="pc:Terms" minOccurs="0" maxOccurs="1"/>
+        </xsd:sequence>
       </xsd:complexType>
     </xsd:element>
-    <xsd:element name="SharedWithDetails" ma:index="9" nillable="true" ma:displayName="Detalles de uso compartido" ma:internalName="SharedWithDetails" ma:readOnly="true">
+    <xsd:element name="MediaServiceOCR" ma:index="15" nillable="true" ma:displayName="Extracted Text" ma:internalName="MediaServiceOCR" ma:readOnly="true">
       <xsd:simpleType>
         <xsd:restriction base="dms:Note">
           <xsd:maxLength value="255"/>
         </xsd:restriction>
-      </xsd:simpleType>
-    </xsd:element>
-    <xsd:element name="TaxCatchAll" ma:index="20" nillable="true" ma:displayName="Taxonomy Catch All Column" ma:hidden="true" ma:list="{2f40a149-578b-41a1-8845-c88bc1831770}" ma:internalName="TaxCatchAll" ma:showField="CatchAllData" ma:web="cb45339b-ced9-4d0d-8f64-77573914d53b">
-      <xsd:complexType>
-        <xsd:complexContent>
-          <xsd:extension base="dms:MultiChoiceLookup">
-            <xsd:sequence>
-              <xsd:element name="Value" type="dms:Lookup" maxOccurs="unbounded" minOccurs="0" nillable="true"/>
-            </xsd:sequence>
-          </xsd:extension>
-        </xsd:complexContent>
-      </xsd:complexType>
-    </xsd:element>
-  </xsd:schema>
-  <xsd:schema xmlns:xsd="http://www.w3.org/2001/XMLSchema" xmlns:xs="http://www.w3.org/2001/XMLSchema" xmlns:dms="http://schemas.microsoft.com/office/2006/documentManagement/types" xmlns:pc="http://schemas.microsoft.com/office/infopath/2007/PartnerControls" targetNamespace="43a3ca16-9c26-4813-b83f-4aec9927b43f" elementFormDefault="qualified">
-    <xsd:import namespace="http://schemas.microsoft.com/office/2006/documentManagement/types"/>
-    <xsd:import namespace="http://schemas.microsoft.com/office/infopath/2007/PartnerControls"/>
-    <xsd:element name="MediaServiceMetadata" ma:index="10" nillable="true" ma:displayName="MediaServiceMetadata" ma:hidden="true" ma:internalName="MediaServiceMetadata" ma:readOnly="true">
-      <xsd:simpleType>
-        <xsd:restriction base="dms:Note"/>
-      </xsd:simpleType>
-    </xsd:element>
-    <xsd:element name="MediaServiceFastMetadata" ma:index="11" nillable="true" ma:displayName="MediaServiceFastMetadata" ma:hidden="true" ma:internalName="MediaServiceFastMetadata" ma:readOnly="true">
-      <xsd:simpleType>
-        <xsd:restriction base="dms:Note"/>
-      </xsd:simpleType>
-    </xsd:element>
-    <xsd:element name="MediaServiceDateTaken" ma:index="12" nillable="true" ma:displayName="MediaServiceDateTaken" ma:hidden="true" ma:indexed="true" ma:internalName="MediaServiceDateTaken" ma:readOnly="true">
-      <xsd:simpleType>
-        <xsd:restriction base="dms:Text"/>
-      </xsd:simpleType>
-    </xsd:element>
-    <xsd:element name="MediaServiceObjectDetectorVersions" ma:index="13" nillable="true" ma:displayName="MediaServiceObjectDetectorVersions" ma:hidden="true" ma:indexed="true" ma:internalName="MediaServiceObjectDetectorVersions" ma:readOnly="true">
-      <xsd:simpleType>
-        <xsd:restriction base="dms:Text"/>
-      </xsd:simpleType>
-    </xsd:element>
-    <xsd:element name="MediaLengthInSeconds" ma:index="14" nillable="true" ma:displayName="MediaLengthInSeconds" ma:hidden="true" ma:internalName="MediaLengthInSeconds" ma:readOnly="true">
-      <xsd:simpleType>
-        <xsd:restriction base="dms:Unknown"/>
-      </xsd:simpleType>
-    </xsd:element>
-    <xsd:element name="MediaServiceLocation" ma:index="15" nillable="true" ma:displayName="Location" ma:indexed="true" ma:internalName="MediaServiceLocation" ma:readOnly="true">
-      <xsd:simpleType>
-        <xsd:restriction base="dms:Text"/>
       </xsd:simpleType>
     </xsd:element>
     <xsd:element name="MediaServiceGenerationTime" ma:index="16" nillable="true" ma:displayName="MediaServiceGenerationTime" ma:hidden="true" ma:internalName="MediaServiceGenerationTime" ma:readOnly="true">
@@ -29250,24 +29302,25 @@
         <xsd:restriction base="dms:Text"/>
       </xsd:simpleType>
     </xsd:element>
-    <xsd:element name="lcf76f155ced4ddcb4097134ff3c332f" ma:index="19" nillable="true" ma:taxonomy="true" ma:internalName="lcf76f155ced4ddcb4097134ff3c332f" ma:taxonomyFieldName="MediaServiceImageTags" ma:displayName="Etiquetas de imagen" ma:readOnly="false" ma:fieldId="{5cf76f15-5ced-4ddc-b409-7134ff3c332f}" ma:taxonomyMulti="true" ma:sspId="d33c8c81-5745-4931-bcc4-c2aeafe86780" ma:termSetId="09814cd3-568e-fe90-9814-8d621ff8fb84" ma:anchorId="fba54fb3-c3e1-fe81-a776-ca4b69148c4d" ma:open="true" ma:isKeyword="false">
-      <xsd:complexType>
-        <xsd:sequence>
-          <xsd:element ref="pc:Terms" minOccurs="0" maxOccurs="1"/>
-        </xsd:sequence>
-      </xsd:complexType>
-    </xsd:element>
-    <xsd:element name="MediaServiceOCR" ma:index="21" nillable="true" ma:displayName="Extracted Text" ma:internalName="MediaServiceOCR" ma:readOnly="true">
+    <xsd:element name="MediaLengthInSeconds" ma:index="18" nillable="true" ma:displayName="MediaLengthInSeconds" ma:hidden="true" ma:internalName="MediaLengthInSeconds" ma:readOnly="true">
       <xsd:simpleType>
-        <xsd:restriction base="dms:Note">
-          <xsd:maxLength value="255"/>
-        </xsd:restriction>
+        <xsd:restriction base="dms:Unknown"/>
       </xsd:simpleType>
     </xsd:element>
-    <xsd:element name="MediaServiceSearchProperties" ma:index="22" nillable="true" ma:displayName="MediaServiceSearchProperties" ma:hidden="true" ma:internalName="MediaServiceSearchProperties" ma:readOnly="true">
-      <xsd:simpleType>
-        <xsd:restriction base="dms:Note"/>
-      </xsd:simpleType>
+  </xsd:schema>
+  <xsd:schema xmlns:xsd="http://www.w3.org/2001/XMLSchema" xmlns:xs="http://www.w3.org/2001/XMLSchema" xmlns:dms="http://schemas.microsoft.com/office/2006/documentManagement/types" xmlns:pc="http://schemas.microsoft.com/office/infopath/2007/PartnerControls" targetNamespace="2c0ff4f8-6664-4eb8-8bb0-965f2536cb1b" elementFormDefault="qualified">
+    <xsd:import namespace="http://schemas.microsoft.com/office/2006/documentManagement/types"/>
+    <xsd:import namespace="http://schemas.microsoft.com/office/infopath/2007/PartnerControls"/>
+    <xsd:element name="TaxCatchAll" ma:index="14" nillable="true" ma:displayName="Taxonomy Catch All Column" ma:hidden="true" ma:list="{b1b51f16-9315-4d91-a842-b6a7513aaa38}" ma:internalName="TaxCatchAll" ma:showField="CatchAllData" ma:web="2c0ff4f8-6664-4eb8-8bb0-965f2536cb1b">
+      <xsd:complexType>
+        <xsd:complexContent>
+          <xsd:extension base="dms:MultiChoiceLookup">
+            <xsd:sequence>
+              <xsd:element name="Value" type="dms:Lookup" maxOccurs="unbounded" minOccurs="0" nillable="true"/>
+            </xsd:sequence>
+          </xsd:extension>
+        </xsd:complexContent>
+      </xsd:complexType>
     </xsd:element>
   </xsd:schema>
   <xsd:schema xmlns="http://schemas.openxmlformats.org/package/2006/metadata/core-properties" xmlns:xsd="http://www.w3.org/2001/XMLSchema" xmlns:xsi="http://www.w3.org/2001/XMLSchema-instance" xmlns:dc="http://purl.org/dc/elements/1.1/" xmlns:dcterms="http://purl.org/dc/terms/" xmlns:odoc="http://schemas.microsoft.com/internal/obd" targetNamespace="http://schemas.openxmlformats.org/package/2006/metadata/core-properties" elementFormDefault="qualified" attributeFormDefault="unqualified" blockDefault="#all">
@@ -29369,16 +29422,12 @@
 </ct:contentTypeSchema>
 </file>
 
-<file path=customXml/itemProps1.xml><?xml version="1.0" encoding="utf-8"?>
-<ds:datastoreItem xmlns:ds="http://schemas.openxmlformats.org/officeDocument/2006/customXml" ds:itemID="{842B601F-5E4F-47B6-B0C2-527FCD5998D6}">
-  <ds:schemaRefs>
-    <ds:schemaRef ds:uri="http://schemas.openxmlformats.org/officeDocument/2006/bibliography"/>
-  </ds:schemaRefs>
-</ds:datastoreItem>
+<file path=customXml/item4.xml><?xml version="1.0" encoding="utf-8"?>
+<b:Sources xmlns:b="http://schemas.openxmlformats.org/officeDocument/2006/bibliography" xmlns="http://schemas.openxmlformats.org/officeDocument/2006/bibliography" SelectedStyle="\APASixthEditionOfficeOnline.xsl" StyleName="APA" Version="6"/>
 </file>
 
-<file path=customXml/itemProps2.xml><?xml version="1.0" encoding="utf-8"?>
-<ds:datastoreItem xmlns:ds="http://schemas.openxmlformats.org/officeDocument/2006/customXml" ds:itemID="{BDB6EC19-6FA0-4C96-B636-A72E5C1E0AA8}">
+<file path=customXml/itemProps1.xml><?xml version="1.0" encoding="utf-8"?>
+<ds:datastoreItem xmlns:ds="http://schemas.openxmlformats.org/officeDocument/2006/customXml" ds:itemID="{A792A631-F541-4EE0-B6AE-28F2861FA6E1}">
   <ds:schemaRefs>
     <ds:schemaRef ds:uri="http://schemas.microsoft.com/office/2006/metadata/properties"/>
     <ds:schemaRef ds:uri="http://schemas.microsoft.com/office/infopath/2007/PartnerControls"/>
@@ -29388,29 +29437,22 @@
 </ds:datastoreItem>
 </file>
 
-<file path=customXml/itemProps3.xml><?xml version="1.0" encoding="utf-8"?>
-<ds:datastoreItem xmlns:ds="http://schemas.openxmlformats.org/officeDocument/2006/customXml" ds:itemID="{7E8748ED-5E5A-42DD-9BDE-8CA0FEE3FBF8}">
+<file path=customXml/itemProps2.xml><?xml version="1.0" encoding="utf-8"?>
+<ds:datastoreItem xmlns:ds="http://schemas.openxmlformats.org/officeDocument/2006/customXml" ds:itemID="{2133B64F-EE20-4DB4-BBF4-18BD49B96AF1}">
   <ds:schemaRefs>
     <ds:schemaRef ds:uri="http://schemas.microsoft.com/sharepoint/v3/contenttype/forms"/>
   </ds:schemaRefs>
 </ds:datastoreItem>
 </file>
 
+<file path=customXml/itemProps3.xml><?xml version="1.0" encoding="utf-8"?>
+<ds:datastoreItem xmlns:ds="http://schemas.openxmlformats.org/officeDocument/2006/customXml" ds:itemID="{2C340E96-3382-4749-8F90-020D04675653}"/>
+</file>
+
 <file path=customXml/itemProps4.xml><?xml version="1.0" encoding="utf-8"?>
-<ds:datastoreItem xmlns:ds="http://schemas.openxmlformats.org/officeDocument/2006/customXml" ds:itemID="{C0DF4E73-3DE7-417E-958F-6E14CB5EE4C0}">
+<ds:datastoreItem xmlns:ds="http://schemas.openxmlformats.org/officeDocument/2006/customXml" ds:itemID="{16F4E005-DF31-4242-B45E-AF4C7B413ED9}">
   <ds:schemaRefs>
-    <ds:schemaRef ds:uri="http://schemas.microsoft.com/office/2006/metadata/contentType"/>
-    <ds:schemaRef ds:uri="http://schemas.microsoft.com/office/2006/metadata/properties/metaAttributes"/>
-    <ds:schemaRef ds:uri="http://www.w3.org/2001/XMLSchema"/>
-    <ds:schemaRef ds:uri="http://schemas.microsoft.com/office/2006/metadata/properties"/>
-    <ds:schemaRef ds:uri="cb45339b-ced9-4d0d-8f64-77573914d53b"/>
-    <ds:schemaRef ds:uri="43a3ca16-9c26-4813-b83f-4aec9927b43f"/>
-    <ds:schemaRef ds:uri="http://schemas.microsoft.com/office/2006/documentManagement/types"/>
-    <ds:schemaRef ds:uri="http://schemas.microsoft.com/office/infopath/2007/PartnerControls"/>
-    <ds:schemaRef ds:uri="http://schemas.openxmlformats.org/package/2006/metadata/core-properties"/>
-    <ds:schemaRef ds:uri="http://purl.org/dc/elements/1.1/"/>
-    <ds:schemaRef ds:uri="http://purl.org/dc/terms/"/>
-    <ds:schemaRef ds:uri="http://schemas.microsoft.com/internal/obd"/>
+    <ds:schemaRef ds:uri="http://schemas.openxmlformats.org/officeDocument/2006/bibliography"/>
   </ds:schemaRefs>
 </ds:datastoreItem>
 </file>